--- a/Explaining the Global Diffusion of Montessori 20260327.docx
+++ b/Explaining the Global Diffusion of Montessori 20260327.docx
@@ -8,13 +8,13 @@
         <w:divId w:val="1918320244"/>
         <w:rPr>
           <w:rFonts w:ascii="var(--jp-content-font-family)" w:eastAsia="Times New Roman" w:hAnsi="var(--jp-content-font-family)"/>
-          <w:lang w:val="en"/>
+          <w:lang w:val="en-US"/>
         </w:rPr>
       </w:pPr>
       <w:r>
         <w:rPr>
           <w:rFonts w:ascii="var(--jp-content-font-family)" w:eastAsia="Times New Roman" w:hAnsi="var(--jp-content-font-family)"/>
-          <w:lang w:val="en"/>
+          <w:lang w:val="en-US"/>
         </w:rPr>
         <w:t>Explaining the Global Diffusion of Montessori Education: Economic, Social, and Institutional Drivers</w:t>
       </w:r>
@@ -24,7 +24,7 @@
             <w:rStyle w:val="Hyperlink"/>
             <w:rFonts w:ascii="var(--jp-content-font-family)" w:eastAsia="Times New Roman" w:hAnsi="var(--jp-content-font-family)"/>
             <w:vanish/>
-            <w:lang w:val="en"/>
+            <w:lang w:val="en-US"/>
           </w:rPr>
           <w:t>¶</w:t>
         </w:r>
@@ -36,13 +36,13 @@
         <w:divId w:val="515047763"/>
         <w:rPr>
           <w:rFonts w:ascii="var(--jp-content-font-family)" w:eastAsia="Times New Roman" w:hAnsi="var(--jp-content-font-family)"/>
-          <w:lang w:val="en"/>
+          <w:lang w:val="en-US"/>
         </w:rPr>
       </w:pPr>
       <w:r>
         <w:rPr>
           <w:rFonts w:ascii="var(--jp-content-font-family)" w:eastAsia="Times New Roman" w:hAnsi="var(--jp-content-font-family)"/>
-          <w:lang w:val="en"/>
+          <w:lang w:val="en-US"/>
         </w:rPr>
         <w:t>Data, Measurement, and Interpretation</w:t>
       </w:r>
@@ -52,7 +52,7 @@
             <w:rStyle w:val="Hyperlink"/>
             <w:rFonts w:ascii="var(--jp-content-font-family)" w:eastAsia="Times New Roman" w:hAnsi="var(--jp-content-font-family)"/>
             <w:vanish/>
-            <w:lang w:val="en"/>
+            <w:lang w:val="en-US"/>
           </w:rPr>
           <w:t>¶</w:t>
         </w:r>
@@ -64,13 +64,13 @@
         <w:divId w:val="862476024"/>
         <w:rPr>
           <w:rFonts w:ascii="var(--jp-content-font-family)" w:hAnsi="var(--jp-content-font-family)"/>
-          <w:lang w:val="en"/>
-        </w:rPr>
-      </w:pPr>
-      <w:r>
-        <w:rPr>
-          <w:rFonts w:ascii="var(--jp-content-font-family)" w:hAnsi="var(--jp-content-font-family)"/>
-          <w:lang w:val="en"/>
+          <w:lang w:val="en-US"/>
+        </w:rPr>
+      </w:pPr>
+      <w:r>
+        <w:rPr>
+          <w:rFonts w:ascii="var(--jp-content-font-family)" w:hAnsi="var(--jp-content-font-family)"/>
+          <w:lang w:val="en-US"/>
         </w:rPr>
         <w:t>A natural starting point for this study is the dataset compiled by Debs et al. (2022), which provides one of the first systematic estimates of the global distribution of Montessori schools. By assembling country-level counts, their work enables comparative analysis across national contexts. At the same time, the dataset is subject to inherent limitations of decentralized and heterogeneous data collection, including varying definitions of “Montessori,” incomplete reporting, and reliance on aggregated estimates. Accordingly, the reported figures are best interpreted as approximate orders of magnitude rather than precise counts. Moreover, the degree of uncertainty is likely to scale with country size, implying substantially larger absolute deviations for large countries. In this context, apparent irregularities or unexpected patterns in the data should, in the first instance, be interpreted cautiously and may reflect reporting limitations rather than substantive differences. The reassessment of Austrian data in this study illustrates these issues and motivates a more cautious interpretation of global Montessori figures.</w:t>
       </w:r>
@@ -81,13 +81,13 @@
         <w:divId w:val="862476024"/>
         <w:rPr>
           <w:rFonts w:ascii="var(--jp-content-font-family)" w:hAnsi="var(--jp-content-font-family)"/>
-          <w:lang w:val="en"/>
-        </w:rPr>
-      </w:pPr>
-      <w:r>
-        <w:rPr>
-          <w:rFonts w:ascii="var(--jp-content-font-family)" w:hAnsi="var(--jp-content-font-family)"/>
-          <w:lang w:val="en"/>
+          <w:lang w:val="en-US"/>
+        </w:rPr>
+      </w:pPr>
+      <w:r>
+        <w:rPr>
+          <w:rFonts w:ascii="var(--jp-content-font-family)" w:hAnsi="var(--jp-content-font-family)"/>
+          <w:lang w:val="en-US"/>
         </w:rPr>
         <w:t>To complement absolute school counts, this study introduces Montessori density, defined as the number of schools per million inhabitants, as an additional dependent variable. This measure allows for more meaningful cross-country comparison by accounting for population size and capturing the relative penetration of Montessori education. In contrast to absolute counts, which span several orders of magnitude and exhibit scale-dependent uncertainty, density is bounded within a narrower range, reducing the relative impact of measurement uncertainty. While school counts remain informative for assessing overall scale and potential international influence, density provides a more robust indicator of national diffusion. Together, both measures enable a more nuanced interpretation of the global distribution of Montessori education.</w:t>
       </w:r>
@@ -98,13 +98,13 @@
         <w:divId w:val="1655529606"/>
         <w:rPr>
           <w:rFonts w:ascii="var(--jp-content-font-family)" w:hAnsi="var(--jp-content-font-family)"/>
-          <w:lang w:val="en"/>
-        </w:rPr>
-      </w:pPr>
-      <w:r>
-        <w:rPr>
-          <w:rFonts w:ascii="var(--jp-content-font-family)" w:hAnsi="var(--jp-content-font-family)"/>
-          <w:lang w:val="en"/>
+          <w:lang w:val="en-US"/>
+        </w:rPr>
+      </w:pPr>
+      <w:r>
+        <w:rPr>
+          <w:rFonts w:ascii="var(--jp-content-font-family)" w:hAnsi="var(--jp-content-font-family)"/>
+          <w:lang w:val="en-US"/>
         </w:rPr>
         <w:t>To ensure the robustness and comparability of the analysis, the ranking of countries by Montessori density is restricted to countries with sufficiently large populations. Very small populations lead to instability in the denominator, as minor changes in the number of schools result in disproportionately large variations in density, limiting interpretability. Countries with small numbers of Montessori schools are retained in the dataset, but their estimates are interpreted with caution, as density values may be sensitive to small absolute changes. This approach preserves the global scope of the dataset while ensuring greater stability in the comparative analysis.</w:t>
       </w:r>
@@ -115,13 +115,13 @@
         <w:divId w:val="1428114832"/>
         <w:rPr>
           <w:rFonts w:ascii="var(--jp-content-font-family)" w:eastAsia="Times New Roman" w:hAnsi="var(--jp-content-font-family)"/>
-          <w:lang w:val="en"/>
+          <w:lang w:val="en-US"/>
         </w:rPr>
       </w:pPr>
       <w:r>
         <w:rPr>
           <w:rFonts w:ascii="var(--jp-content-font-family)" w:eastAsia="Times New Roman" w:hAnsi="var(--jp-content-font-family)"/>
-          <w:lang w:val="en"/>
+          <w:lang w:val="en-US"/>
         </w:rPr>
         <w:t>Linking Country-Level Conditions to Montessori Density</w:t>
       </w:r>
@@ -131,7 +131,7 @@
             <w:rStyle w:val="Hyperlink"/>
             <w:rFonts w:ascii="var(--jp-content-font-family)" w:eastAsia="Times New Roman" w:hAnsi="var(--jp-content-font-family)"/>
             <w:vanish/>
-            <w:lang w:val="en"/>
+            <w:lang w:val="en-US"/>
           </w:rPr>
           <w:t>¶</w:t>
         </w:r>
@@ -143,13 +143,13 @@
         <w:divId w:val="1096056692"/>
         <w:rPr>
           <w:rFonts w:ascii="var(--jp-content-font-family)" w:eastAsia="Times New Roman" w:hAnsi="var(--jp-content-font-family)"/>
-          <w:lang w:val="en"/>
+          <w:lang w:val="en-US"/>
         </w:rPr>
       </w:pPr>
       <w:r>
         <w:rPr>
           <w:rFonts w:ascii="var(--jp-content-font-family)" w:eastAsia="Times New Roman" w:hAnsi="var(--jp-content-font-family)"/>
-          <w:lang w:val="en"/>
+          <w:lang w:val="en-US"/>
         </w:rPr>
         <w:t>Descriptive Patterns</w:t>
       </w:r>
@@ -159,7 +159,7 @@
             <w:rStyle w:val="Hyperlink"/>
             <w:rFonts w:ascii="var(--jp-content-font-family)" w:eastAsia="Times New Roman" w:hAnsi="var(--jp-content-font-family)"/>
             <w:vanish/>
-            <w:lang w:val="en"/>
+            <w:lang w:val="en-US"/>
           </w:rPr>
           <w:t>¶</w:t>
         </w:r>
@@ -171,32 +171,16 @@
         <w:divId w:val="1176534265"/>
         <w:rPr>
           <w:rFonts w:ascii="var(--jp-content-font-family)" w:hAnsi="var(--jp-content-font-family)"/>
-          <w:lang w:val="en"/>
-        </w:rPr>
-      </w:pPr>
-      <w:r>
-        <w:rPr>
-          <w:rFonts w:ascii="var(--jp-content-font-family)" w:hAnsi="var(--jp-content-font-family)"/>
-          <w:lang w:val="en"/>
+          <w:lang w:val="en-US"/>
+        </w:rPr>
+      </w:pPr>
+      <w:r>
+        <w:rPr>
+          <w:rFonts w:ascii="var(--jp-content-font-family)" w:hAnsi="var(--jp-content-font-family)"/>
+          <w:lang w:val="en-US"/>
         </w:rPr>
         <w:lastRenderedPageBreak/>
-        <w:t xml:space="preserve">The distribution of Montessori school density across countries is highly </w:t>
-      </w:r>
-      <w:proofErr w:type="gramStart"/>
-      <w:r>
-        <w:rPr>
-          <w:rFonts w:ascii="var(--jp-content-font-family)" w:hAnsi="var(--jp-content-font-family)"/>
-          <w:lang w:val="en"/>
-        </w:rPr>
-        <w:t>right-skewed</w:t>
-      </w:r>
-      <w:proofErr w:type="gramEnd"/>
-      <w:r>
-        <w:rPr>
-          <w:rFonts w:ascii="var(--jp-content-font-family)" w:hAnsi="var(--jp-content-font-family)"/>
-          <w:lang w:val="en"/>
-        </w:rPr>
-        <w:t xml:space="preserve"> in its original scale, with most countries exhibiting low density and only a small number reaching substantially higher values. This indicates a strongly uneven global distribution.</w:t>
+        <w:t>The distribution of Montessori school density across countries is highly right-skewed in its original scale, with most countries exhibiting low density and only a small number reaching substantially higher values. This indicates a strongly uneven global distribution.</w:t>
       </w:r>
     </w:p>
     <w:p>
@@ -205,13 +189,13 @@
         <w:divId w:val="1176534265"/>
         <w:rPr>
           <w:rFonts w:ascii="var(--jp-content-font-family)" w:hAnsi="var(--jp-content-font-family)"/>
-          <w:lang w:val="en"/>
-        </w:rPr>
-      </w:pPr>
-      <w:r>
-        <w:rPr>
-          <w:rFonts w:ascii="var(--jp-content-font-family)" w:hAnsi="var(--jp-content-font-family)"/>
-          <w:lang w:val="en"/>
+          <w:lang w:val="en-US"/>
+        </w:rPr>
+      </w:pPr>
+      <w:r>
+        <w:rPr>
+          <w:rFonts w:ascii="var(--jp-content-font-family)" w:hAnsi="var(--jp-content-font-family)"/>
+          <w:lang w:val="en-US"/>
         </w:rPr>
         <w:t>To better understand the underlying structure, the variable is analyzed on a logarithmic scale. The log-transformed distribution is approximately unimodal and shows a roughly symmetric shape, with a peak around log10(density) ≈ 0. This corresponds to a density level of approximately one Montessori school per unit, suggesting that most countries cluster around a similar order of magnitude despite large absolute differences.</w:t>
       </w:r>
@@ -221,12 +205,15 @@
         <w:pStyle w:val="StandardWeb"/>
         <w:keepNext/>
         <w:divId w:val="2063483618"/>
+        <w:rPr>
+          <w:lang w:val="en-US"/>
+        </w:rPr>
       </w:pPr>
       <w:r>
         <w:rPr>
           <w:rFonts w:ascii="var(--jp-content-font-family)" w:hAnsi="var(--jp-content-font-family)"/>
           <w:noProof/>
-          <w:lang w:val="en"/>
+          <w:lang w:val="en-US"/>
         </w:rPr>
         <w:drawing>
           <wp:inline distT="0" distB="0" distL="0" distR="0" wp14:anchorId="1089030F" wp14:editId="0B0EEFD6">
@@ -277,217 +264,52 @@
         <w:divId w:val="2063483618"/>
         <w:rPr>
           <w:rFonts w:ascii="var(--jp-content-font-family)" w:hAnsi="var(--jp-content-font-family)"/>
-          <w:lang w:val="en"/>
-        </w:rPr>
-      </w:pPr>
-      <w:r>
+          <w:lang w:val="en-US"/>
+        </w:rPr>
+      </w:pPr>
+      <w:r>
+        <w:rPr>
+          <w:lang w:val="en-US"/>
+        </w:rPr>
         <w:t xml:space="preserve">Figure </w:t>
       </w:r>
-      <w:fldSimple w:instr=" SEQ Figure \* ARABIC ">
-        <w:r>
-          <w:rPr>
-            <w:noProof/>
-          </w:rPr>
-          <w:t>1</w:t>
-        </w:r>
-      </w:fldSimple>
-      <w:r>
-        <w:t xml:space="preserve"> </w:t>
-      </w:r>
-      <w:r>
-        <w:t xml:space="preserve">Distribution </w:t>
-      </w:r>
-      <w:proofErr w:type="spellStart"/>
-      <w:r>
-        <w:t>of</w:t>
-      </w:r>
-      <w:proofErr w:type="spellEnd"/>
-      <w:r>
-        <w:t xml:space="preserve"> Montessori </w:t>
-      </w:r>
-      <w:proofErr w:type="spellStart"/>
-      <w:r>
-        <w:t>school</w:t>
-      </w:r>
-      <w:proofErr w:type="spellEnd"/>
-      <w:r>
-        <w:t xml:space="preserve"> </w:t>
-      </w:r>
-      <w:proofErr w:type="spellStart"/>
-      <w:r>
-        <w:t>density</w:t>
-      </w:r>
-      <w:proofErr w:type="spellEnd"/>
-      <w:r>
-        <w:t xml:space="preserve"> </w:t>
-      </w:r>
-      <w:proofErr w:type="spellStart"/>
-      <w:r>
-        <w:t>across</w:t>
-      </w:r>
-      <w:proofErr w:type="spellEnd"/>
-      <w:r>
-        <w:t xml:space="preserve"> countries on a </w:t>
-      </w:r>
-      <w:proofErr w:type="spellStart"/>
-      <w:r>
-        <w:t>logarithmic</w:t>
-      </w:r>
-      <w:proofErr w:type="spellEnd"/>
-      <w:r>
-        <w:t xml:space="preserve"> </w:t>
-      </w:r>
-      <w:proofErr w:type="spellStart"/>
-      <w:r>
-        <w:t>scale</w:t>
-      </w:r>
-      <w:proofErr w:type="spellEnd"/>
-      <w:r>
-        <w:t xml:space="preserve">. The </w:t>
-      </w:r>
-      <w:proofErr w:type="spellStart"/>
-      <w:r>
-        <w:t>near-symmetric</w:t>
-      </w:r>
-      <w:proofErr w:type="spellEnd"/>
-      <w:r>
-        <w:t xml:space="preserve"> </w:t>
-      </w:r>
-      <w:proofErr w:type="spellStart"/>
-      <w:r>
-        <w:t>shape</w:t>
-      </w:r>
-      <w:proofErr w:type="spellEnd"/>
-      <w:r>
-        <w:t xml:space="preserve"> </w:t>
-      </w:r>
-      <w:proofErr w:type="spellStart"/>
-      <w:r>
-        <w:t>supports</w:t>
-      </w:r>
-      <w:proofErr w:type="spellEnd"/>
-      <w:r>
-        <w:t xml:space="preserve"> </w:t>
-      </w:r>
-      <w:proofErr w:type="spellStart"/>
-      <w:r>
-        <w:t>the</w:t>
-      </w:r>
-      <w:proofErr w:type="spellEnd"/>
-      <w:r>
-        <w:t xml:space="preserve"> </w:t>
-      </w:r>
-      <w:proofErr w:type="spellStart"/>
-      <w:r>
-        <w:t>use</w:t>
-      </w:r>
-      <w:proofErr w:type="spellEnd"/>
-      <w:r>
-        <w:t xml:space="preserve"> </w:t>
-      </w:r>
-      <w:proofErr w:type="spellStart"/>
-      <w:r>
-        <w:t>of</w:t>
-      </w:r>
-      <w:proofErr w:type="spellEnd"/>
-      <w:r>
-        <w:t xml:space="preserve"> </w:t>
-      </w:r>
-      <w:proofErr w:type="spellStart"/>
-      <w:r>
-        <w:t>logarithmic</w:t>
-      </w:r>
-      <w:proofErr w:type="spellEnd"/>
-      <w:r>
-        <w:t xml:space="preserve"> </w:t>
-      </w:r>
-      <w:proofErr w:type="spellStart"/>
-      <w:r>
-        <w:t>transformations</w:t>
-      </w:r>
-      <w:proofErr w:type="spellEnd"/>
-      <w:r>
-        <w:t xml:space="preserve"> in subsequent </w:t>
-      </w:r>
-      <w:proofErr w:type="spellStart"/>
-      <w:r>
-        <w:t>analysis</w:t>
-      </w:r>
-      <w:proofErr w:type="spellEnd"/>
-      <w:r>
-        <w:t xml:space="preserve"> and </w:t>
-      </w:r>
-      <w:proofErr w:type="spellStart"/>
-      <w:r>
-        <w:t>indicates</w:t>
-      </w:r>
-      <w:proofErr w:type="spellEnd"/>
-      <w:r>
-        <w:t xml:space="preserve"> </w:t>
-      </w:r>
-      <w:proofErr w:type="spellStart"/>
-      <w:r>
-        <w:t>that</w:t>
-      </w:r>
-      <w:proofErr w:type="spellEnd"/>
-      <w:r>
-        <w:t xml:space="preserve"> </w:t>
-      </w:r>
-      <w:proofErr w:type="spellStart"/>
-      <w:r>
-        <w:t>cross-country</w:t>
-      </w:r>
-      <w:proofErr w:type="spellEnd"/>
-      <w:r>
-        <w:t xml:space="preserve"> </w:t>
-      </w:r>
-      <w:proofErr w:type="spellStart"/>
-      <w:r>
-        <w:t>variation</w:t>
-      </w:r>
-      <w:proofErr w:type="spellEnd"/>
-      <w:r>
-        <w:t xml:space="preserve"> </w:t>
-      </w:r>
-      <w:proofErr w:type="spellStart"/>
-      <w:r>
-        <w:t>is</w:t>
-      </w:r>
-      <w:proofErr w:type="spellEnd"/>
-      <w:r>
-        <w:t xml:space="preserve"> </w:t>
-      </w:r>
-      <w:proofErr w:type="spellStart"/>
-      <w:r>
-        <w:t>best</w:t>
-      </w:r>
-      <w:proofErr w:type="spellEnd"/>
-      <w:r>
-        <w:t xml:space="preserve"> </w:t>
-      </w:r>
-      <w:proofErr w:type="spellStart"/>
-      <w:r>
-        <w:t>interpreted</w:t>
-      </w:r>
-      <w:proofErr w:type="spellEnd"/>
-      <w:r>
-        <w:t xml:space="preserve"> in proportional (</w:t>
-      </w:r>
-      <w:proofErr w:type="spellStart"/>
-      <w:r>
-        <w:t>multiplicative</w:t>
-      </w:r>
-      <w:proofErr w:type="spellEnd"/>
-      <w:r>
-        <w:t xml:space="preserve">) </w:t>
-      </w:r>
-      <w:proofErr w:type="spellStart"/>
-      <w:r>
-        <w:t>terms</w:t>
-      </w:r>
-      <w:proofErr w:type="spellEnd"/>
-      <w:r>
-        <w:t>.</w:t>
+      <w:r>
+        <w:rPr>
+          <w:lang w:val="en-US"/>
+        </w:rPr>
+        <w:fldChar w:fldCharType="begin"/>
+      </w:r>
+      <w:r>
+        <w:rPr>
+          <w:lang w:val="en-US"/>
+        </w:rPr>
+        <w:instrText xml:space="preserve"> SEQ Figure \* ARABIC </w:instrText>
+      </w:r>
+      <w:r>
+        <w:rPr>
+          <w:lang w:val="en-US"/>
+        </w:rPr>
+        <w:fldChar w:fldCharType="separate"/>
+      </w:r>
+      <w:r>
+        <w:rPr>
+          <w:noProof/>
+          <w:lang w:val="en-US"/>
+        </w:rPr>
+        <w:t>1</w:t>
+      </w:r>
+      <w:r>
+        <w:rPr>
+          <w:noProof/>
+          <w:lang w:val="en-US"/>
+        </w:rPr>
+        <w:fldChar w:fldCharType="end"/>
+      </w:r>
+      <w:r>
+        <w:rPr>
+          <w:lang w:val="en-US"/>
+        </w:rPr>
+        <w:t xml:space="preserve"> Distribution of Montessori school density across countries on a logarithmic scale. The near-symmetric shape supports the use of logarithmic transformations in subsequent analysis and indicates that cross-country variation is best interpreted in proportional (multiplicative) terms.</w:t>
       </w:r>
     </w:p>
     <w:p>
@@ -496,13 +318,13 @@
         <w:divId w:val="2063483618"/>
         <w:rPr>
           <w:rFonts w:ascii="var(--jp-content-font-family)" w:hAnsi="var(--jp-content-font-family)"/>
-          <w:lang w:val="en"/>
-        </w:rPr>
-      </w:pPr>
-      <w:r>
-        <w:rPr>
-          <w:rFonts w:ascii="var(--jp-content-font-family)" w:hAnsi="var(--jp-content-font-family)"/>
-          <w:lang w:val="en"/>
+          <w:lang w:val="en-US"/>
+        </w:rPr>
+      </w:pPr>
+      <w:r>
+        <w:rPr>
+          <w:rFonts w:ascii="var(--jp-content-font-family)" w:hAnsi="var(--jp-content-font-family)"/>
+          <w:lang w:val="en-US"/>
         </w:rPr>
         <w:t>The emergence of a near-symmetric distribution in log space indicates that Montessori density follows a pattern consistent with multiplicative processes. In other words, differences between countries are better understood in proportional terms rather than absolute levels. This indicates that cross-country variation in Montessori density reflects multiplicative differences, with countries differing by orders of magnitude rather than by fixed increments. A slight right skew remains, reflecting a small number of countries with particularly high Montessori density.</w:t>
       </w:r>
@@ -513,13 +335,13 @@
         <w:divId w:val="2063483618"/>
         <w:rPr>
           <w:rFonts w:ascii="var(--jp-content-font-family)" w:hAnsi="var(--jp-content-font-family)"/>
-          <w:lang w:val="en"/>
-        </w:rPr>
-      </w:pPr>
-      <w:r>
-        <w:rPr>
-          <w:rFonts w:ascii="var(--jp-content-font-family)" w:hAnsi="var(--jp-content-font-family)"/>
-          <w:lang w:val="en"/>
+          <w:lang w:val="en-US"/>
+        </w:rPr>
+      </w:pPr>
+      <w:r>
+        <w:rPr>
+          <w:rFonts w:ascii="var(--jp-content-font-family)" w:hAnsi="var(--jp-content-font-family)"/>
+          <w:lang w:val="en-US"/>
         </w:rPr>
         <w:t>Overall, the results point to substantial cross-country heterogeneity, but with an underlying structure that becomes visible when considering the distribution on a logarithmic scale.</w:t>
       </w:r>
@@ -530,69 +352,70 @@
         <w:divId w:val="2063483618"/>
         <w:rPr>
           <w:rFonts w:ascii="var(--jp-content-font-family)" w:hAnsi="var(--jp-content-font-family)"/>
-          <w:lang w:val="en"/>
-        </w:rPr>
-      </w:pPr>
-      <w:r>
-        <w:rPr>
-          <w:rFonts w:ascii="var(--jp-content-font-family)" w:hAnsi="var(--jp-content-font-family)"/>
-          <w:lang w:val="en"/>
-        </w:rPr>
-        <w:t>Following</w:t>
-      </w:r>
-      <w:r>
-        <w:rPr>
-          <w:rFonts w:ascii="var(--jp-content-font-family)" w:hAnsi="var(--jp-content-font-family)"/>
-          <w:lang w:val="en"/>
-        </w:rPr>
-        <w:t xml:space="preserve"> table presents the top 10 countries by Montessori density for countries with a population above 500.000 inhabitants.</w:t>
+          <w:lang w:val="en-US"/>
+        </w:rPr>
+      </w:pPr>
+      <w:r>
+        <w:rPr>
+          <w:rFonts w:ascii="var(--jp-content-font-family)" w:hAnsi="var(--jp-content-font-family)"/>
+          <w:lang w:val="en-US"/>
+        </w:rPr>
+        <w:t>Following table presents the top 10 countries by Montessori density for countries with a population above 500.000 inhabitants.</w:t>
+      </w:r>
+    </w:p>
+    <w:p>
+      <w:pPr>
+        <w:divId w:val="2063483618"/>
+        <w:rPr>
+          <w:lang w:val="en-US"/>
+        </w:rPr>
+      </w:pPr>
+      <w:r>
+        <w:rPr>
+          <w:lang w:val="en-US"/>
+        </w:rPr>
+        <w:br w:type="page"/>
       </w:r>
     </w:p>
     <w:tbl>
       <w:tblPr>
+        <w:tblStyle w:val="EinfacheTabelle4"/>
         <w:tblW w:w="0" w:type="auto"/>
-        <w:tblCellSpacing w:w="15" w:type="dxa"/>
-        <w:tblCellMar>
-          <w:top w:w="15" w:type="dxa"/>
-          <w:left w:w="15" w:type="dxa"/>
-          <w:bottom w:w="15" w:type="dxa"/>
-          <w:right w:w="15" w:type="dxa"/>
-        </w:tblCellMar>
         <w:tblLook w:val="04A0" w:firstRow="1" w:lastRow="0" w:firstColumn="1" w:lastColumn="0" w:noHBand="0" w:noVBand="1"/>
       </w:tblPr>
       <w:tblGrid>
-        <w:gridCol w:w="636"/>
-        <w:gridCol w:w="1347"/>
-        <w:gridCol w:w="794"/>
-        <w:gridCol w:w="2147"/>
-        <w:gridCol w:w="2055"/>
+        <w:gridCol w:w="777"/>
+        <w:gridCol w:w="1503"/>
+        <w:gridCol w:w="950"/>
+        <w:gridCol w:w="2303"/>
+        <w:gridCol w:w="2196"/>
       </w:tblGrid>
       <w:tr>
         <w:trPr>
+          <w:cnfStyle w:val="100000000000" w:firstRow="1" w:lastRow="0" w:firstColumn="0" w:lastColumn="0" w:oddVBand="0" w:evenVBand="0" w:oddHBand="0" w:evenHBand="0" w:firstRowFirstColumn="0" w:firstRowLastColumn="0" w:lastRowFirstColumn="0" w:lastRowLastColumn="0"/>
           <w:divId w:val="2063483618"/>
-          <w:tblHeader/>
-          <w:tblCellSpacing w:w="15" w:type="dxa"/>
         </w:trPr>
         <w:tc>
           <w:tcPr>
+            <w:cnfStyle w:val="001000000000" w:firstRow="0" w:lastRow="0" w:firstColumn="1" w:lastColumn="0" w:oddVBand="0" w:evenVBand="0" w:oddHBand="0" w:evenHBand="0" w:firstRowFirstColumn="0" w:firstRowLastColumn="0" w:lastRowFirstColumn="0" w:lastRowLastColumn="0"/>
             <w:tcW w:w="0" w:type="auto"/>
-            <w:vAlign w:val="center"/>
             <w:hideMark/>
           </w:tcPr>
           <w:p>
             <w:pPr>
               <w:rPr>
                 <w:rFonts w:eastAsia="Times New Roman"/>
-                <w:b/>
-                <w:bCs/>
+                <w:b w:val="0"/>
+                <w:bCs w:val="0"/>
+                <w:lang w:val="en-US"/>
               </w:rPr>
             </w:pPr>
             <w:r>
               <w:rPr>
                 <w:rFonts w:eastAsia="Times New Roman"/>
-                <w:b/>
-                <w:bCs/>
-              </w:rPr>
+                <w:lang w:val="en-US"/>
+              </w:rPr>
+              <w:lastRenderedPageBreak/>
               <w:t>Rank</w:t>
             </w:r>
           </w:p>
@@ -600,22 +423,22 @@
         <w:tc>
           <w:tcPr>
             <w:tcW w:w="0" w:type="auto"/>
-            <w:vAlign w:val="center"/>
             <w:hideMark/>
           </w:tcPr>
           <w:p>
             <w:pPr>
-              <w:rPr>
-                <w:rFonts w:eastAsia="Times New Roman"/>
-                <w:b/>
-                <w:bCs/>
+              <w:cnfStyle w:val="100000000000" w:firstRow="1" w:lastRow="0" w:firstColumn="0" w:lastColumn="0" w:oddVBand="0" w:evenVBand="0" w:oddHBand="0" w:evenHBand="0" w:firstRowFirstColumn="0" w:firstRowLastColumn="0" w:lastRowFirstColumn="0" w:lastRowLastColumn="0"/>
+              <w:rPr>
+                <w:rFonts w:eastAsia="Times New Roman"/>
+                <w:b w:val="0"/>
+                <w:bCs w:val="0"/>
+                <w:lang w:val="en-US"/>
               </w:rPr>
             </w:pPr>
             <w:r>
               <w:rPr>
                 <w:rFonts w:eastAsia="Times New Roman"/>
-                <w:b/>
-                <w:bCs/>
+                <w:lang w:val="en-US"/>
               </w:rPr>
               <w:t>Country</w:t>
             </w:r>
@@ -624,50 +447,48 @@
         <w:tc>
           <w:tcPr>
             <w:tcW w:w="0" w:type="auto"/>
-            <w:vAlign w:val="center"/>
             <w:hideMark/>
           </w:tcPr>
           <w:p>
             <w:pPr>
               <w:jc w:val="right"/>
-              <w:rPr>
-                <w:rFonts w:eastAsia="Times New Roman"/>
-                <w:b/>
-                <w:bCs/>
+              <w:cnfStyle w:val="100000000000" w:firstRow="1" w:lastRow="0" w:firstColumn="0" w:lastColumn="0" w:oddVBand="0" w:evenVBand="0" w:oddHBand="0" w:evenHBand="0" w:firstRowFirstColumn="0" w:firstRowLastColumn="0" w:lastRowFirstColumn="0" w:lastRowLastColumn="0"/>
+              <w:rPr>
+                <w:rFonts w:eastAsia="Times New Roman"/>
+                <w:b w:val="0"/>
+                <w:bCs w:val="0"/>
+                <w:lang w:val="en-US"/>
               </w:rPr>
             </w:pPr>
-            <w:proofErr w:type="spellStart"/>
             <w:r>
               <w:rPr>
                 <w:rFonts w:eastAsia="Times New Roman"/>
-                <w:b/>
-                <w:bCs/>
+                <w:lang w:val="en-US"/>
               </w:rPr>
               <w:t>Census</w:t>
             </w:r>
-            <w:proofErr w:type="spellEnd"/>
           </w:p>
         </w:tc>
         <w:tc>
           <w:tcPr>
             <w:tcW w:w="0" w:type="auto"/>
-            <w:vAlign w:val="center"/>
             <w:hideMark/>
           </w:tcPr>
           <w:p>
             <w:pPr>
               <w:jc w:val="right"/>
-              <w:rPr>
-                <w:rFonts w:eastAsia="Times New Roman"/>
-                <w:b/>
-                <w:bCs/>
+              <w:cnfStyle w:val="100000000000" w:firstRow="1" w:lastRow="0" w:firstColumn="0" w:lastColumn="0" w:oddVBand="0" w:evenVBand="0" w:oddHBand="0" w:evenHBand="0" w:firstRowFirstColumn="0" w:firstRowLastColumn="0" w:lastRowFirstColumn="0" w:lastRowLastColumn="0"/>
+              <w:rPr>
+                <w:rFonts w:eastAsia="Times New Roman"/>
+                <w:b w:val="0"/>
+                <w:bCs w:val="0"/>
+                <w:lang w:val="en-US"/>
               </w:rPr>
             </w:pPr>
             <w:r>
               <w:rPr>
                 <w:rFonts w:eastAsia="Times New Roman"/>
-                <w:b/>
-                <w:bCs/>
+                <w:lang w:val="en-US"/>
               </w:rPr>
               <w:t>Population (Million)</w:t>
             </w:r>
@@ -676,23 +497,23 @@
         <w:tc>
           <w:tcPr>
             <w:tcW w:w="0" w:type="auto"/>
-            <w:vAlign w:val="center"/>
             <w:hideMark/>
           </w:tcPr>
           <w:p>
             <w:pPr>
               <w:jc w:val="right"/>
-              <w:rPr>
-                <w:rFonts w:eastAsia="Times New Roman"/>
-                <w:b/>
-                <w:bCs/>
+              <w:cnfStyle w:val="100000000000" w:firstRow="1" w:lastRow="0" w:firstColumn="0" w:lastColumn="0" w:oddVBand="0" w:evenVBand="0" w:oddHBand="0" w:evenHBand="0" w:firstRowFirstColumn="0" w:firstRowLastColumn="0" w:lastRowFirstColumn="0" w:lastRowLastColumn="0"/>
+              <w:rPr>
+                <w:rFonts w:eastAsia="Times New Roman"/>
+                <w:b w:val="0"/>
+                <w:bCs w:val="0"/>
+                <w:lang w:val="en-US"/>
               </w:rPr>
             </w:pPr>
             <w:r>
               <w:rPr>
                 <w:rFonts w:eastAsia="Times New Roman"/>
-                <w:b/>
-                <w:bCs/>
+                <w:lang w:val="en-US"/>
               </w:rPr>
               <w:t>Montessori Density</w:t>
             </w:r>
@@ -701,24 +522,26 @@
       </w:tr>
       <w:tr>
         <w:trPr>
+          <w:cnfStyle w:val="000000100000" w:firstRow="0" w:lastRow="0" w:firstColumn="0" w:lastColumn="0" w:oddVBand="0" w:evenVBand="0" w:oddHBand="1" w:evenHBand="0" w:firstRowFirstColumn="0" w:firstRowLastColumn="0" w:lastRowFirstColumn="0" w:lastRowLastColumn="0"/>
           <w:divId w:val="2063483618"/>
-          <w:tblCellSpacing w:w="15" w:type="dxa"/>
         </w:trPr>
         <w:tc>
           <w:tcPr>
+            <w:cnfStyle w:val="001000000000" w:firstRow="0" w:lastRow="0" w:firstColumn="1" w:lastColumn="0" w:oddVBand="0" w:evenVBand="0" w:oddHBand="0" w:evenHBand="0" w:firstRowFirstColumn="0" w:firstRowLastColumn="0" w:lastRowFirstColumn="0" w:lastRowLastColumn="0"/>
             <w:tcW w:w="0" w:type="auto"/>
-            <w:vAlign w:val="center"/>
             <w:hideMark/>
           </w:tcPr>
           <w:p>
             <w:pPr>
               <w:rPr>
                 <w:rFonts w:eastAsia="Times New Roman"/>
+                <w:lang w:val="en-US"/>
               </w:rPr>
             </w:pPr>
             <w:r>
               <w:rPr>
                 <w:rFonts w:eastAsia="Times New Roman"/>
+                <w:lang w:val="en-US"/>
               </w:rPr>
               <w:t>1</w:t>
             </w:r>
@@ -727,18 +550,20 @@
         <w:tc>
           <w:tcPr>
             <w:tcW w:w="0" w:type="auto"/>
-            <w:vAlign w:val="center"/>
             <w:hideMark/>
           </w:tcPr>
           <w:p>
             <w:pPr>
-              <w:rPr>
-                <w:rFonts w:eastAsia="Times New Roman"/>
+              <w:cnfStyle w:val="000000100000" w:firstRow="0" w:lastRow="0" w:firstColumn="0" w:lastColumn="0" w:oddVBand="0" w:evenVBand="0" w:oddHBand="1" w:evenHBand="0" w:firstRowFirstColumn="0" w:firstRowLastColumn="0" w:lastRowFirstColumn="0" w:lastRowLastColumn="0"/>
+              <w:rPr>
+                <w:rFonts w:eastAsia="Times New Roman"/>
+                <w:lang w:val="en-US"/>
               </w:rPr>
             </w:pPr>
             <w:r>
               <w:rPr>
                 <w:rFonts w:eastAsia="Times New Roman"/>
+                <w:lang w:val="en-US"/>
               </w:rPr>
               <w:t>New Zealand</w:t>
             </w:r>
@@ -747,19 +572,21 @@
         <w:tc>
           <w:tcPr>
             <w:tcW w:w="0" w:type="auto"/>
-            <w:vAlign w:val="center"/>
             <w:hideMark/>
           </w:tcPr>
           <w:p>
             <w:pPr>
               <w:jc w:val="right"/>
-              <w:rPr>
-                <w:rFonts w:eastAsia="Times New Roman"/>
+              <w:cnfStyle w:val="000000100000" w:firstRow="0" w:lastRow="0" w:firstColumn="0" w:lastColumn="0" w:oddVBand="0" w:evenVBand="0" w:oddHBand="1" w:evenHBand="0" w:firstRowFirstColumn="0" w:firstRowLastColumn="0" w:lastRowFirstColumn="0" w:lastRowLastColumn="0"/>
+              <w:rPr>
+                <w:rFonts w:eastAsia="Times New Roman"/>
+                <w:lang w:val="en-US"/>
               </w:rPr>
             </w:pPr>
             <w:r>
               <w:rPr>
                 <w:rFonts w:eastAsia="Times New Roman"/>
+                <w:lang w:val="en-US"/>
               </w:rPr>
               <w:t>169</w:t>
             </w:r>
@@ -768,19 +595,21 @@
         <w:tc>
           <w:tcPr>
             <w:tcW w:w="0" w:type="auto"/>
-            <w:vAlign w:val="center"/>
             <w:hideMark/>
           </w:tcPr>
           <w:p>
             <w:pPr>
               <w:jc w:val="right"/>
-              <w:rPr>
-                <w:rFonts w:eastAsia="Times New Roman"/>
+              <w:cnfStyle w:val="000000100000" w:firstRow="0" w:lastRow="0" w:firstColumn="0" w:lastColumn="0" w:oddVBand="0" w:evenVBand="0" w:oddHBand="1" w:evenHBand="0" w:firstRowFirstColumn="0" w:firstRowLastColumn="0" w:lastRowFirstColumn="0" w:lastRowLastColumn="0"/>
+              <w:rPr>
+                <w:rFonts w:eastAsia="Times New Roman"/>
+                <w:lang w:val="en-US"/>
               </w:rPr>
             </w:pPr>
             <w:r>
               <w:rPr>
                 <w:rFonts w:eastAsia="Times New Roman"/>
+                <w:lang w:val="en-US"/>
               </w:rPr>
               <w:t>5.3</w:t>
             </w:r>
@@ -789,19 +618,21 @@
         <w:tc>
           <w:tcPr>
             <w:tcW w:w="0" w:type="auto"/>
-            <w:vAlign w:val="center"/>
             <w:hideMark/>
           </w:tcPr>
           <w:p>
             <w:pPr>
               <w:jc w:val="right"/>
-              <w:rPr>
-                <w:rFonts w:eastAsia="Times New Roman"/>
+              <w:cnfStyle w:val="000000100000" w:firstRow="0" w:lastRow="0" w:firstColumn="0" w:lastColumn="0" w:oddVBand="0" w:evenVBand="0" w:oddHBand="1" w:evenHBand="0" w:firstRowFirstColumn="0" w:firstRowLastColumn="0" w:lastRowFirstColumn="0" w:lastRowLastColumn="0"/>
+              <w:rPr>
+                <w:rFonts w:eastAsia="Times New Roman"/>
+                <w:lang w:val="en-US"/>
               </w:rPr>
             </w:pPr>
             <w:r>
               <w:rPr>
                 <w:rFonts w:eastAsia="Times New Roman"/>
+                <w:lang w:val="en-US"/>
               </w:rPr>
               <w:t>32.0</w:t>
             </w:r>
@@ -811,23 +642,24 @@
       <w:tr>
         <w:trPr>
           <w:divId w:val="2063483618"/>
-          <w:tblCellSpacing w:w="15" w:type="dxa"/>
         </w:trPr>
         <w:tc>
           <w:tcPr>
+            <w:cnfStyle w:val="001000000000" w:firstRow="0" w:lastRow="0" w:firstColumn="1" w:lastColumn="0" w:oddVBand="0" w:evenVBand="0" w:oddHBand="0" w:evenHBand="0" w:firstRowFirstColumn="0" w:firstRowLastColumn="0" w:lastRowFirstColumn="0" w:lastRowLastColumn="0"/>
             <w:tcW w:w="0" w:type="auto"/>
-            <w:vAlign w:val="center"/>
             <w:hideMark/>
           </w:tcPr>
           <w:p>
             <w:pPr>
               <w:rPr>
                 <w:rFonts w:eastAsia="Times New Roman"/>
+                <w:lang w:val="en-US"/>
               </w:rPr>
             </w:pPr>
             <w:r>
               <w:rPr>
                 <w:rFonts w:eastAsia="Times New Roman"/>
+                <w:lang w:val="en-US"/>
               </w:rPr>
               <w:t>2</w:t>
             </w:r>
@@ -836,18 +668,20 @@
         <w:tc>
           <w:tcPr>
             <w:tcW w:w="0" w:type="auto"/>
-            <w:vAlign w:val="center"/>
             <w:hideMark/>
           </w:tcPr>
           <w:p>
             <w:pPr>
-              <w:rPr>
-                <w:rFonts w:eastAsia="Times New Roman"/>
+              <w:cnfStyle w:val="000000000000" w:firstRow="0" w:lastRow="0" w:firstColumn="0" w:lastColumn="0" w:oddVBand="0" w:evenVBand="0" w:oddHBand="0" w:evenHBand="0" w:firstRowFirstColumn="0" w:firstRowLastColumn="0" w:lastRowFirstColumn="0" w:lastRowLastColumn="0"/>
+              <w:rPr>
+                <w:rFonts w:eastAsia="Times New Roman"/>
+                <w:lang w:val="en-US"/>
               </w:rPr>
             </w:pPr>
             <w:r>
               <w:rPr>
                 <w:rFonts w:eastAsia="Times New Roman"/>
+                <w:lang w:val="en-US"/>
               </w:rPr>
               <w:t>Luxembourg</w:t>
             </w:r>
@@ -856,19 +690,21 @@
         <w:tc>
           <w:tcPr>
             <w:tcW w:w="0" w:type="auto"/>
-            <w:vAlign w:val="center"/>
             <w:hideMark/>
           </w:tcPr>
           <w:p>
             <w:pPr>
               <w:jc w:val="right"/>
-              <w:rPr>
-                <w:rFonts w:eastAsia="Times New Roman"/>
+              <w:cnfStyle w:val="000000000000" w:firstRow="0" w:lastRow="0" w:firstColumn="0" w:lastColumn="0" w:oddVBand="0" w:evenVBand="0" w:oddHBand="0" w:evenHBand="0" w:firstRowFirstColumn="0" w:firstRowLastColumn="0" w:lastRowFirstColumn="0" w:lastRowLastColumn="0"/>
+              <w:rPr>
+                <w:rFonts w:eastAsia="Times New Roman"/>
+                <w:lang w:val="en-US"/>
               </w:rPr>
             </w:pPr>
             <w:r>
               <w:rPr>
                 <w:rFonts w:eastAsia="Times New Roman"/>
+                <w:lang w:val="en-US"/>
               </w:rPr>
               <w:t>18</w:t>
             </w:r>
@@ -877,19 +713,21 @@
         <w:tc>
           <w:tcPr>
             <w:tcW w:w="0" w:type="auto"/>
-            <w:vAlign w:val="center"/>
             <w:hideMark/>
           </w:tcPr>
           <w:p>
             <w:pPr>
               <w:jc w:val="right"/>
-              <w:rPr>
-                <w:rFonts w:eastAsia="Times New Roman"/>
+              <w:cnfStyle w:val="000000000000" w:firstRow="0" w:lastRow="0" w:firstColumn="0" w:lastColumn="0" w:oddVBand="0" w:evenVBand="0" w:oddHBand="0" w:evenHBand="0" w:firstRowFirstColumn="0" w:firstRowLastColumn="0" w:lastRowFirstColumn="0" w:lastRowLastColumn="0"/>
+              <w:rPr>
+                <w:rFonts w:eastAsia="Times New Roman"/>
+                <w:lang w:val="en-US"/>
               </w:rPr>
             </w:pPr>
             <w:r>
               <w:rPr>
                 <w:rFonts w:eastAsia="Times New Roman"/>
+                <w:lang w:val="en-US"/>
               </w:rPr>
               <w:t>0.7</w:t>
             </w:r>
@@ -898,19 +736,21 @@
         <w:tc>
           <w:tcPr>
             <w:tcW w:w="0" w:type="auto"/>
-            <w:vAlign w:val="center"/>
             <w:hideMark/>
           </w:tcPr>
           <w:p>
             <w:pPr>
               <w:jc w:val="right"/>
-              <w:rPr>
-                <w:rFonts w:eastAsia="Times New Roman"/>
+              <w:cnfStyle w:val="000000000000" w:firstRow="0" w:lastRow="0" w:firstColumn="0" w:lastColumn="0" w:oddVBand="0" w:evenVBand="0" w:oddHBand="0" w:evenHBand="0" w:firstRowFirstColumn="0" w:firstRowLastColumn="0" w:lastRowFirstColumn="0" w:lastRowLastColumn="0"/>
+              <w:rPr>
+                <w:rFonts w:eastAsia="Times New Roman"/>
+                <w:lang w:val="en-US"/>
               </w:rPr>
             </w:pPr>
             <w:r>
               <w:rPr>
                 <w:rFonts w:eastAsia="Times New Roman"/>
+                <w:lang w:val="en-US"/>
               </w:rPr>
               <w:t>26.6</w:t>
             </w:r>
@@ -919,26 +759,27 @@
       </w:tr>
       <w:tr>
         <w:trPr>
+          <w:cnfStyle w:val="000000100000" w:firstRow="0" w:lastRow="0" w:firstColumn="0" w:lastColumn="0" w:oddVBand="0" w:evenVBand="0" w:oddHBand="1" w:evenHBand="0" w:firstRowFirstColumn="0" w:firstRowLastColumn="0" w:lastRowFirstColumn="0" w:lastRowLastColumn="0"/>
           <w:divId w:val="2063483618"/>
-          <w:tblCellSpacing w:w="15" w:type="dxa"/>
         </w:trPr>
         <w:tc>
           <w:tcPr>
+            <w:cnfStyle w:val="001000000000" w:firstRow="0" w:lastRow="0" w:firstColumn="1" w:lastColumn="0" w:oddVBand="0" w:evenVBand="0" w:oddHBand="0" w:evenHBand="0" w:firstRowFirstColumn="0" w:firstRowLastColumn="0" w:lastRowFirstColumn="0" w:lastRowLastColumn="0"/>
             <w:tcW w:w="0" w:type="auto"/>
-            <w:vAlign w:val="center"/>
             <w:hideMark/>
           </w:tcPr>
           <w:p>
             <w:pPr>
               <w:rPr>
                 <w:rFonts w:eastAsia="Times New Roman"/>
+                <w:lang w:val="en-US"/>
               </w:rPr>
             </w:pPr>
             <w:r>
               <w:rPr>
                 <w:rFonts w:eastAsia="Times New Roman"/>
-              </w:rPr>
-              <w:lastRenderedPageBreak/>
+                <w:lang w:val="en-US"/>
+              </w:rPr>
               <w:t>3</w:t>
             </w:r>
           </w:p>
@@ -946,41 +787,43 @@
         <w:tc>
           <w:tcPr>
             <w:tcW w:w="0" w:type="auto"/>
-            <w:vAlign w:val="center"/>
             <w:hideMark/>
           </w:tcPr>
           <w:p>
             <w:pPr>
-              <w:rPr>
-                <w:rFonts w:eastAsia="Times New Roman"/>
+              <w:cnfStyle w:val="000000100000" w:firstRow="0" w:lastRow="0" w:firstColumn="0" w:lastColumn="0" w:oddVBand="0" w:evenVBand="0" w:oddHBand="1" w:evenHBand="0" w:firstRowFirstColumn="0" w:firstRowLastColumn="0" w:lastRowFirstColumn="0" w:lastRowLastColumn="0"/>
+              <w:rPr>
+                <w:rFonts w:eastAsia="Times New Roman"/>
+                <w:lang w:val="en-US"/>
               </w:rPr>
             </w:pPr>
-            <w:proofErr w:type="spellStart"/>
             <w:r>
               <w:rPr>
                 <w:rFonts w:eastAsia="Times New Roman"/>
+                <w:lang w:val="en-US"/>
               </w:rPr>
               <w:t>Norway</w:t>
             </w:r>
-            <w:proofErr w:type="spellEnd"/>
           </w:p>
         </w:tc>
         <w:tc>
           <w:tcPr>
             <w:tcW w:w="0" w:type="auto"/>
-            <w:vAlign w:val="center"/>
             <w:hideMark/>
           </w:tcPr>
           <w:p>
             <w:pPr>
               <w:jc w:val="right"/>
-              <w:rPr>
-                <w:rFonts w:eastAsia="Times New Roman"/>
+              <w:cnfStyle w:val="000000100000" w:firstRow="0" w:lastRow="0" w:firstColumn="0" w:lastColumn="0" w:oddVBand="0" w:evenVBand="0" w:oddHBand="1" w:evenHBand="0" w:firstRowFirstColumn="0" w:firstRowLastColumn="0" w:lastRowFirstColumn="0" w:lastRowLastColumn="0"/>
+              <w:rPr>
+                <w:rFonts w:eastAsia="Times New Roman"/>
+                <w:lang w:val="en-US"/>
               </w:rPr>
             </w:pPr>
             <w:r>
               <w:rPr>
                 <w:rFonts w:eastAsia="Times New Roman"/>
+                <w:lang w:val="en-US"/>
               </w:rPr>
               <w:t>130</w:t>
             </w:r>
@@ -989,19 +832,21 @@
         <w:tc>
           <w:tcPr>
             <w:tcW w:w="0" w:type="auto"/>
-            <w:vAlign w:val="center"/>
             <w:hideMark/>
           </w:tcPr>
           <w:p>
             <w:pPr>
               <w:jc w:val="right"/>
-              <w:rPr>
-                <w:rFonts w:eastAsia="Times New Roman"/>
+              <w:cnfStyle w:val="000000100000" w:firstRow="0" w:lastRow="0" w:firstColumn="0" w:lastColumn="0" w:oddVBand="0" w:evenVBand="0" w:oddHBand="1" w:evenHBand="0" w:firstRowFirstColumn="0" w:firstRowLastColumn="0" w:lastRowFirstColumn="0" w:lastRowLastColumn="0"/>
+              <w:rPr>
+                <w:rFonts w:eastAsia="Times New Roman"/>
+                <w:lang w:val="en-US"/>
               </w:rPr>
             </w:pPr>
             <w:r>
               <w:rPr>
                 <w:rFonts w:eastAsia="Times New Roman"/>
+                <w:lang w:val="en-US"/>
               </w:rPr>
               <w:t>5.6</w:t>
             </w:r>
@@ -1010,19 +855,21 @@
         <w:tc>
           <w:tcPr>
             <w:tcW w:w="0" w:type="auto"/>
-            <w:vAlign w:val="center"/>
             <w:hideMark/>
           </w:tcPr>
           <w:p>
             <w:pPr>
               <w:jc w:val="right"/>
-              <w:rPr>
-                <w:rFonts w:eastAsia="Times New Roman"/>
+              <w:cnfStyle w:val="000000100000" w:firstRow="0" w:lastRow="0" w:firstColumn="0" w:lastColumn="0" w:oddVBand="0" w:evenVBand="0" w:oddHBand="1" w:evenHBand="0" w:firstRowFirstColumn="0" w:firstRowLastColumn="0" w:lastRowFirstColumn="0" w:lastRowLastColumn="0"/>
+              <w:rPr>
+                <w:rFonts w:eastAsia="Times New Roman"/>
+                <w:lang w:val="en-US"/>
               </w:rPr>
             </w:pPr>
             <w:r>
               <w:rPr>
                 <w:rFonts w:eastAsia="Times New Roman"/>
+                <w:lang w:val="en-US"/>
               </w:rPr>
               <w:t>23.3</w:t>
             </w:r>
@@ -1032,23 +879,24 @@
       <w:tr>
         <w:trPr>
           <w:divId w:val="2063483618"/>
-          <w:tblCellSpacing w:w="15" w:type="dxa"/>
         </w:trPr>
         <w:tc>
           <w:tcPr>
+            <w:cnfStyle w:val="001000000000" w:firstRow="0" w:lastRow="0" w:firstColumn="1" w:lastColumn="0" w:oddVBand="0" w:evenVBand="0" w:oddHBand="0" w:evenHBand="0" w:firstRowFirstColumn="0" w:firstRowLastColumn="0" w:lastRowFirstColumn="0" w:lastRowLastColumn="0"/>
             <w:tcW w:w="0" w:type="auto"/>
-            <w:vAlign w:val="center"/>
             <w:hideMark/>
           </w:tcPr>
           <w:p>
             <w:pPr>
               <w:rPr>
                 <w:rFonts w:eastAsia="Times New Roman"/>
+                <w:lang w:val="en-US"/>
               </w:rPr>
             </w:pPr>
             <w:r>
               <w:rPr>
                 <w:rFonts w:eastAsia="Times New Roman"/>
+                <w:lang w:val="en-US"/>
               </w:rPr>
               <w:t>4</w:t>
             </w:r>
@@ -1057,18 +905,20 @@
         <w:tc>
           <w:tcPr>
             <w:tcW w:w="0" w:type="auto"/>
-            <w:vAlign w:val="center"/>
             <w:hideMark/>
           </w:tcPr>
           <w:p>
             <w:pPr>
-              <w:rPr>
-                <w:rFonts w:eastAsia="Times New Roman"/>
+              <w:cnfStyle w:val="000000000000" w:firstRow="0" w:lastRow="0" w:firstColumn="0" w:lastColumn="0" w:oddVBand="0" w:evenVBand="0" w:oddHBand="0" w:evenHBand="0" w:firstRowFirstColumn="0" w:firstRowLastColumn="0" w:lastRowFirstColumn="0" w:lastRowLastColumn="0"/>
+              <w:rPr>
+                <w:rFonts w:eastAsia="Times New Roman"/>
+                <w:lang w:val="en-US"/>
               </w:rPr>
             </w:pPr>
             <w:r>
               <w:rPr>
                 <w:rFonts w:eastAsia="Times New Roman"/>
+                <w:lang w:val="en-US"/>
               </w:rPr>
               <w:t>Canada</w:t>
             </w:r>
@@ -1077,19 +927,21 @@
         <w:tc>
           <w:tcPr>
             <w:tcW w:w="0" w:type="auto"/>
-            <w:vAlign w:val="center"/>
             <w:hideMark/>
           </w:tcPr>
           <w:p>
             <w:pPr>
               <w:jc w:val="right"/>
-              <w:rPr>
-                <w:rFonts w:eastAsia="Times New Roman"/>
+              <w:cnfStyle w:val="000000000000" w:firstRow="0" w:lastRow="0" w:firstColumn="0" w:lastColumn="0" w:oddVBand="0" w:evenVBand="0" w:oddHBand="0" w:evenHBand="0" w:firstRowFirstColumn="0" w:firstRowLastColumn="0" w:lastRowFirstColumn="0" w:lastRowLastColumn="0"/>
+              <w:rPr>
+                <w:rFonts w:eastAsia="Times New Roman"/>
+                <w:lang w:val="en-US"/>
               </w:rPr>
             </w:pPr>
             <w:r>
               <w:rPr>
                 <w:rFonts w:eastAsia="Times New Roman"/>
+                <w:lang w:val="en-US"/>
               </w:rPr>
               <w:t>900</w:t>
             </w:r>
@@ -1098,19 +950,21 @@
         <w:tc>
           <w:tcPr>
             <w:tcW w:w="0" w:type="auto"/>
-            <w:vAlign w:val="center"/>
             <w:hideMark/>
           </w:tcPr>
           <w:p>
             <w:pPr>
               <w:jc w:val="right"/>
-              <w:rPr>
-                <w:rFonts w:eastAsia="Times New Roman"/>
+              <w:cnfStyle w:val="000000000000" w:firstRow="0" w:lastRow="0" w:firstColumn="0" w:lastColumn="0" w:oddVBand="0" w:evenVBand="0" w:oddHBand="0" w:evenHBand="0" w:firstRowFirstColumn="0" w:firstRowLastColumn="0" w:lastRowFirstColumn="0" w:lastRowLastColumn="0"/>
+              <w:rPr>
+                <w:rFonts w:eastAsia="Times New Roman"/>
+                <w:lang w:val="en-US"/>
               </w:rPr>
             </w:pPr>
             <w:r>
               <w:rPr>
                 <w:rFonts w:eastAsia="Times New Roman"/>
+                <w:lang w:val="en-US"/>
               </w:rPr>
               <w:t>41.3</w:t>
             </w:r>
@@ -1119,19 +973,21 @@
         <w:tc>
           <w:tcPr>
             <w:tcW w:w="0" w:type="auto"/>
-            <w:vAlign w:val="center"/>
             <w:hideMark/>
           </w:tcPr>
           <w:p>
             <w:pPr>
               <w:jc w:val="right"/>
-              <w:rPr>
-                <w:rFonts w:eastAsia="Times New Roman"/>
+              <w:cnfStyle w:val="000000000000" w:firstRow="0" w:lastRow="0" w:firstColumn="0" w:lastColumn="0" w:oddVBand="0" w:evenVBand="0" w:oddHBand="0" w:evenHBand="0" w:firstRowFirstColumn="0" w:firstRowLastColumn="0" w:lastRowFirstColumn="0" w:lastRowLastColumn="0"/>
+              <w:rPr>
+                <w:rFonts w:eastAsia="Times New Roman"/>
+                <w:lang w:val="en-US"/>
               </w:rPr>
             </w:pPr>
             <w:r>
               <w:rPr>
                 <w:rFonts w:eastAsia="Times New Roman"/>
+                <w:lang w:val="en-US"/>
               </w:rPr>
               <w:t>21.8</w:t>
             </w:r>
@@ -1140,24 +996,26 @@
       </w:tr>
       <w:tr>
         <w:trPr>
+          <w:cnfStyle w:val="000000100000" w:firstRow="0" w:lastRow="0" w:firstColumn="0" w:lastColumn="0" w:oddVBand="0" w:evenVBand="0" w:oddHBand="1" w:evenHBand="0" w:firstRowFirstColumn="0" w:firstRowLastColumn="0" w:lastRowFirstColumn="0" w:lastRowLastColumn="0"/>
           <w:divId w:val="2063483618"/>
-          <w:tblCellSpacing w:w="15" w:type="dxa"/>
         </w:trPr>
         <w:tc>
           <w:tcPr>
+            <w:cnfStyle w:val="001000000000" w:firstRow="0" w:lastRow="0" w:firstColumn="1" w:lastColumn="0" w:oddVBand="0" w:evenVBand="0" w:oddHBand="0" w:evenHBand="0" w:firstRowFirstColumn="0" w:firstRowLastColumn="0" w:lastRowFirstColumn="0" w:lastRowLastColumn="0"/>
             <w:tcW w:w="0" w:type="auto"/>
-            <w:vAlign w:val="center"/>
             <w:hideMark/>
           </w:tcPr>
           <w:p>
             <w:pPr>
               <w:rPr>
                 <w:rFonts w:eastAsia="Times New Roman"/>
+                <w:lang w:val="en-US"/>
               </w:rPr>
             </w:pPr>
             <w:r>
               <w:rPr>
                 <w:rFonts w:eastAsia="Times New Roman"/>
+                <w:lang w:val="en-US"/>
               </w:rPr>
               <w:t>5</w:t>
             </w:r>
@@ -1166,41 +1024,43 @@
         <w:tc>
           <w:tcPr>
             <w:tcW w:w="0" w:type="auto"/>
-            <w:vAlign w:val="center"/>
             <w:hideMark/>
           </w:tcPr>
           <w:p>
             <w:pPr>
-              <w:rPr>
-                <w:rFonts w:eastAsia="Times New Roman"/>
+              <w:cnfStyle w:val="000000100000" w:firstRow="0" w:lastRow="0" w:firstColumn="0" w:lastColumn="0" w:oddVBand="0" w:evenVBand="0" w:oddHBand="1" w:evenHBand="0" w:firstRowFirstColumn="0" w:firstRowLastColumn="0" w:lastRowFirstColumn="0" w:lastRowLastColumn="0"/>
+              <w:rPr>
+                <w:rFonts w:eastAsia="Times New Roman"/>
+                <w:lang w:val="en-US"/>
               </w:rPr>
             </w:pPr>
-            <w:proofErr w:type="spellStart"/>
             <w:r>
               <w:rPr>
                 <w:rFonts w:eastAsia="Times New Roman"/>
+                <w:lang w:val="en-US"/>
               </w:rPr>
               <w:t>Latvia</w:t>
             </w:r>
-            <w:proofErr w:type="spellEnd"/>
           </w:p>
         </w:tc>
         <w:tc>
           <w:tcPr>
             <w:tcW w:w="0" w:type="auto"/>
-            <w:vAlign w:val="center"/>
             <w:hideMark/>
           </w:tcPr>
           <w:p>
             <w:pPr>
               <w:jc w:val="right"/>
-              <w:rPr>
-                <w:rFonts w:eastAsia="Times New Roman"/>
+              <w:cnfStyle w:val="000000100000" w:firstRow="0" w:lastRow="0" w:firstColumn="0" w:lastColumn="0" w:oddVBand="0" w:evenVBand="0" w:oddHBand="1" w:evenHBand="0" w:firstRowFirstColumn="0" w:firstRowLastColumn="0" w:lastRowFirstColumn="0" w:lastRowLastColumn="0"/>
+              <w:rPr>
+                <w:rFonts w:eastAsia="Times New Roman"/>
+                <w:lang w:val="en-US"/>
               </w:rPr>
             </w:pPr>
             <w:r>
               <w:rPr>
                 <w:rFonts w:eastAsia="Times New Roman"/>
+                <w:lang w:val="en-US"/>
               </w:rPr>
               <w:t>32</w:t>
             </w:r>
@@ -1209,19 +1069,21 @@
         <w:tc>
           <w:tcPr>
             <w:tcW w:w="0" w:type="auto"/>
-            <w:vAlign w:val="center"/>
             <w:hideMark/>
           </w:tcPr>
           <w:p>
             <w:pPr>
               <w:jc w:val="right"/>
-              <w:rPr>
-                <w:rFonts w:eastAsia="Times New Roman"/>
+              <w:cnfStyle w:val="000000100000" w:firstRow="0" w:lastRow="0" w:firstColumn="0" w:lastColumn="0" w:oddVBand="0" w:evenVBand="0" w:oddHBand="1" w:evenHBand="0" w:firstRowFirstColumn="0" w:firstRowLastColumn="0" w:lastRowFirstColumn="0" w:lastRowLastColumn="0"/>
+              <w:rPr>
+                <w:rFonts w:eastAsia="Times New Roman"/>
+                <w:lang w:val="en-US"/>
               </w:rPr>
             </w:pPr>
             <w:r>
               <w:rPr>
                 <w:rFonts w:eastAsia="Times New Roman"/>
+                <w:lang w:val="en-US"/>
               </w:rPr>
               <w:t>1.9</w:t>
             </w:r>
@@ -1230,19 +1092,21 @@
         <w:tc>
           <w:tcPr>
             <w:tcW w:w="0" w:type="auto"/>
-            <w:vAlign w:val="center"/>
             <w:hideMark/>
           </w:tcPr>
           <w:p>
             <w:pPr>
               <w:jc w:val="right"/>
-              <w:rPr>
-                <w:rFonts w:eastAsia="Times New Roman"/>
+              <w:cnfStyle w:val="000000100000" w:firstRow="0" w:lastRow="0" w:firstColumn="0" w:lastColumn="0" w:oddVBand="0" w:evenVBand="0" w:oddHBand="1" w:evenHBand="0" w:firstRowFirstColumn="0" w:firstRowLastColumn="0" w:lastRowFirstColumn="0" w:lastRowLastColumn="0"/>
+              <w:rPr>
+                <w:rFonts w:eastAsia="Times New Roman"/>
+                <w:lang w:val="en-US"/>
               </w:rPr>
             </w:pPr>
             <w:r>
               <w:rPr>
                 <w:rFonts w:eastAsia="Times New Roman"/>
+                <w:lang w:val="en-US"/>
               </w:rPr>
               <w:t>17.1</w:t>
             </w:r>
@@ -1252,23 +1116,24 @@
       <w:tr>
         <w:trPr>
           <w:divId w:val="2063483618"/>
-          <w:tblCellSpacing w:w="15" w:type="dxa"/>
         </w:trPr>
         <w:tc>
           <w:tcPr>
+            <w:cnfStyle w:val="001000000000" w:firstRow="0" w:lastRow="0" w:firstColumn="1" w:lastColumn="0" w:oddVBand="0" w:evenVBand="0" w:oddHBand="0" w:evenHBand="0" w:firstRowFirstColumn="0" w:firstRowLastColumn="0" w:lastRowFirstColumn="0" w:lastRowLastColumn="0"/>
             <w:tcW w:w="0" w:type="auto"/>
-            <w:vAlign w:val="center"/>
             <w:hideMark/>
           </w:tcPr>
           <w:p>
             <w:pPr>
               <w:rPr>
                 <w:rFonts w:eastAsia="Times New Roman"/>
+                <w:lang w:val="en-US"/>
               </w:rPr>
             </w:pPr>
             <w:r>
               <w:rPr>
                 <w:rFonts w:eastAsia="Times New Roman"/>
+                <w:lang w:val="en-US"/>
               </w:rPr>
               <w:t>6</w:t>
             </w:r>
@@ -1277,18 +1142,20 @@
         <w:tc>
           <w:tcPr>
             <w:tcW w:w="0" w:type="auto"/>
-            <w:vAlign w:val="center"/>
             <w:hideMark/>
           </w:tcPr>
           <w:p>
             <w:pPr>
-              <w:rPr>
-                <w:rFonts w:eastAsia="Times New Roman"/>
+              <w:cnfStyle w:val="000000000000" w:firstRow="0" w:lastRow="0" w:firstColumn="0" w:lastColumn="0" w:oddVBand="0" w:evenVBand="0" w:oddHBand="0" w:evenHBand="0" w:firstRowFirstColumn="0" w:firstRowLastColumn="0" w:lastRowFirstColumn="0" w:lastRowLastColumn="0"/>
+              <w:rPr>
+                <w:rFonts w:eastAsia="Times New Roman"/>
+                <w:lang w:val="en-US"/>
               </w:rPr>
             </w:pPr>
             <w:r>
               <w:rPr>
                 <w:rFonts w:eastAsia="Times New Roman"/>
+                <w:lang w:val="en-US"/>
               </w:rPr>
               <w:t>Slovenia</w:t>
             </w:r>
@@ -1297,19 +1164,21 @@
         <w:tc>
           <w:tcPr>
             <w:tcW w:w="0" w:type="auto"/>
-            <w:vAlign w:val="center"/>
             <w:hideMark/>
           </w:tcPr>
           <w:p>
             <w:pPr>
               <w:jc w:val="right"/>
-              <w:rPr>
-                <w:rFonts w:eastAsia="Times New Roman"/>
+              <w:cnfStyle w:val="000000000000" w:firstRow="0" w:lastRow="0" w:firstColumn="0" w:lastColumn="0" w:oddVBand="0" w:evenVBand="0" w:oddHBand="0" w:evenHBand="0" w:firstRowFirstColumn="0" w:firstRowLastColumn="0" w:lastRowFirstColumn="0" w:lastRowLastColumn="0"/>
+              <w:rPr>
+                <w:rFonts w:eastAsia="Times New Roman"/>
+                <w:lang w:val="en-US"/>
               </w:rPr>
             </w:pPr>
             <w:r>
               <w:rPr>
                 <w:rFonts w:eastAsia="Times New Roman"/>
+                <w:lang w:val="en-US"/>
               </w:rPr>
               <w:t>35</w:t>
             </w:r>
@@ -1318,19 +1187,21 @@
         <w:tc>
           <w:tcPr>
             <w:tcW w:w="0" w:type="auto"/>
-            <w:vAlign w:val="center"/>
             <w:hideMark/>
           </w:tcPr>
           <w:p>
             <w:pPr>
               <w:jc w:val="right"/>
-              <w:rPr>
-                <w:rFonts w:eastAsia="Times New Roman"/>
+              <w:cnfStyle w:val="000000000000" w:firstRow="0" w:lastRow="0" w:firstColumn="0" w:lastColumn="0" w:oddVBand="0" w:evenVBand="0" w:oddHBand="0" w:evenHBand="0" w:firstRowFirstColumn="0" w:firstRowLastColumn="0" w:lastRowFirstColumn="0" w:lastRowLastColumn="0"/>
+              <w:rPr>
+                <w:rFonts w:eastAsia="Times New Roman"/>
+                <w:lang w:val="en-US"/>
               </w:rPr>
             </w:pPr>
             <w:r>
               <w:rPr>
                 <w:rFonts w:eastAsia="Times New Roman"/>
+                <w:lang w:val="en-US"/>
               </w:rPr>
               <w:t>2.1</w:t>
             </w:r>
@@ -1339,19 +1210,21 @@
         <w:tc>
           <w:tcPr>
             <w:tcW w:w="0" w:type="auto"/>
-            <w:vAlign w:val="center"/>
             <w:hideMark/>
           </w:tcPr>
           <w:p>
             <w:pPr>
               <w:jc w:val="right"/>
-              <w:rPr>
-                <w:rFonts w:eastAsia="Times New Roman"/>
+              <w:cnfStyle w:val="000000000000" w:firstRow="0" w:lastRow="0" w:firstColumn="0" w:lastColumn="0" w:oddVBand="0" w:evenVBand="0" w:oddHBand="0" w:evenHBand="0" w:firstRowFirstColumn="0" w:firstRowLastColumn="0" w:lastRowFirstColumn="0" w:lastRowLastColumn="0"/>
+              <w:rPr>
+                <w:rFonts w:eastAsia="Times New Roman"/>
+                <w:lang w:val="en-US"/>
               </w:rPr>
             </w:pPr>
             <w:r>
               <w:rPr>
                 <w:rFonts w:eastAsia="Times New Roman"/>
+                <w:lang w:val="en-US"/>
               </w:rPr>
               <w:t>16.5</w:t>
             </w:r>
@@ -1360,24 +1233,26 @@
       </w:tr>
       <w:tr>
         <w:trPr>
+          <w:cnfStyle w:val="000000100000" w:firstRow="0" w:lastRow="0" w:firstColumn="0" w:lastColumn="0" w:oddVBand="0" w:evenVBand="0" w:oddHBand="1" w:evenHBand="0" w:firstRowFirstColumn="0" w:firstRowLastColumn="0" w:lastRowFirstColumn="0" w:lastRowLastColumn="0"/>
           <w:divId w:val="2063483618"/>
-          <w:tblCellSpacing w:w="15" w:type="dxa"/>
         </w:trPr>
         <w:tc>
           <w:tcPr>
+            <w:cnfStyle w:val="001000000000" w:firstRow="0" w:lastRow="0" w:firstColumn="1" w:lastColumn="0" w:oddVBand="0" w:evenVBand="0" w:oddHBand="0" w:evenHBand="0" w:firstRowFirstColumn="0" w:firstRowLastColumn="0" w:lastRowFirstColumn="0" w:lastRowLastColumn="0"/>
             <w:tcW w:w="0" w:type="auto"/>
-            <w:vAlign w:val="center"/>
             <w:hideMark/>
           </w:tcPr>
           <w:p>
             <w:pPr>
               <w:rPr>
                 <w:rFonts w:eastAsia="Times New Roman"/>
+                <w:lang w:val="en-US"/>
               </w:rPr>
             </w:pPr>
             <w:r>
               <w:rPr>
                 <w:rFonts w:eastAsia="Times New Roman"/>
+                <w:lang w:val="en-US"/>
               </w:rPr>
               <w:t>7</w:t>
             </w:r>
@@ -1386,41 +1261,43 @@
         <w:tc>
           <w:tcPr>
             <w:tcW w:w="0" w:type="auto"/>
-            <w:vAlign w:val="center"/>
             <w:hideMark/>
           </w:tcPr>
           <w:p>
             <w:pPr>
-              <w:rPr>
-                <w:rFonts w:eastAsia="Times New Roman"/>
+              <w:cnfStyle w:val="000000100000" w:firstRow="0" w:lastRow="0" w:firstColumn="0" w:lastColumn="0" w:oddVBand="0" w:evenVBand="0" w:oddHBand="1" w:evenHBand="0" w:firstRowFirstColumn="0" w:firstRowLastColumn="0" w:lastRowFirstColumn="0" w:lastRowLastColumn="0"/>
+              <w:rPr>
+                <w:rFonts w:eastAsia="Times New Roman"/>
+                <w:lang w:val="en-US"/>
               </w:rPr>
             </w:pPr>
-            <w:proofErr w:type="spellStart"/>
             <w:r>
               <w:rPr>
                 <w:rFonts w:eastAsia="Times New Roman"/>
+                <w:lang w:val="en-US"/>
               </w:rPr>
               <w:t>Poland</w:t>
             </w:r>
-            <w:proofErr w:type="spellEnd"/>
           </w:p>
         </w:tc>
         <w:tc>
           <w:tcPr>
             <w:tcW w:w="0" w:type="auto"/>
-            <w:vAlign w:val="center"/>
             <w:hideMark/>
           </w:tcPr>
           <w:p>
             <w:pPr>
               <w:jc w:val="right"/>
-              <w:rPr>
-                <w:rFonts w:eastAsia="Times New Roman"/>
+              <w:cnfStyle w:val="000000100000" w:firstRow="0" w:lastRow="0" w:firstColumn="0" w:lastColumn="0" w:oddVBand="0" w:evenVBand="0" w:oddHBand="1" w:evenHBand="0" w:firstRowFirstColumn="0" w:firstRowLastColumn="0" w:lastRowFirstColumn="0" w:lastRowLastColumn="0"/>
+              <w:rPr>
+                <w:rFonts w:eastAsia="Times New Roman"/>
+                <w:lang w:val="en-US"/>
               </w:rPr>
             </w:pPr>
             <w:r>
               <w:rPr>
                 <w:rFonts w:eastAsia="Times New Roman"/>
+                <w:lang w:val="en-US"/>
               </w:rPr>
               <w:t>600</w:t>
             </w:r>
@@ -1429,19 +1306,21 @@
         <w:tc>
           <w:tcPr>
             <w:tcW w:w="0" w:type="auto"/>
-            <w:vAlign w:val="center"/>
             <w:hideMark/>
           </w:tcPr>
           <w:p>
             <w:pPr>
               <w:jc w:val="right"/>
-              <w:rPr>
-                <w:rFonts w:eastAsia="Times New Roman"/>
+              <w:cnfStyle w:val="000000100000" w:firstRow="0" w:lastRow="0" w:firstColumn="0" w:lastColumn="0" w:oddVBand="0" w:evenVBand="0" w:oddHBand="1" w:evenHBand="0" w:firstRowFirstColumn="0" w:firstRowLastColumn="0" w:lastRowFirstColumn="0" w:lastRowLastColumn="0"/>
+              <w:rPr>
+                <w:rFonts w:eastAsia="Times New Roman"/>
+                <w:lang w:val="en-US"/>
               </w:rPr>
             </w:pPr>
             <w:r>
               <w:rPr>
                 <w:rFonts w:eastAsia="Times New Roman"/>
+                <w:lang w:val="en-US"/>
               </w:rPr>
               <w:t>36.6</w:t>
             </w:r>
@@ -1450,19 +1329,21 @@
         <w:tc>
           <w:tcPr>
             <w:tcW w:w="0" w:type="auto"/>
-            <w:vAlign w:val="center"/>
             <w:hideMark/>
           </w:tcPr>
           <w:p>
             <w:pPr>
               <w:jc w:val="right"/>
-              <w:rPr>
-                <w:rFonts w:eastAsia="Times New Roman"/>
+              <w:cnfStyle w:val="000000100000" w:firstRow="0" w:lastRow="0" w:firstColumn="0" w:lastColumn="0" w:oddVBand="0" w:evenVBand="0" w:oddHBand="1" w:evenHBand="0" w:firstRowFirstColumn="0" w:firstRowLastColumn="0" w:lastRowFirstColumn="0" w:lastRowLastColumn="0"/>
+              <w:rPr>
+                <w:rFonts w:eastAsia="Times New Roman"/>
+                <w:lang w:val="en-US"/>
               </w:rPr>
             </w:pPr>
             <w:r>
               <w:rPr>
                 <w:rFonts w:eastAsia="Times New Roman"/>
+                <w:lang w:val="en-US"/>
               </w:rPr>
               <w:t>16.4</w:t>
             </w:r>
@@ -1472,23 +1353,24 @@
       <w:tr>
         <w:trPr>
           <w:divId w:val="2063483618"/>
-          <w:tblCellSpacing w:w="15" w:type="dxa"/>
         </w:trPr>
         <w:tc>
           <w:tcPr>
+            <w:cnfStyle w:val="001000000000" w:firstRow="0" w:lastRow="0" w:firstColumn="1" w:lastColumn="0" w:oddVBand="0" w:evenVBand="0" w:oddHBand="0" w:evenHBand="0" w:firstRowFirstColumn="0" w:firstRowLastColumn="0" w:lastRowFirstColumn="0" w:lastRowLastColumn="0"/>
             <w:tcW w:w="0" w:type="auto"/>
-            <w:vAlign w:val="center"/>
             <w:hideMark/>
           </w:tcPr>
           <w:p>
             <w:pPr>
               <w:rPr>
                 <w:rFonts w:eastAsia="Times New Roman"/>
+                <w:lang w:val="en-US"/>
               </w:rPr>
             </w:pPr>
             <w:r>
               <w:rPr>
                 <w:rFonts w:eastAsia="Times New Roman"/>
+                <w:lang w:val="en-US"/>
               </w:rPr>
               <w:t>8</w:t>
             </w:r>
@@ -1497,41 +1379,43 @@
         <w:tc>
           <w:tcPr>
             <w:tcW w:w="0" w:type="auto"/>
-            <w:vAlign w:val="center"/>
             <w:hideMark/>
           </w:tcPr>
           <w:p>
             <w:pPr>
-              <w:rPr>
-                <w:rFonts w:eastAsia="Times New Roman"/>
+              <w:cnfStyle w:val="000000000000" w:firstRow="0" w:lastRow="0" w:firstColumn="0" w:lastColumn="0" w:oddVBand="0" w:evenVBand="0" w:oddHBand="0" w:evenHBand="0" w:firstRowFirstColumn="0" w:firstRowLastColumn="0" w:lastRowFirstColumn="0" w:lastRowLastColumn="0"/>
+              <w:rPr>
+                <w:rFonts w:eastAsia="Times New Roman"/>
+                <w:lang w:val="en-US"/>
               </w:rPr>
             </w:pPr>
-            <w:proofErr w:type="spellStart"/>
             <w:r>
               <w:rPr>
                 <w:rFonts w:eastAsia="Times New Roman"/>
+                <w:lang w:val="en-US"/>
               </w:rPr>
               <w:t>Ireland</w:t>
             </w:r>
-            <w:proofErr w:type="spellEnd"/>
           </w:p>
         </w:tc>
         <w:tc>
           <w:tcPr>
             <w:tcW w:w="0" w:type="auto"/>
-            <w:vAlign w:val="center"/>
             <w:hideMark/>
           </w:tcPr>
           <w:p>
             <w:pPr>
               <w:jc w:val="right"/>
-              <w:rPr>
-                <w:rFonts w:eastAsia="Times New Roman"/>
+              <w:cnfStyle w:val="000000000000" w:firstRow="0" w:lastRow="0" w:firstColumn="0" w:lastColumn="0" w:oddVBand="0" w:evenVBand="0" w:oddHBand="0" w:evenHBand="0" w:firstRowFirstColumn="0" w:firstRowLastColumn="0" w:lastRowFirstColumn="0" w:lastRowLastColumn="0"/>
+              <w:rPr>
+                <w:rFonts w:eastAsia="Times New Roman"/>
+                <w:lang w:val="en-US"/>
               </w:rPr>
             </w:pPr>
             <w:r>
               <w:rPr>
                 <w:rFonts w:eastAsia="Times New Roman"/>
+                <w:lang w:val="en-US"/>
               </w:rPr>
               <w:t>81</w:t>
             </w:r>
@@ -1540,19 +1424,21 @@
         <w:tc>
           <w:tcPr>
             <w:tcW w:w="0" w:type="auto"/>
-            <w:vAlign w:val="center"/>
             <w:hideMark/>
           </w:tcPr>
           <w:p>
             <w:pPr>
               <w:jc w:val="right"/>
-              <w:rPr>
-                <w:rFonts w:eastAsia="Times New Roman"/>
+              <w:cnfStyle w:val="000000000000" w:firstRow="0" w:lastRow="0" w:firstColumn="0" w:lastColumn="0" w:oddVBand="0" w:evenVBand="0" w:oddHBand="0" w:evenHBand="0" w:firstRowFirstColumn="0" w:firstRowLastColumn="0" w:lastRowFirstColumn="0" w:lastRowLastColumn="0"/>
+              <w:rPr>
+                <w:rFonts w:eastAsia="Times New Roman"/>
+                <w:lang w:val="en-US"/>
               </w:rPr>
             </w:pPr>
             <w:r>
               <w:rPr>
                 <w:rFonts w:eastAsia="Times New Roman"/>
+                <w:lang w:val="en-US"/>
               </w:rPr>
               <w:t>5.4</w:t>
             </w:r>
@@ -1561,19 +1447,21 @@
         <w:tc>
           <w:tcPr>
             <w:tcW w:w="0" w:type="auto"/>
-            <w:vAlign w:val="center"/>
             <w:hideMark/>
           </w:tcPr>
           <w:p>
             <w:pPr>
               <w:jc w:val="right"/>
-              <w:rPr>
-                <w:rFonts w:eastAsia="Times New Roman"/>
+              <w:cnfStyle w:val="000000000000" w:firstRow="0" w:lastRow="0" w:firstColumn="0" w:lastColumn="0" w:oddVBand="0" w:evenVBand="0" w:oddHBand="0" w:evenHBand="0" w:firstRowFirstColumn="0" w:firstRowLastColumn="0" w:lastRowFirstColumn="0" w:lastRowLastColumn="0"/>
+              <w:rPr>
+                <w:rFonts w:eastAsia="Times New Roman"/>
+                <w:lang w:val="en-US"/>
               </w:rPr>
             </w:pPr>
             <w:r>
               <w:rPr>
                 <w:rFonts w:eastAsia="Times New Roman"/>
+                <w:lang w:val="en-US"/>
               </w:rPr>
               <w:t>15.0</w:t>
             </w:r>
@@ -1582,24 +1470,26 @@
       </w:tr>
       <w:tr>
         <w:trPr>
+          <w:cnfStyle w:val="000000100000" w:firstRow="0" w:lastRow="0" w:firstColumn="0" w:lastColumn="0" w:oddVBand="0" w:evenVBand="0" w:oddHBand="1" w:evenHBand="0" w:firstRowFirstColumn="0" w:firstRowLastColumn="0" w:lastRowFirstColumn="0" w:lastRowLastColumn="0"/>
           <w:divId w:val="2063483618"/>
-          <w:tblCellSpacing w:w="15" w:type="dxa"/>
         </w:trPr>
         <w:tc>
           <w:tcPr>
+            <w:cnfStyle w:val="001000000000" w:firstRow="0" w:lastRow="0" w:firstColumn="1" w:lastColumn="0" w:oddVBand="0" w:evenVBand="0" w:oddHBand="0" w:evenHBand="0" w:firstRowFirstColumn="0" w:firstRowLastColumn="0" w:lastRowFirstColumn="0" w:lastRowLastColumn="0"/>
             <w:tcW w:w="0" w:type="auto"/>
-            <w:vAlign w:val="center"/>
             <w:hideMark/>
           </w:tcPr>
           <w:p>
             <w:pPr>
               <w:rPr>
                 <w:rFonts w:eastAsia="Times New Roman"/>
+                <w:lang w:val="en-US"/>
               </w:rPr>
             </w:pPr>
             <w:r>
               <w:rPr>
                 <w:rFonts w:eastAsia="Times New Roman"/>
+                <w:lang w:val="en-US"/>
               </w:rPr>
               <w:t>9</w:t>
             </w:r>
@@ -1608,18 +1498,20 @@
         <w:tc>
           <w:tcPr>
             <w:tcW w:w="0" w:type="auto"/>
-            <w:vAlign w:val="center"/>
             <w:hideMark/>
           </w:tcPr>
           <w:p>
             <w:pPr>
-              <w:rPr>
-                <w:rFonts w:eastAsia="Times New Roman"/>
+              <w:cnfStyle w:val="000000100000" w:firstRow="0" w:lastRow="0" w:firstColumn="0" w:lastColumn="0" w:oddVBand="0" w:evenVBand="0" w:oddHBand="1" w:evenHBand="0" w:firstRowFirstColumn="0" w:firstRowLastColumn="0" w:lastRowFirstColumn="0" w:lastRowLastColumn="0"/>
+              <w:rPr>
+                <w:rFonts w:eastAsia="Times New Roman"/>
+                <w:lang w:val="en-US"/>
               </w:rPr>
             </w:pPr>
             <w:r>
               <w:rPr>
                 <w:rFonts w:eastAsia="Times New Roman"/>
+                <w:lang w:val="en-US"/>
               </w:rPr>
               <w:t>Thailand</w:t>
             </w:r>
@@ -1628,19 +1520,21 @@
         <w:tc>
           <w:tcPr>
             <w:tcW w:w="0" w:type="auto"/>
-            <w:vAlign w:val="center"/>
             <w:hideMark/>
           </w:tcPr>
           <w:p>
             <w:pPr>
               <w:jc w:val="right"/>
-              <w:rPr>
-                <w:rFonts w:eastAsia="Times New Roman"/>
+              <w:cnfStyle w:val="000000100000" w:firstRow="0" w:lastRow="0" w:firstColumn="0" w:lastColumn="0" w:oddVBand="0" w:evenVBand="0" w:oddHBand="1" w:evenHBand="0" w:firstRowFirstColumn="0" w:firstRowLastColumn="0" w:lastRowFirstColumn="0" w:lastRowLastColumn="0"/>
+              <w:rPr>
+                <w:rFonts w:eastAsia="Times New Roman"/>
+                <w:lang w:val="en-US"/>
               </w:rPr>
             </w:pPr>
             <w:r>
               <w:rPr>
                 <w:rFonts w:eastAsia="Times New Roman"/>
+                <w:lang w:val="en-US"/>
               </w:rPr>
               <w:t>1000</w:t>
             </w:r>
@@ -1649,19 +1543,21 @@
         <w:tc>
           <w:tcPr>
             <w:tcW w:w="0" w:type="auto"/>
-            <w:vAlign w:val="center"/>
             <w:hideMark/>
           </w:tcPr>
           <w:p>
             <w:pPr>
               <w:jc w:val="right"/>
-              <w:rPr>
-                <w:rFonts w:eastAsia="Times New Roman"/>
+              <w:cnfStyle w:val="000000100000" w:firstRow="0" w:lastRow="0" w:firstColumn="0" w:lastColumn="0" w:oddVBand="0" w:evenVBand="0" w:oddHBand="1" w:evenHBand="0" w:firstRowFirstColumn="0" w:firstRowLastColumn="0" w:lastRowFirstColumn="0" w:lastRowLastColumn="0"/>
+              <w:rPr>
+                <w:rFonts w:eastAsia="Times New Roman"/>
+                <w:lang w:val="en-US"/>
               </w:rPr>
             </w:pPr>
             <w:r>
               <w:rPr>
                 <w:rFonts w:eastAsia="Times New Roman"/>
+                <w:lang w:val="en-US"/>
               </w:rPr>
               <w:t>71.7</w:t>
             </w:r>
@@ -1670,19 +1566,21 @@
         <w:tc>
           <w:tcPr>
             <w:tcW w:w="0" w:type="auto"/>
-            <w:vAlign w:val="center"/>
             <w:hideMark/>
           </w:tcPr>
           <w:p>
             <w:pPr>
               <w:jc w:val="right"/>
-              <w:rPr>
-                <w:rFonts w:eastAsia="Times New Roman"/>
+              <w:cnfStyle w:val="000000100000" w:firstRow="0" w:lastRow="0" w:firstColumn="0" w:lastColumn="0" w:oddVBand="0" w:evenVBand="0" w:oddHBand="1" w:evenHBand="0" w:firstRowFirstColumn="0" w:firstRowLastColumn="0" w:lastRowFirstColumn="0" w:lastRowLastColumn="0"/>
+              <w:rPr>
+                <w:rFonts w:eastAsia="Times New Roman"/>
+                <w:lang w:val="en-US"/>
               </w:rPr>
             </w:pPr>
             <w:r>
               <w:rPr>
                 <w:rFonts w:eastAsia="Times New Roman"/>
+                <w:lang w:val="en-US"/>
               </w:rPr>
               <w:t>14.0</w:t>
             </w:r>
@@ -1692,23 +1590,24 @@
       <w:tr>
         <w:trPr>
           <w:divId w:val="2063483618"/>
-          <w:tblCellSpacing w:w="15" w:type="dxa"/>
         </w:trPr>
         <w:tc>
           <w:tcPr>
+            <w:cnfStyle w:val="001000000000" w:firstRow="0" w:lastRow="0" w:firstColumn="1" w:lastColumn="0" w:oddVBand="0" w:evenVBand="0" w:oddHBand="0" w:evenHBand="0" w:firstRowFirstColumn="0" w:firstRowLastColumn="0" w:lastRowFirstColumn="0" w:lastRowLastColumn="0"/>
             <w:tcW w:w="0" w:type="auto"/>
-            <w:vAlign w:val="center"/>
             <w:hideMark/>
           </w:tcPr>
           <w:p>
             <w:pPr>
               <w:rPr>
                 <w:rFonts w:eastAsia="Times New Roman"/>
+                <w:lang w:val="en-US"/>
               </w:rPr>
             </w:pPr>
             <w:r>
               <w:rPr>
                 <w:rFonts w:eastAsia="Times New Roman"/>
+                <w:lang w:val="en-US"/>
               </w:rPr>
               <w:t>10</w:t>
             </w:r>
@@ -1717,41 +1616,43 @@
         <w:tc>
           <w:tcPr>
             <w:tcW w:w="0" w:type="auto"/>
-            <w:vAlign w:val="center"/>
             <w:hideMark/>
           </w:tcPr>
           <w:p>
             <w:pPr>
-              <w:rPr>
-                <w:rFonts w:eastAsia="Times New Roman"/>
+              <w:cnfStyle w:val="000000000000" w:firstRow="0" w:lastRow="0" w:firstColumn="0" w:lastColumn="0" w:oddVBand="0" w:evenVBand="0" w:oddHBand="0" w:evenHBand="0" w:firstRowFirstColumn="0" w:firstRowLastColumn="0" w:lastRowFirstColumn="0" w:lastRowLastColumn="0"/>
+              <w:rPr>
+                <w:rFonts w:eastAsia="Times New Roman"/>
+                <w:lang w:val="en-US"/>
               </w:rPr>
             </w:pPr>
-            <w:proofErr w:type="spellStart"/>
             <w:r>
               <w:rPr>
                 <w:rFonts w:eastAsia="Times New Roman"/>
+                <w:lang w:val="en-US"/>
               </w:rPr>
               <w:t>Switzerland</w:t>
             </w:r>
-            <w:proofErr w:type="spellEnd"/>
           </w:p>
         </w:tc>
         <w:tc>
           <w:tcPr>
             <w:tcW w:w="0" w:type="auto"/>
-            <w:vAlign w:val="center"/>
             <w:hideMark/>
           </w:tcPr>
           <w:p>
             <w:pPr>
               <w:jc w:val="right"/>
-              <w:rPr>
-                <w:rFonts w:eastAsia="Times New Roman"/>
+              <w:cnfStyle w:val="000000000000" w:firstRow="0" w:lastRow="0" w:firstColumn="0" w:lastColumn="0" w:oddVBand="0" w:evenVBand="0" w:oddHBand="0" w:evenHBand="0" w:firstRowFirstColumn="0" w:firstRowLastColumn="0" w:lastRowFirstColumn="0" w:lastRowLastColumn="0"/>
+              <w:rPr>
+                <w:rFonts w:eastAsia="Times New Roman"/>
+                <w:lang w:val="en-US"/>
               </w:rPr>
             </w:pPr>
             <w:r>
               <w:rPr>
                 <w:rFonts w:eastAsia="Times New Roman"/>
+                <w:lang w:val="en-US"/>
               </w:rPr>
               <w:t>120</w:t>
             </w:r>
@@ -1760,19 +1661,21 @@
         <w:tc>
           <w:tcPr>
             <w:tcW w:w="0" w:type="auto"/>
-            <w:vAlign w:val="center"/>
             <w:hideMark/>
           </w:tcPr>
           <w:p>
             <w:pPr>
               <w:jc w:val="right"/>
-              <w:rPr>
-                <w:rFonts w:eastAsia="Times New Roman"/>
+              <w:cnfStyle w:val="000000000000" w:firstRow="0" w:lastRow="0" w:firstColumn="0" w:lastColumn="0" w:oddVBand="0" w:evenVBand="0" w:oddHBand="0" w:evenHBand="0" w:firstRowFirstColumn="0" w:firstRowLastColumn="0" w:lastRowFirstColumn="0" w:lastRowLastColumn="0"/>
+              <w:rPr>
+                <w:rFonts w:eastAsia="Times New Roman"/>
+                <w:lang w:val="en-US"/>
               </w:rPr>
             </w:pPr>
             <w:r>
               <w:rPr>
                 <w:rFonts w:eastAsia="Times New Roman"/>
+                <w:lang w:val="en-US"/>
               </w:rPr>
               <w:t>9.0</w:t>
             </w:r>
@@ -1781,19 +1684,21 @@
         <w:tc>
           <w:tcPr>
             <w:tcW w:w="0" w:type="auto"/>
-            <w:vAlign w:val="center"/>
             <w:hideMark/>
           </w:tcPr>
           <w:p>
             <w:pPr>
               <w:jc w:val="right"/>
-              <w:rPr>
-                <w:rFonts w:eastAsia="Times New Roman"/>
+              <w:cnfStyle w:val="000000000000" w:firstRow="0" w:lastRow="0" w:firstColumn="0" w:lastColumn="0" w:oddVBand="0" w:evenVBand="0" w:oddHBand="0" w:evenHBand="0" w:firstRowFirstColumn="0" w:firstRowLastColumn="0" w:lastRowFirstColumn="0" w:lastRowLastColumn="0"/>
+              <w:rPr>
+                <w:rFonts w:eastAsia="Times New Roman"/>
+                <w:lang w:val="en-US"/>
               </w:rPr>
             </w:pPr>
             <w:r>
               <w:rPr>
                 <w:rFonts w:eastAsia="Times New Roman"/>
+                <w:lang w:val="en-US"/>
               </w:rPr>
               <w:t>13.3</w:t>
             </w:r>
@@ -1807,13 +1712,13 @@
         <w:divId w:val="2063483618"/>
         <w:rPr>
           <w:rFonts w:ascii="var(--jp-content-font-family)" w:hAnsi="var(--jp-content-font-family)"/>
-          <w:lang w:val="en"/>
-        </w:rPr>
-      </w:pPr>
-      <w:r>
-        <w:rPr>
-          <w:rFonts w:ascii="var(--jp-content-font-family)" w:hAnsi="var(--jp-content-font-family)"/>
-          <w:lang w:val="en"/>
+          <w:lang w:val="en-US"/>
+        </w:rPr>
+      </w:pPr>
+      <w:r>
+        <w:rPr>
+          <w:rFonts w:ascii="var(--jp-content-font-family)" w:hAnsi="var(--jp-content-font-family)"/>
+          <w:lang w:val="en-US"/>
         </w:rPr>
         <w:t>Notably, only three countries from the top ten by absolute school count (Canada, Poland, and Thailand) also rank among the top ten in Montessori density, highlighting how strongly the choice of metric affects the perceived global distribution of Montessori education.</w:t>
       </w:r>
@@ -1824,13 +1729,13 @@
         <w:divId w:val="2063483618"/>
         <w:rPr>
           <w:rFonts w:ascii="var(--jp-content-font-family)" w:hAnsi="var(--jp-content-font-family)"/>
-          <w:lang w:val="en"/>
-        </w:rPr>
-      </w:pPr>
-      <w:r>
-        <w:rPr>
-          <w:rFonts w:ascii="var(--jp-content-font-family)" w:hAnsi="var(--jp-content-font-family)"/>
-          <w:lang w:val="en"/>
+          <w:lang w:val="en-US"/>
+        </w:rPr>
+      </w:pPr>
+      <w:r>
+        <w:rPr>
+          <w:rFonts w:ascii="var(--jp-content-font-family)" w:hAnsi="var(--jp-content-font-family)"/>
+          <w:lang w:val="en-US"/>
         </w:rPr>
         <w:t>The global distribution of Montessori schools is highly concentrated: the top 11.7% of countries (18 countries) account for 80.2% of all schools worldwide, indicating that absolute counts are dominated by a small number of countries. At the same time, Montessori density varies substantially across countries, with the highest-density countries reaching levels approximately 13 times higher than a typical country. Taken together, these patterns show that Montessori education is both globally concentrated and highly uneven in its relative diffusion.</w:t>
       </w:r>
@@ -1841,15 +1746,22 @@
         <w:divId w:val="2063483618"/>
         <w:rPr>
           <w:rFonts w:ascii="var(--jp-content-font-family)" w:hAnsi="var(--jp-content-font-family)"/>
-          <w:lang w:val="en"/>
-        </w:rPr>
-      </w:pPr>
-      <w:r>
-        <w:rPr>
-          <w:rFonts w:ascii="var(--jp-content-font-family)" w:hAnsi="var(--jp-content-font-family)"/>
-          <w:lang w:val="en"/>
-        </w:rPr>
-        <w:t>To explore how Montessori density relates to broader country-level conditions, we examine its association with a set of economic and social indicators, including GDP per capita, the Human Capital Index (HCI), and the Gini coefficient. GDP per capita serves as a proxy for overall economic development and average income levels, while the HCI captures the level and quality of education and health and thus reflects the broader capacity of a country to develop and sustain educational practices such as Montessori. The Gini coefficient measures the degree of income inequality within a country.</w:t>
+          <w:lang w:val="en-US"/>
+        </w:rPr>
+      </w:pPr>
+      <w:r>
+        <w:rPr>
+          <w:rFonts w:ascii="var(--jp-content-font-family)" w:hAnsi="var(--jp-content-font-family)"/>
+          <w:lang w:val="en-US"/>
+        </w:rPr>
+        <w:t xml:space="preserve">To explore how Montessori density relates to broader country-level conditions, several structural indicators were considered, including GDP per capita, the Human Capital Index (HCI), the Gini coefficient, urbanization rates, and public expenditure on education. </w:t>
+      </w:r>
+      <w:r>
+        <w:rPr>
+          <w:rFonts w:ascii="var(--jp-content-font-family)" w:hAnsi="var(--jp-content-font-family)"/>
+          <w:lang w:val="en-US"/>
+        </w:rPr>
+        <w:t>GDP per capita serves as a proxy for overall economic development and average income levels, while the HCI captures the level and quality of education and health and thus reflects the broader capacity of a country to develop and sustain educational practices such as Montessori. The Gini coefficient measures the degree of income inequality within a country.</w:t>
       </w:r>
     </w:p>
     <w:p>
@@ -1858,15 +1770,15 @@
         <w:divId w:val="2063483618"/>
         <w:rPr>
           <w:rFonts w:ascii="var(--jp-content-font-family)" w:hAnsi="var(--jp-content-font-family)"/>
-          <w:lang w:val="en"/>
-        </w:rPr>
-      </w:pPr>
-      <w:r>
-        <w:rPr>
-          <w:rFonts w:ascii="var(--jp-content-font-family)" w:hAnsi="var(--jp-content-font-family)"/>
-          <w:lang w:val="en"/>
-        </w:rPr>
-        <w:t>The analysis is exploratory and focuses on identifying patterns of association rather than causal relationships. Relationships are assessed using correlation measures, including Pearson correlation (which captures linear relationships) and Spearman correlation (which captures more general rank-based relationships and is less sensitive to extreme values).</w:t>
+          <w:lang w:val="en-US"/>
+        </w:rPr>
+      </w:pPr>
+      <w:r>
+        <w:rPr>
+          <w:rFonts w:ascii="var(--jp-content-font-family)" w:hAnsi="var(--jp-content-font-family)"/>
+          <w:lang w:val="en-US"/>
+        </w:rPr>
+        <w:t>The analysis is exploratory and focuses on identifying patterns of association rather than causal relationships.</w:t>
       </w:r>
     </w:p>
     <w:p>
@@ -1875,14 +1787,14 @@
         <w:keepNext/>
         <w:divId w:val="2063483618"/>
         <w:rPr>
-          <w:lang w:val="en-GB"/>
+          <w:lang w:val="en-US"/>
         </w:rPr>
       </w:pPr>
       <w:r>
         <w:rPr>
           <w:rFonts w:ascii="var(--jp-content-font-family)" w:hAnsi="var(--jp-content-font-family)"/>
           <w:noProof/>
-          <w:lang w:val="en"/>
+          <w:lang w:val="en-US"/>
         </w:rPr>
         <w:lastRenderedPageBreak/>
         <w:drawing>
@@ -1934,430 +1846,52 @@
         <w:divId w:val="2063483618"/>
         <w:rPr>
           <w:rFonts w:ascii="var(--jp-content-font-family)" w:hAnsi="var(--jp-content-font-family)"/>
-          <w:lang w:val="en"/>
-        </w:rPr>
-      </w:pPr>
-      <w:r>
+          <w:lang w:val="en-US"/>
+        </w:rPr>
+      </w:pPr>
+      <w:r>
+        <w:rPr>
+          <w:lang w:val="en-US"/>
+        </w:rPr>
         <w:t xml:space="preserve">Figure </w:t>
       </w:r>
-      <w:fldSimple w:instr=" SEQ Figure \* ARABIC ">
-        <w:r>
-          <w:rPr>
-            <w:noProof/>
-          </w:rPr>
-          <w:t>2</w:t>
-        </w:r>
-      </w:fldSimple>
-      <w:r>
-        <w:t xml:space="preserve"> </w:t>
-      </w:r>
-      <w:proofErr w:type="spellStart"/>
-      <w:r>
-        <w:t>Associations</w:t>
-      </w:r>
-      <w:proofErr w:type="spellEnd"/>
-      <w:r>
-        <w:t xml:space="preserve"> </w:t>
-      </w:r>
-      <w:proofErr w:type="spellStart"/>
-      <w:r>
-        <w:t>between</w:t>
-      </w:r>
-      <w:proofErr w:type="spellEnd"/>
-      <w:r>
-        <w:t xml:space="preserve"> Montessori </w:t>
-      </w:r>
-      <w:proofErr w:type="spellStart"/>
-      <w:r>
-        <w:t>density</w:t>
-      </w:r>
-      <w:proofErr w:type="spellEnd"/>
-      <w:r>
-        <w:t xml:space="preserve"> and </w:t>
-      </w:r>
-      <w:proofErr w:type="spellStart"/>
-      <w:r>
-        <w:t>selected</w:t>
-      </w:r>
-      <w:proofErr w:type="spellEnd"/>
-      <w:r>
-        <w:t xml:space="preserve"> country-level </w:t>
-      </w:r>
-      <w:proofErr w:type="spellStart"/>
-      <w:r>
-        <w:t>indicators</w:t>
-      </w:r>
-      <w:proofErr w:type="spellEnd"/>
-      <w:r>
-        <w:t xml:space="preserve">. The </w:t>
-      </w:r>
-      <w:proofErr w:type="spellStart"/>
-      <w:r>
-        <w:t>left</w:t>
-      </w:r>
-      <w:proofErr w:type="spellEnd"/>
-      <w:r>
-        <w:t xml:space="preserve"> </w:t>
-      </w:r>
-      <w:proofErr w:type="spellStart"/>
-      <w:r>
-        <w:t>panel</w:t>
-      </w:r>
-      <w:proofErr w:type="spellEnd"/>
-      <w:r>
-        <w:t xml:space="preserve"> </w:t>
-      </w:r>
-      <w:proofErr w:type="spellStart"/>
-      <w:r>
-        <w:t>shows</w:t>
-      </w:r>
-      <w:proofErr w:type="spellEnd"/>
-      <w:r>
-        <w:t xml:space="preserve"> a strong positive </w:t>
-      </w:r>
-      <w:proofErr w:type="spellStart"/>
-      <w:r>
-        <w:t>relationship</w:t>
-      </w:r>
-      <w:proofErr w:type="spellEnd"/>
-      <w:r>
-        <w:t xml:space="preserve"> </w:t>
-      </w:r>
-      <w:proofErr w:type="spellStart"/>
-      <w:r>
-        <w:t>between</w:t>
-      </w:r>
-      <w:proofErr w:type="spellEnd"/>
-      <w:r>
-        <w:t xml:space="preserve"> Montessori </w:t>
-      </w:r>
-      <w:proofErr w:type="spellStart"/>
-      <w:r>
-        <w:t>density</w:t>
-      </w:r>
-      <w:proofErr w:type="spellEnd"/>
-      <w:r>
-        <w:t xml:space="preserve"> and GDP per </w:t>
-      </w:r>
-      <w:proofErr w:type="spellStart"/>
-      <w:r>
-        <w:t>capita</w:t>
-      </w:r>
-      <w:proofErr w:type="spellEnd"/>
-      <w:r>
-        <w:t xml:space="preserve"> on </w:t>
-      </w:r>
-      <w:proofErr w:type="spellStart"/>
-      <w:r>
-        <w:t>the</w:t>
-      </w:r>
-      <w:proofErr w:type="spellEnd"/>
-      <w:r>
-        <w:t xml:space="preserve"> </w:t>
-      </w:r>
-      <w:proofErr w:type="spellStart"/>
-      <w:r>
-        <w:t>logarithmic</w:t>
-      </w:r>
-      <w:proofErr w:type="spellEnd"/>
-      <w:r>
-        <w:t xml:space="preserve"> </w:t>
-      </w:r>
-      <w:proofErr w:type="spellStart"/>
-      <w:r>
-        <w:t>scale</w:t>
-      </w:r>
-      <w:proofErr w:type="spellEnd"/>
-      <w:r>
-        <w:t xml:space="preserve">. The </w:t>
-      </w:r>
-      <w:proofErr w:type="spellStart"/>
-      <w:r>
-        <w:t>right</w:t>
-      </w:r>
-      <w:proofErr w:type="spellEnd"/>
-      <w:r>
-        <w:t xml:space="preserve"> </w:t>
-      </w:r>
-      <w:proofErr w:type="spellStart"/>
-      <w:r>
-        <w:t>panel</w:t>
-      </w:r>
-      <w:proofErr w:type="spellEnd"/>
-      <w:r>
-        <w:t xml:space="preserve"> </w:t>
-      </w:r>
-      <w:proofErr w:type="spellStart"/>
-      <w:r>
-        <w:t>shows</w:t>
-      </w:r>
-      <w:proofErr w:type="spellEnd"/>
-      <w:r>
-        <w:t xml:space="preserve"> </w:t>
-      </w:r>
-      <w:proofErr w:type="spellStart"/>
-      <w:r>
-        <w:t>the</w:t>
-      </w:r>
-      <w:proofErr w:type="spellEnd"/>
-      <w:r>
-        <w:t xml:space="preserve"> </w:t>
-      </w:r>
-      <w:proofErr w:type="spellStart"/>
-      <w:r>
-        <w:t>relationship</w:t>
-      </w:r>
-      <w:proofErr w:type="spellEnd"/>
-      <w:r>
-        <w:t xml:space="preserve"> </w:t>
-      </w:r>
-      <w:proofErr w:type="spellStart"/>
-      <w:r>
-        <w:t>between</w:t>
-      </w:r>
-      <w:proofErr w:type="spellEnd"/>
-      <w:r>
-        <w:t xml:space="preserve"> Montessori </w:t>
-      </w:r>
-      <w:proofErr w:type="spellStart"/>
-      <w:r>
-        <w:t>density</w:t>
-      </w:r>
-      <w:proofErr w:type="spellEnd"/>
-      <w:r>
-        <w:t xml:space="preserve"> and </w:t>
-      </w:r>
-      <w:proofErr w:type="spellStart"/>
-      <w:r>
-        <w:t>income</w:t>
-      </w:r>
-      <w:proofErr w:type="spellEnd"/>
-      <w:r>
-        <w:t xml:space="preserve"> </w:t>
-      </w:r>
-      <w:proofErr w:type="spellStart"/>
-      <w:r>
-        <w:t>inequality</w:t>
-      </w:r>
-      <w:proofErr w:type="spellEnd"/>
-      <w:r>
-        <w:t xml:space="preserve"> </w:t>
-      </w:r>
-      <w:proofErr w:type="spellStart"/>
-      <w:r>
-        <w:t>for</w:t>
-      </w:r>
-      <w:proofErr w:type="spellEnd"/>
-      <w:r>
-        <w:t xml:space="preserve"> countries </w:t>
-      </w:r>
-      <w:proofErr w:type="spellStart"/>
-      <w:r>
-        <w:t>with</w:t>
-      </w:r>
-      <w:proofErr w:type="spellEnd"/>
-      <w:r>
-        <w:t xml:space="preserve"> at least 10 Montessori </w:t>
-      </w:r>
-      <w:proofErr w:type="spellStart"/>
-      <w:r>
-        <w:t>schools</w:t>
-      </w:r>
-      <w:proofErr w:type="spellEnd"/>
-      <w:r>
-        <w:t xml:space="preserve">, </w:t>
-      </w:r>
-      <w:proofErr w:type="spellStart"/>
-      <w:r>
-        <w:t>separated</w:t>
-      </w:r>
-      <w:proofErr w:type="spellEnd"/>
-      <w:r>
-        <w:t xml:space="preserve"> </w:t>
-      </w:r>
-      <w:proofErr w:type="spellStart"/>
-      <w:r>
-        <w:t>into</w:t>
-      </w:r>
-      <w:proofErr w:type="spellEnd"/>
-      <w:r>
-        <w:t xml:space="preserve"> </w:t>
-      </w:r>
-      <w:proofErr w:type="spellStart"/>
-      <w:r>
-        <w:t>lower-income</w:t>
-      </w:r>
-      <w:proofErr w:type="spellEnd"/>
-      <w:r>
-        <w:t xml:space="preserve"> and </w:t>
-      </w:r>
-      <w:proofErr w:type="spellStart"/>
-      <w:r>
-        <w:t>higher-income</w:t>
-      </w:r>
-      <w:proofErr w:type="spellEnd"/>
-      <w:r>
-        <w:t xml:space="preserve"> </w:t>
-      </w:r>
-      <w:proofErr w:type="spellStart"/>
-      <w:r>
-        <w:t>groups</w:t>
-      </w:r>
-      <w:proofErr w:type="spellEnd"/>
-      <w:r>
-        <w:t xml:space="preserve"> </w:t>
-      </w:r>
-      <w:proofErr w:type="spellStart"/>
-      <w:r>
-        <w:t>based</w:t>
-      </w:r>
-      <w:proofErr w:type="spellEnd"/>
-      <w:r>
-        <w:t xml:space="preserve"> on World Bank </w:t>
-      </w:r>
-      <w:proofErr w:type="spellStart"/>
-      <w:r>
-        <w:t>income</w:t>
-      </w:r>
-      <w:proofErr w:type="spellEnd"/>
-      <w:r>
-        <w:t xml:space="preserve"> </w:t>
-      </w:r>
-      <w:proofErr w:type="spellStart"/>
-      <w:r>
-        <w:t>classification</w:t>
-      </w:r>
-      <w:proofErr w:type="spellEnd"/>
-      <w:r>
-        <w:t xml:space="preserve">. The </w:t>
-      </w:r>
-      <w:proofErr w:type="spellStart"/>
-      <w:r>
-        <w:t>differing</w:t>
-      </w:r>
-      <w:proofErr w:type="spellEnd"/>
-      <w:r>
-        <w:t xml:space="preserve"> </w:t>
-      </w:r>
-      <w:proofErr w:type="spellStart"/>
-      <w:r>
-        <w:t>slopes</w:t>
-      </w:r>
-      <w:proofErr w:type="spellEnd"/>
-      <w:r>
-        <w:t xml:space="preserve"> </w:t>
-      </w:r>
-      <w:proofErr w:type="spellStart"/>
-      <w:r>
-        <w:t>indicate</w:t>
-      </w:r>
-      <w:proofErr w:type="spellEnd"/>
-      <w:r>
-        <w:t xml:space="preserve"> </w:t>
-      </w:r>
-      <w:proofErr w:type="spellStart"/>
-      <w:r>
-        <w:t>that</w:t>
-      </w:r>
-      <w:proofErr w:type="spellEnd"/>
-      <w:r>
-        <w:t xml:space="preserve"> </w:t>
-      </w:r>
-      <w:proofErr w:type="spellStart"/>
-      <w:r>
-        <w:t>the</w:t>
-      </w:r>
-      <w:proofErr w:type="spellEnd"/>
-      <w:r>
-        <w:t xml:space="preserve"> </w:t>
-      </w:r>
-      <w:proofErr w:type="spellStart"/>
-      <w:r>
-        <w:t>relationship</w:t>
-      </w:r>
-      <w:proofErr w:type="spellEnd"/>
-      <w:r>
-        <w:t xml:space="preserve"> </w:t>
-      </w:r>
-      <w:proofErr w:type="spellStart"/>
-      <w:r>
-        <w:t>between</w:t>
-      </w:r>
-      <w:proofErr w:type="spellEnd"/>
-      <w:r>
-        <w:t xml:space="preserve"> </w:t>
-      </w:r>
-      <w:proofErr w:type="spellStart"/>
-      <w:r>
-        <w:t>inequality</w:t>
-      </w:r>
-      <w:proofErr w:type="spellEnd"/>
-      <w:r>
-        <w:t xml:space="preserve"> and Montessori </w:t>
-      </w:r>
-      <w:proofErr w:type="spellStart"/>
-      <w:r>
-        <w:t>diffusion</w:t>
-      </w:r>
-      <w:proofErr w:type="spellEnd"/>
-      <w:r>
-        <w:t xml:space="preserve"> </w:t>
-      </w:r>
-      <w:proofErr w:type="spellStart"/>
-      <w:r>
-        <w:t>varies</w:t>
-      </w:r>
-      <w:proofErr w:type="spellEnd"/>
-      <w:r>
-        <w:t xml:space="preserve"> </w:t>
-      </w:r>
-      <w:proofErr w:type="spellStart"/>
-      <w:r>
-        <w:t>with</w:t>
-      </w:r>
-      <w:proofErr w:type="spellEnd"/>
-      <w:r>
-        <w:t xml:space="preserve"> </w:t>
-      </w:r>
-      <w:proofErr w:type="spellStart"/>
-      <w:r>
-        <w:t>the</w:t>
-      </w:r>
-      <w:proofErr w:type="spellEnd"/>
-      <w:r>
-        <w:t xml:space="preserve"> </w:t>
-      </w:r>
-      <w:proofErr w:type="spellStart"/>
-      <w:r>
-        <w:t>level</w:t>
-      </w:r>
-      <w:proofErr w:type="spellEnd"/>
-      <w:r>
-        <w:t xml:space="preserve"> </w:t>
-      </w:r>
-      <w:proofErr w:type="spellStart"/>
-      <w:r>
-        <w:t>of</w:t>
-      </w:r>
-      <w:proofErr w:type="spellEnd"/>
-      <w:r>
-        <w:t xml:space="preserve"> </w:t>
-      </w:r>
-      <w:proofErr w:type="spellStart"/>
-      <w:r>
-        <w:t>economic</w:t>
-      </w:r>
-      <w:proofErr w:type="spellEnd"/>
-      <w:r>
-        <w:t xml:space="preserve"> </w:t>
-      </w:r>
-      <w:proofErr w:type="spellStart"/>
-      <w:r>
-        <w:t>development</w:t>
-      </w:r>
-      <w:proofErr w:type="spellEnd"/>
-      <w:r>
-        <w:t>.</w:t>
+      <w:r>
+        <w:rPr>
+          <w:lang w:val="en-US"/>
+        </w:rPr>
+        <w:fldChar w:fldCharType="begin"/>
+      </w:r>
+      <w:r>
+        <w:rPr>
+          <w:lang w:val="en-US"/>
+        </w:rPr>
+        <w:instrText xml:space="preserve"> SEQ Figure \* ARABIC </w:instrText>
+      </w:r>
+      <w:r>
+        <w:rPr>
+          <w:lang w:val="en-US"/>
+        </w:rPr>
+        <w:fldChar w:fldCharType="separate"/>
+      </w:r>
+      <w:r>
+        <w:rPr>
+          <w:noProof/>
+          <w:lang w:val="en-US"/>
+        </w:rPr>
+        <w:t>2</w:t>
+      </w:r>
+      <w:r>
+        <w:rPr>
+          <w:noProof/>
+          <w:lang w:val="en-US"/>
+        </w:rPr>
+        <w:fldChar w:fldCharType="end"/>
+      </w:r>
+      <w:r>
+        <w:rPr>
+          <w:lang w:val="en-US"/>
+        </w:rPr>
+        <w:t xml:space="preserve"> Associations between Montessori density and selected country-level indicators. The left panel shows a strong positive relationship between Montessori density and GDP per capita on the logarithmic scale. The right panel shows the relationship between Montessori density and income inequality for countries with at least 10 Montessori schools, separated into lower-income and higher-income groups based on World Bank income classification. The differing slopes indicate that the relationship between inequality and Montessori diffusion varies with the level of economic development.</w:t>
       </w:r>
     </w:p>
     <w:p>
@@ -2370,7 +1904,7 @@
           <w:bCs w:val="0"/>
           <w:sz w:val="24"/>
           <w:szCs w:val="24"/>
-          <w:lang w:val="en"/>
+          <w:lang w:val="en-US"/>
         </w:rPr>
       </w:pPr>
       <w:r>
@@ -2380,24 +1914,21 @@
           <w:bCs w:val="0"/>
           <w:sz w:val="24"/>
           <w:szCs w:val="24"/>
-          <w:lang w:val="en"/>
-        </w:rPr>
-        <w:t>Montessori density shows a strong and statistically significant positive association with both GDP per capita and the Human Capital Index. For GDP per capita, the correlation is approximately r ≈ 0.63 in the full sample (p &lt; 0.001, 95% CI [0.52, 0.72]) and remains similar when excluding countries with very small Montessori presence (r ≈ 0.60). A comparable pattern is observed for the Human Capital Index (r ≈ 0.59, p &lt; 0.001, 95% CI [0.47, 0.69]; r ≈ 0.54 in the restricted sample). These results are robust across alternative specifications and suggest that Montessori diffusion is closely linked to both economic development and broader human capital conditions.</w:t>
-      </w:r>
-    </w:p>
-    <w:p>
-      <w:pPr>
-        <w:pStyle w:val="berschrift2"/>
-        <w:divId w:val="2126148768"/>
+          <w:lang w:val="en-US"/>
+        </w:rPr>
+        <w:t>Montessori density shows a strong and statistically significant positive association with both GDP per capita and the Human Capital Index. For GDP per capita, the correlation is approximately r ≈ 0.63 in the full sample (p &lt; 0.001, 95% CI [0.52, 0.72]) and remains similar when excluding countries with very small Montessori presence (r ≈ 0.60). A comparable pattern is observed for the Human Capital Index (r ≈ 0.59, p &lt; 0.001, 95% CI [0.47, 0.69]; r ≈ 0.54 in the restricted sample). These results are robust across alternative specifications</w:t>
+      </w:r>
+      <w:r>
         <w:rPr>
           <w:rFonts w:ascii="var(--jp-content-font-family)" w:hAnsi="var(--jp-content-font-family)"/>
           <w:b w:val="0"/>
           <w:bCs w:val="0"/>
           <w:sz w:val="24"/>
           <w:szCs w:val="24"/>
-          <w:lang w:val="en"/>
-        </w:rPr>
-      </w:pPr>
+          <w:lang w:val="en-US"/>
+        </w:rPr>
+        <w:t xml:space="preserve">. </w:t>
+      </w:r>
       <w:r>
         <w:rPr>
           <w:rFonts w:ascii="var(--jp-content-font-family)" w:hAnsi="var(--jp-content-font-family)"/>
@@ -2405,9 +1936,9 @@
           <w:bCs w:val="0"/>
           <w:sz w:val="24"/>
           <w:szCs w:val="24"/>
-          <w:lang w:val="en"/>
-        </w:rPr>
-        <w:t>A plausible interpretation is that higher income levels facilitate both the supply of and demand for Montessori education. Entry into Montessori provision typically requires investments in teacher training and specialized materials, which may not be locally available and therefore are not necessarily adjusted to local income levels. In such cases, both financial and time constraints can limit the ability of prospective teachers to acquire Montessori qualifications. While Montessori education is not inherently more expensive than conventional schooling, traditional systems are typically supported by the state, including training and school infrastructure, whereas Montessori provision often relies on more decentralized initiative. This creates higher effective entry barriers, particularly in lower-income contexts. At the same time, where access to schooling itself remains the primary concern, pedagogical differentiation may be of secondary importance. The strong association with the Human Capital Index further suggests that diffusion depends not only on economic resources but also on the capacity of parents and educators to access information about and engage with alternative pedagogical approaches, as well as on the broader institutional environment in which such approaches can be implemented.</w:t>
+          <w:lang w:val="en-US"/>
+        </w:rPr>
+        <w:t>However, GDP per capita and HCI are themselves very highly correlated in the sample (r ≈ 0.93), suggesting that they capture closely related aspects of a broader socio-economic development dimension. The HCI result should therefore not be interpreted as an independent effect, but rather as confirming that the relationship between Montessori diffusion and development is robust to alternative operationalizations of this underlying dimension.</w:t>
       </w:r>
     </w:p>
     <w:p>
@@ -2420,7 +1951,7 @@
           <w:bCs w:val="0"/>
           <w:sz w:val="24"/>
           <w:szCs w:val="24"/>
-          <w:lang w:val="en"/>
+          <w:lang w:val="en-US"/>
         </w:rPr>
       </w:pPr>
       <w:r>
@@ -2430,9 +1961,9 @@
           <w:bCs w:val="0"/>
           <w:sz w:val="24"/>
           <w:szCs w:val="24"/>
-          <w:lang w:val="en"/>
-        </w:rPr>
-        <w:t>The relationship between income inequality and Montessori density is not well captured by a single global coefficient. In the full sample, the correlation is weak and statistically insignificant (r ≈ -0.03, p = 0.78), indicating no systematic global association. This result, however, masks substantial heterogeneity across levels of economic development.</w:t>
+          <w:lang w:val="en-US"/>
+        </w:rPr>
+        <w:t>Beyond overall development, additional structural characteristics provide further nuance. Urbanization exhibits a moderate positive relationship with Montessori density (r ≈ 0.38–0.39), indicating that Montessori education tends to be more prevalent in more urbanized societies. At the same time, urbanization is strongly correlated with GDP per capita (r ≈ 0.70), suggesting that it largely reflects the same underlying dimension of economic development. Its role is therefore best understood as capturing a structural manifestation of development—such as the concentration of demand, institutional infrastructure, and educational alternatives in urban environments—rather than as an independent driver.</w:t>
       </w:r>
     </w:p>
     <w:p>
@@ -2445,7 +1976,7 @@
           <w:bCs w:val="0"/>
           <w:sz w:val="24"/>
           <w:szCs w:val="24"/>
-          <w:lang w:val="en"/>
+          <w:lang w:val="en-US"/>
         </w:rPr>
       </w:pPr>
       <w:r>
@@ -2455,10 +1986,9 @@
           <w:bCs w:val="0"/>
           <w:sz w:val="24"/>
           <w:szCs w:val="24"/>
-          <w:lang w:val="en"/>
-        </w:rPr>
-        <w:lastRenderedPageBreak/>
-        <w:t>Using a classification based on World Bank income groups, countries can be divided into lower-income (low and lower-middle income) and higher-income (upper-middle and high income) contexts. Under this classification, the association between inequality and Montessori density differs in direction across these groups. In lower-income countries, the relationship is moderately positive (r ≈ 0.43, p ≈ 0.064, 95% CI [-0.03, 0.74]), whereas in higher-income countries it is moderately negative and statistically significant (r ≈ -0.38, p ≈ 0.011, 95% CI [-0.60, -0.09]).</w:t>
+          <w:lang w:val="en-US"/>
+        </w:rPr>
+        <w:t xml:space="preserve">Public expenditure on education shows a weaker but still positive association with Montessori density (r ≈ 0.28–0.29 in the filtered sample). In contrast to urbanization, this variable is only weakly correlated with GDP per capita (r ≈ 0.23–0.29), indicating that it reflects a more independent dimension of national policy rather than general development level. While the relationship with Montessori density is not strong, it is nonetheless informative. If Montessori diffusion were primarily driven by deficiencies in public education systems, one might expect higher Montessori presence in countries </w:t>
       </w:r>
       <w:r>
         <w:rPr>
@@ -2467,35 +1997,36 @@
           <w:bCs w:val="0"/>
           <w:sz w:val="24"/>
           <w:szCs w:val="24"/>
-          <w:lang w:val="en"/>
-        </w:rPr>
-        <w:t xml:space="preserve"> </w:t>
-      </w:r>
-      <w:r>
+          <w:lang w:val="en-US"/>
+        </w:rPr>
+        <w:lastRenderedPageBreak/>
+        <w:t>with lower levels of public spending. The observed positive relationship does not support this interpretation. Instead, it suggests that Montessori education is more likely to emerge in contexts where educational systems are already relatively well developed, and where it functions as an additional or complementary educational option rather than a substitute for weak public provision.</w:t>
+      </w:r>
+    </w:p>
+    <w:p>
+      <w:pPr>
+        <w:pStyle w:val="berschrift2"/>
+        <w:divId w:val="2126148768"/>
         <w:rPr>
           <w:rFonts w:ascii="var(--jp-content-font-family)" w:hAnsi="var(--jp-content-font-family)"/>
           <w:b w:val="0"/>
           <w:bCs w:val="0"/>
           <w:sz w:val="24"/>
           <w:szCs w:val="24"/>
-          <w:lang w:val="en"/>
-        </w:rPr>
-        <w:t>This pattern is consistent with exploratory analyses using alternative, data-driven GDP splits, which yield qualitatively similar results.</w:t>
-      </w:r>
-    </w:p>
-    <w:p>
-      <w:pPr>
-        <w:pStyle w:val="berschrift2"/>
-        <w:divId w:val="2126148768"/>
+          <w:lang w:val="en-US"/>
+        </w:rPr>
+      </w:pPr>
+      <w:r>
         <w:rPr>
           <w:rFonts w:ascii="var(--jp-content-font-family)" w:hAnsi="var(--jp-content-font-family)"/>
           <w:b w:val="0"/>
           <w:bCs w:val="0"/>
           <w:sz w:val="24"/>
           <w:szCs w:val="24"/>
-          <w:lang w:val="en"/>
-        </w:rPr>
-      </w:pPr>
+          <w:lang w:val="en-US"/>
+        </w:rPr>
+        <w:t>Taken together, these results indicate that Montessori diffusion is strongly associated with a broader dimension of socio-economic development, of which GDP per capita serves as a parsimonious proxy. Other structural variables, such as urbanization and inequality, add important nuance by highlighting how diffusion is shaped by demographic structure and context-dependent mechanisms, while public education expenditure captures a more independent but comparatively weak policy dimension.</w:t>
+      </w:r>
       <w:r>
         <w:rPr>
           <w:rFonts w:ascii="var(--jp-content-font-family)" w:hAnsi="var(--jp-content-font-family)"/>
@@ -2503,9 +2034,9 @@
           <w:bCs w:val="0"/>
           <w:sz w:val="24"/>
           <w:szCs w:val="24"/>
-          <w:lang w:val="en"/>
-        </w:rPr>
-        <w:t>A plausible interpretation is that inequality plays different roles depending on the stage of economic development. In lower-income settings, a small affluent segment may enable the emergence of Montessori schools as niche institutions, leading to a positive association between inequality and Montessori presence. In higher-income settings, by contrast, broader diffusion appears to depend on the presence of a sufficiently large and capable middle class, resulting in a negative association with inequality.</w:t>
+          <w:lang w:val="en-US"/>
+        </w:rPr>
+        <w:t xml:space="preserve"> </w:t>
       </w:r>
     </w:p>
     <w:p>
@@ -2518,7 +2049,7 @@
           <w:bCs w:val="0"/>
           <w:sz w:val="24"/>
           <w:szCs w:val="24"/>
-          <w:lang w:val="en"/>
+          <w:lang w:val="en-US"/>
         </w:rPr>
       </w:pPr>
       <w:r>
@@ -2528,9 +2059,9 @@
           <w:bCs w:val="0"/>
           <w:sz w:val="24"/>
           <w:szCs w:val="24"/>
-          <w:lang w:val="en"/>
-        </w:rPr>
-        <w:t>Taken together, these findings suggest that the weak global relationship between inequality and Montessori diffusion reflects the aggregation of fundamentally different underlying dynamics across development levels. The role of inequality is therefore best understood as context-dependent rather than governed by a single global pattern.</w:t>
+          <w:lang w:val="en-US"/>
+        </w:rPr>
+        <w:t>The relationship between income inequality and Montessori density is not well captured by a single global coefficient. In the full sample, the correlation is weak and statistically insignificant (r ≈ -0.03, p = 0.78), indicating no systematic global association. This result, however, masks substantial heterogeneity across levels of economic development.</w:t>
       </w:r>
     </w:p>
     <w:p>
@@ -2543,7 +2074,7 @@
           <w:bCs w:val="0"/>
           <w:sz w:val="24"/>
           <w:szCs w:val="24"/>
-          <w:lang w:val="en"/>
+          <w:lang w:val="en-US"/>
         </w:rPr>
       </w:pPr>
       <w:r>
@@ -2553,23 +2084,24 @@
           <w:bCs w:val="0"/>
           <w:sz w:val="24"/>
           <w:szCs w:val="24"/>
-          <w:lang w:val="en"/>
-        </w:rPr>
-        <w:t xml:space="preserve">Additional variables were explored to assess whether Montessori diffusion is associated with broader structural or cultural factors beyond economic and educational conditions. </w:t>
-      </w:r>
-      <w:proofErr w:type="gramStart"/>
-      <w:r>
+          <w:lang w:val="en-US"/>
+        </w:rPr>
+        <w:t>Using a classification based on World Bank income groups, countries can be divided into lower-income (low and lower-middle income) and higher-income (upper-middle and high income) contexts. Under this classification, the association between inequality and Montessori density differs in direction across these groups. In lower-income countries, the relationship is moderately positive (r ≈ 0.43, p ≈ 0.064, 95% CI [-0.03, 0.74]), whereas in higher-income countries it is moderately negative and statistically significant (r ≈ -0.38, p ≈ 0.011, 95% CI [-0.60, -0.09]). This pattern is consistent with exploratory analyses using alternative, data-driven GDP splits, which yield qualitatively similar results.</w:t>
+      </w:r>
+    </w:p>
+    <w:p>
+      <w:pPr>
+        <w:pStyle w:val="berschrift2"/>
+        <w:divId w:val="2126148768"/>
         <w:rPr>
           <w:rFonts w:ascii="var(--jp-content-font-family)" w:hAnsi="var(--jp-content-font-family)"/>
           <w:b w:val="0"/>
           <w:bCs w:val="0"/>
           <w:sz w:val="24"/>
           <w:szCs w:val="24"/>
-          <w:lang w:val="en"/>
-        </w:rPr>
-        <w:t>In particular, Google</w:t>
-      </w:r>
-      <w:proofErr w:type="gramEnd"/>
+          <w:lang w:val="en-US"/>
+        </w:rPr>
+      </w:pPr>
       <w:r>
         <w:rPr>
           <w:rFonts w:ascii="var(--jp-content-font-family)" w:hAnsi="var(--jp-content-font-family)"/>
@@ -2577,9 +2109,9 @@
           <w:bCs w:val="0"/>
           <w:sz w:val="24"/>
           <w:szCs w:val="24"/>
-          <w:lang w:val="en"/>
-        </w:rPr>
-        <w:t xml:space="preserve"> Trends search interest for the term “Montessori” was considered as a proxy for public awareness, and measures of country size and population density were included to capture potential geographic effects.</w:t>
+          <w:lang w:val="en-US"/>
+        </w:rPr>
+        <w:t>To further examine the role of income inequality, partial correlations were computed separately for lower- and higher-income countries, controlling for GDP per capita. In lower-income contexts, a positive and statistically significant association between Gini and Montessori density remains (r = 0.31, p = 0.041), indicating that inequality facilitates the emergence of Montessori education as a niche phenomenon, likely supported by small affluent groups or external actors. In contrast, no significant relationship is observed in higher-income countries (r = 0.15, p = 0.179) once GDP is taken into account. This suggests that the negative association observed in descriptive analysis is not an independent effect of inequality, but rather reflects underlying structural differences correlated with economic development. Importantly, the absence of a positive relationship between inequality and Montessori density in higher-income contexts indicates that Montessori diffusion at this stage cannot be straightforwardly interpreted as an elite-driven phenomenon. Instead, higher levels of diffusion are consistent with a broader social uptake, potentially reflecting expansion beyond narrow high-income groups into wider segments of the population, including the middle class. Overall, these findings point to an asymmetric role of inequality: while it may enable initial emergence in low-income settings, it does not systematically shape Montessori diffusion in more developed contexts, where broader structural capacity becomes the dominant factor.</w:t>
       </w:r>
     </w:p>
     <w:p>
@@ -2592,7 +2124,7 @@
           <w:bCs w:val="0"/>
           <w:sz w:val="24"/>
           <w:szCs w:val="24"/>
-          <w:lang w:val="en"/>
+          <w:lang w:val="en-US"/>
         </w:rPr>
       </w:pPr>
       <w:r>
@@ -2602,74 +2134,72 @@
           <w:bCs w:val="0"/>
           <w:sz w:val="24"/>
           <w:szCs w:val="24"/>
-          <w:lang w:val="en"/>
-        </w:rPr>
-        <w:t>Across these variables, no consistent or meaningful associations with Montessori density were observed. One possible interpretation is that Montessori density reflects longer-term institutional development rather than short-term public attention. While search activity may capture emerging awareness, especially in early stages of diffusion, it does not appear to translate directly into the established presence of Montessori education at the national level.</w:t>
-      </w:r>
-    </w:p>
-    <w:p>
-      <w:pPr>
-        <w:pStyle w:val="berschrift2"/>
-        <w:divId w:val="2126148768"/>
+          <w:lang w:val="en-US"/>
+        </w:rPr>
+        <w:t xml:space="preserve">Additional variables were explored to assess whether Montessori diffusion is associated with broader structural or cultural factors beyond economic and educational conditions. </w:t>
+      </w:r>
+      <w:r>
         <w:rPr>
           <w:rFonts w:ascii="var(--jp-content-font-family)" w:hAnsi="var(--jp-content-font-family)"/>
           <w:b w:val="0"/>
           <w:bCs w:val="0"/>
           <w:sz w:val="24"/>
           <w:szCs w:val="24"/>
-          <w:lang w:val="en"/>
-        </w:rPr>
-      </w:pPr>
-      <w:r>
+          <w:lang w:val="en-US"/>
+        </w:rPr>
+        <w:lastRenderedPageBreak/>
+        <w:t>In particular, Google Trends search interest for the term “Montessori” was considered as a proxy for public awareness, and measures of country size and population density were included to capture potential geographic effects.</w:t>
+      </w:r>
+    </w:p>
+    <w:p>
+      <w:pPr>
+        <w:pStyle w:val="berschrift2"/>
+        <w:divId w:val="2126148768"/>
         <w:rPr>
           <w:rFonts w:ascii="var(--jp-content-font-family)" w:hAnsi="var(--jp-content-font-family)"/>
           <w:b w:val="0"/>
           <w:bCs w:val="0"/>
           <w:sz w:val="24"/>
           <w:szCs w:val="24"/>
-          <w:lang w:val="en"/>
-        </w:rPr>
-        <w:t>Overall, these findings suggest that global patterns of Montessori diffusion are primarily shaped by structural socio-economic conditions rather than short-term cultural attention or simple geographic factors.</w:t>
-      </w:r>
-    </w:p>
-    <w:p>
-      <w:pPr>
-        <w:pStyle w:val="berschrift2"/>
-        <w:divId w:val="2126148768"/>
+          <w:lang w:val="en-US"/>
+        </w:rPr>
+      </w:pPr>
+      <w:r>
         <w:rPr>
           <w:rFonts w:ascii="var(--jp-content-font-family)" w:hAnsi="var(--jp-content-font-family)"/>
           <w:b w:val="0"/>
           <w:bCs w:val="0"/>
           <w:sz w:val="24"/>
           <w:szCs w:val="24"/>
-          <w:lang w:val="en"/>
-        </w:rPr>
-      </w:pPr>
-      <w:r>
+          <w:lang w:val="en-US"/>
+        </w:rPr>
+        <w:t>Across these variables, no consistent or meaningful associations with Montessori density were observed. One possible interpretation is that Montessori density reflects longer-term institutional development rather than short-term public attention. While search activity may capture emerging awareness, especially in early stages of diffusion, it does not appear to translate directly into the established presence of Montessori education at the national level.</w:t>
+      </w:r>
+    </w:p>
+    <w:p>
+      <w:pPr>
+        <w:pStyle w:val="berschrift2"/>
+        <w:divId w:val="2126148768"/>
         <w:rPr>
           <w:rFonts w:ascii="var(--jp-content-font-family)" w:hAnsi="var(--jp-content-font-family)"/>
           <w:b w:val="0"/>
           <w:bCs w:val="0"/>
           <w:sz w:val="24"/>
           <w:szCs w:val="24"/>
-          <w:lang w:val="en"/>
-        </w:rPr>
-        <w:t>To assess whether the relationship between inequality and Montessori density depends on economic development, an interaction model including GDP per capita, the Gini coefficient, and their interaction was estimated. In the full sample, the interaction term is negative but not statistically significant (β ≈ -0.024, p ≈ 0.118), indicating that the effect is not clearly distinguishable from random variation when all countries are included.</w:t>
-      </w:r>
-    </w:p>
-    <w:p>
-      <w:pPr>
-        <w:pStyle w:val="berschrift2"/>
-        <w:divId w:val="2126148768"/>
+          <w:lang w:val="en-US"/>
+        </w:rPr>
+      </w:pPr>
+      <w:r>
         <w:rPr>
           <w:rFonts w:ascii="var(--jp-content-font-family)" w:hAnsi="var(--jp-content-font-family)"/>
           <w:b w:val="0"/>
           <w:bCs w:val="0"/>
           <w:sz w:val="24"/>
           <w:szCs w:val="24"/>
-          <w:lang w:val="en"/>
-        </w:rPr>
-      </w:pPr>
+          <w:lang w:val="en-US"/>
+        </w:rPr>
+        <w:t>Overall, these findings suggest that global patterns of Montessori diffusion are primarily shaped by structural socio-economic conditions rather than short-term cultural attention or simple geographic factors.</w:t>
+      </w:r>
     </w:p>
     <w:p>
       <w:pPr>
@@ -2681,7 +2211,7 @@
           <w:bCs w:val="0"/>
           <w:sz w:val="24"/>
           <w:szCs w:val="24"/>
-          <w:lang w:val="en"/>
+          <w:lang w:val="en-US"/>
         </w:rPr>
       </w:pPr>
       <w:r>
@@ -2691,119 +2221,32 @@
           <w:bCs w:val="0"/>
           <w:sz w:val="24"/>
           <w:szCs w:val="24"/>
-          <w:lang w:val="en"/>
-        </w:rPr>
-        <w:t xml:space="preserve">However, when restricting the analysis to countries with a more substantial Montessori presence, the interaction becomes stronger and statistically significant. This suggests </w:t>
-      </w:r>
-      <w:r>
+          <w:lang w:val="en-US"/>
+        </w:rPr>
+        <w:t>To identify countries that deviate from structural expectations, observed Montessori density is compared to model-based estimates derived from key country-level conditions. Specifically, expected Montessori density is estimated using a regression model including GDP per capita and the Human Capital Index, which were identified in the previous section as the strongest and most robust predictors of Montessori diffusion. Countries are then evaluated based on the deviation between observed and expected density.</w:t>
+      </w:r>
+    </w:p>
+    <w:p>
+      <w:pPr>
+        <w:pStyle w:val="berschrift2"/>
+        <w:divId w:val="2126148768"/>
         <w:rPr>
           <w:rFonts w:ascii="var(--jp-content-font-family)" w:hAnsi="var(--jp-content-font-family)"/>
           <w:b w:val="0"/>
           <w:bCs w:val="0"/>
           <w:sz w:val="24"/>
           <w:szCs w:val="24"/>
-          <w:lang w:val="en"/>
-        </w:rPr>
-        <w:lastRenderedPageBreak/>
-        <w:t>that the relationship between inequality and Montessori diffusion becomes more structured as Montessori education reaches a certain level of establishment. In early-stage contexts, where the number of schools is small, diffusion appears to be driven more by idiosyncratic or local factors, obscuring systematic patterns.</w:t>
-      </w:r>
-    </w:p>
-    <w:p>
-      <w:pPr>
-        <w:pStyle w:val="berschrift2"/>
-        <w:divId w:val="2126148768"/>
+          <w:lang w:val="en-US"/>
+        </w:rPr>
+      </w:pPr>
+      <w:r>
         <w:rPr>
           <w:rFonts w:ascii="var(--jp-content-font-family)" w:hAnsi="var(--jp-content-font-family)"/>
           <w:b w:val="0"/>
           <w:bCs w:val="0"/>
           <w:sz w:val="24"/>
           <w:szCs w:val="24"/>
-          <w:lang w:val="en"/>
-        </w:rPr>
-      </w:pPr>
-      <w:r>
-        <w:rPr>
-          <w:rFonts w:ascii="var(--jp-content-font-family)" w:hAnsi="var(--jp-content-font-family)"/>
-          <w:b w:val="0"/>
-          <w:bCs w:val="0"/>
-          <w:sz w:val="24"/>
-          <w:szCs w:val="24"/>
-          <w:lang w:val="en"/>
-        </w:rPr>
-        <w:t>Taken together, these findings indicate that the role of inequality is both context-dependent and stage-dependent. While the direction of the interaction remains consistent across specifications, its statistical strength depends on the level of Montessori presence, supporting the interpretation that structural relationships emerge only once diffusion has progressed beyond initial stages.</w:t>
-      </w:r>
-    </w:p>
-    <w:p>
-      <w:pPr>
-        <w:pStyle w:val="berschrift2"/>
-        <w:divId w:val="2126148768"/>
-        <w:rPr>
-          <w:rFonts w:ascii="var(--jp-content-font-family)" w:hAnsi="var(--jp-content-font-family)"/>
-          <w:b w:val="0"/>
-          <w:bCs w:val="0"/>
-          <w:sz w:val="24"/>
-          <w:szCs w:val="24"/>
-          <w:lang w:val="en"/>
-        </w:rPr>
-      </w:pPr>
-      <w:r>
-        <w:rPr>
-          <w:rFonts w:ascii="var(--jp-content-font-family)" w:hAnsi="var(--jp-content-font-family)"/>
-          <w:b w:val="0"/>
-          <w:bCs w:val="0"/>
-          <w:sz w:val="24"/>
-          <w:szCs w:val="24"/>
-          <w:lang w:val="en"/>
-        </w:rPr>
-        <w:t>Across all variables, the findings are consistent with a broader diffusion dynamic in which Montessori education becomes easier to expand once it has reached a certain level of establishment within a country. As Montessori systems grow, supporting structures such as local teacher training, availability of materials, and institutional knowledge tend to develop domestically, reducing the effective entry costs for new schools. This can lead to self-reinforcing growth processes and may help explain why Montessori density varies by orders of magnitude across countries. The observed relationships with country-level conditions therefore likely reflect not only initial adoption, but also the capacity of national systems to sustain and scale alternative educational practices over time.</w:t>
-      </w:r>
-    </w:p>
-    <w:p>
-      <w:pPr>
-        <w:pStyle w:val="berschrift2"/>
-        <w:divId w:val="2126148768"/>
-        <w:rPr>
-          <w:rFonts w:ascii="var(--jp-content-font-family)" w:hAnsi="var(--jp-content-font-family)"/>
-          <w:b w:val="0"/>
-          <w:bCs w:val="0"/>
-          <w:sz w:val="24"/>
-          <w:szCs w:val="24"/>
-          <w:lang w:val="en"/>
-        </w:rPr>
-      </w:pPr>
-      <w:r>
-        <w:rPr>
-          <w:rFonts w:ascii="var(--jp-content-font-family)" w:hAnsi="var(--jp-content-font-family)"/>
-          <w:b w:val="0"/>
-          <w:bCs w:val="0"/>
-          <w:sz w:val="24"/>
-          <w:szCs w:val="24"/>
-          <w:lang w:val="en"/>
-        </w:rPr>
-        <w:t>To identify countries that deviate from structural expectations, observed Montessori density is compared to model-based estimates derived from key country-level conditions. Specifically, expected Montessori density is estimated using a regression model including GDP per capita and the Human Capital Index, which were identified in the previous section as the strongest and most robust predictors of Montessori diffusion. Countries are then evaluated based on the deviation between observed and expected density.</w:t>
-      </w:r>
-    </w:p>
-    <w:p>
-      <w:pPr>
-        <w:pStyle w:val="berschrift2"/>
-        <w:divId w:val="2126148768"/>
-        <w:rPr>
-          <w:rFonts w:ascii="var(--jp-content-font-family)" w:hAnsi="var(--jp-content-font-family)"/>
-          <w:b w:val="0"/>
-          <w:bCs w:val="0"/>
-          <w:sz w:val="24"/>
-          <w:szCs w:val="24"/>
-          <w:lang w:val="en"/>
-        </w:rPr>
-      </w:pPr>
-      <w:r>
-        <w:rPr>
-          <w:rFonts w:ascii="var(--jp-content-font-family)" w:hAnsi="var(--jp-content-font-family)"/>
-          <w:b w:val="0"/>
-          <w:bCs w:val="0"/>
-          <w:sz w:val="24"/>
-          <w:szCs w:val="24"/>
-          <w:lang w:val="en"/>
+          <w:lang w:val="en-US"/>
         </w:rPr>
         <w:t>To ensure interpretability, the analysis is restricted to countries with populations above 500,000 inhabitants and at least 10 Montessori schools. In countries with very small populations or low absolute counts, minor differences in the number of schools can result in disproportionately large variations in density, leading to unstable and difficult-to-interpret deviations. The restriction therefore focuses the analysis on contexts where Montessori education has reached a sufficient level of presence for meaningful comparison.</w:t>
       </w:r>
@@ -2813,6 +2256,9 @@
         <w:pStyle w:val="berschrift2"/>
         <w:keepNext/>
         <w:divId w:val="2126148768"/>
+        <w:rPr>
+          <w:lang w:val="en-US"/>
+        </w:rPr>
       </w:pPr>
       <w:r>
         <w:rPr>
@@ -2822,7 +2268,7 @@
           <w:noProof/>
           <w:sz w:val="24"/>
           <w:szCs w:val="24"/>
-          <w:lang w:val="en"/>
+          <w:lang w:val="en-US"/>
         </w:rPr>
         <w:lastRenderedPageBreak/>
         <w:drawing>
@@ -2880,396 +2326,53 @@
     <w:p>
       <w:pPr>
         <w:pStyle w:val="Beschriftung"/>
-      </w:pPr>
-      <w:r>
+        <w:rPr>
+          <w:lang w:val="en-US"/>
+        </w:rPr>
+      </w:pPr>
+      <w:r>
+        <w:rPr>
+          <w:lang w:val="en-US"/>
+        </w:rPr>
         <w:t xml:space="preserve">Figure </w:t>
       </w:r>
-      <w:fldSimple w:instr=" SEQ Figure \* ARABIC ">
-        <w:r>
-          <w:rPr>
-            <w:noProof/>
-          </w:rPr>
-          <w:t>3</w:t>
-        </w:r>
-      </w:fldSimple>
-      <w:r>
-        <w:t xml:space="preserve"> </w:t>
-      </w:r>
-      <w:proofErr w:type="spellStart"/>
-      <w:r>
-        <w:t>Expected</w:t>
-      </w:r>
-      <w:proofErr w:type="spellEnd"/>
-      <w:r>
-        <w:t xml:space="preserve"> versus </w:t>
-      </w:r>
-      <w:proofErr w:type="spellStart"/>
-      <w:r>
-        <w:t>actual</w:t>
-      </w:r>
-      <w:proofErr w:type="spellEnd"/>
-      <w:r>
-        <w:t xml:space="preserve"> Montessori </w:t>
-      </w:r>
-      <w:proofErr w:type="spellStart"/>
-      <w:r>
-        <w:t>density</w:t>
-      </w:r>
-      <w:proofErr w:type="spellEnd"/>
-      <w:r>
-        <w:t xml:space="preserve"> </w:t>
-      </w:r>
-      <w:proofErr w:type="spellStart"/>
-      <w:r>
-        <w:t>based</w:t>
-      </w:r>
-      <w:proofErr w:type="spellEnd"/>
-      <w:r>
-        <w:t xml:space="preserve"> on a GDP-</w:t>
-      </w:r>
-      <w:proofErr w:type="spellStart"/>
-      <w:r>
-        <w:t>only</w:t>
-      </w:r>
-      <w:proofErr w:type="spellEnd"/>
-      <w:r>
-        <w:t xml:space="preserve"> benchmark </w:t>
-      </w:r>
-      <w:proofErr w:type="spellStart"/>
-      <w:r>
-        <w:t>model</w:t>
-      </w:r>
-      <w:proofErr w:type="spellEnd"/>
-      <w:r>
-        <w:t xml:space="preserve">. The diagonal </w:t>
-      </w:r>
-      <w:proofErr w:type="spellStart"/>
-      <w:r>
-        <w:t>line</w:t>
-      </w:r>
-      <w:proofErr w:type="spellEnd"/>
-      <w:r>
-        <w:t xml:space="preserve"> </w:t>
-      </w:r>
-      <w:proofErr w:type="spellStart"/>
-      <w:r>
-        <w:t>represents</w:t>
-      </w:r>
-      <w:proofErr w:type="spellEnd"/>
-      <w:r>
-        <w:t xml:space="preserve"> </w:t>
-      </w:r>
-      <w:proofErr w:type="spellStart"/>
-      <w:r>
-        <w:t>the</w:t>
-      </w:r>
-      <w:proofErr w:type="spellEnd"/>
-      <w:r>
-        <w:t xml:space="preserve"> </w:t>
-      </w:r>
-      <w:proofErr w:type="spellStart"/>
-      <w:r>
-        <w:t>level</w:t>
-      </w:r>
-      <w:proofErr w:type="spellEnd"/>
-      <w:r>
-        <w:t xml:space="preserve"> at </w:t>
-      </w:r>
-      <w:proofErr w:type="spellStart"/>
-      <w:r>
-        <w:t>which</w:t>
-      </w:r>
-      <w:proofErr w:type="spellEnd"/>
-      <w:r>
-        <w:t xml:space="preserve"> </w:t>
-      </w:r>
-      <w:proofErr w:type="spellStart"/>
-      <w:r>
-        <w:t>observed</w:t>
-      </w:r>
-      <w:proofErr w:type="spellEnd"/>
-      <w:r>
-        <w:t xml:space="preserve"> Montessori </w:t>
-      </w:r>
-      <w:proofErr w:type="spellStart"/>
-      <w:r>
-        <w:t>density</w:t>
-      </w:r>
-      <w:proofErr w:type="spellEnd"/>
-      <w:r>
-        <w:t xml:space="preserve"> </w:t>
-      </w:r>
-      <w:proofErr w:type="spellStart"/>
-      <w:r>
-        <w:t>matches</w:t>
-      </w:r>
-      <w:proofErr w:type="spellEnd"/>
-      <w:r>
-        <w:t xml:space="preserve"> </w:t>
-      </w:r>
-      <w:proofErr w:type="spellStart"/>
-      <w:r>
-        <w:t>the</w:t>
-      </w:r>
-      <w:proofErr w:type="spellEnd"/>
-      <w:r>
-        <w:t xml:space="preserve"> </w:t>
-      </w:r>
-      <w:proofErr w:type="spellStart"/>
-      <w:r>
-        <w:t>value</w:t>
-      </w:r>
-      <w:proofErr w:type="spellEnd"/>
-      <w:r>
-        <w:t xml:space="preserve"> </w:t>
-      </w:r>
-      <w:proofErr w:type="spellStart"/>
-      <w:r>
-        <w:t>predicted</w:t>
-      </w:r>
-      <w:proofErr w:type="spellEnd"/>
-      <w:r>
-        <w:t xml:space="preserve"> </w:t>
-      </w:r>
-      <w:proofErr w:type="spellStart"/>
-      <w:r>
-        <w:t>by</w:t>
-      </w:r>
-      <w:proofErr w:type="spellEnd"/>
-      <w:r>
-        <w:t xml:space="preserve"> GDP per </w:t>
-      </w:r>
-      <w:proofErr w:type="spellStart"/>
-      <w:r>
-        <w:t>capita</w:t>
-      </w:r>
-      <w:proofErr w:type="spellEnd"/>
-      <w:r>
-        <w:t xml:space="preserve">. Countries </w:t>
-      </w:r>
-      <w:proofErr w:type="spellStart"/>
-      <w:r>
-        <w:t>above</w:t>
-      </w:r>
-      <w:proofErr w:type="spellEnd"/>
-      <w:r>
-        <w:t xml:space="preserve"> </w:t>
-      </w:r>
-      <w:proofErr w:type="spellStart"/>
-      <w:r>
-        <w:t>the</w:t>
-      </w:r>
-      <w:proofErr w:type="spellEnd"/>
-      <w:r>
-        <w:t xml:space="preserve"> </w:t>
-      </w:r>
-      <w:proofErr w:type="spellStart"/>
-      <w:r>
-        <w:t>line</w:t>
-      </w:r>
-      <w:proofErr w:type="spellEnd"/>
-      <w:r>
-        <w:t xml:space="preserve"> </w:t>
-      </w:r>
-      <w:proofErr w:type="spellStart"/>
-      <w:r>
-        <w:t>exhibit</w:t>
-      </w:r>
-      <w:proofErr w:type="spellEnd"/>
-      <w:r>
-        <w:t xml:space="preserve"> </w:t>
-      </w:r>
-      <w:proofErr w:type="spellStart"/>
-      <w:r>
-        <w:t>higher</w:t>
-      </w:r>
-      <w:proofErr w:type="spellEnd"/>
-      <w:r>
-        <w:t xml:space="preserve"> Montessori </w:t>
-      </w:r>
-      <w:proofErr w:type="spellStart"/>
-      <w:r>
-        <w:t>density</w:t>
-      </w:r>
-      <w:proofErr w:type="spellEnd"/>
-      <w:r>
-        <w:t xml:space="preserve"> </w:t>
-      </w:r>
-      <w:proofErr w:type="spellStart"/>
-      <w:r>
-        <w:t>than</w:t>
-      </w:r>
-      <w:proofErr w:type="spellEnd"/>
-      <w:r>
-        <w:t xml:space="preserve"> </w:t>
-      </w:r>
-      <w:proofErr w:type="spellStart"/>
-      <w:r>
-        <w:t>expected</w:t>
-      </w:r>
-      <w:proofErr w:type="spellEnd"/>
-      <w:r>
-        <w:t xml:space="preserve">, </w:t>
-      </w:r>
-      <w:proofErr w:type="spellStart"/>
-      <w:r>
-        <w:t>whereas</w:t>
-      </w:r>
-      <w:proofErr w:type="spellEnd"/>
-      <w:r>
-        <w:t xml:space="preserve"> countries </w:t>
-      </w:r>
-      <w:proofErr w:type="spellStart"/>
-      <w:r>
-        <w:t>below</w:t>
-      </w:r>
-      <w:proofErr w:type="spellEnd"/>
-      <w:r>
-        <w:t xml:space="preserve"> </w:t>
-      </w:r>
-      <w:proofErr w:type="spellStart"/>
-      <w:r>
-        <w:t>the</w:t>
-      </w:r>
-      <w:proofErr w:type="spellEnd"/>
-      <w:r>
-        <w:t xml:space="preserve"> </w:t>
-      </w:r>
-      <w:proofErr w:type="spellStart"/>
-      <w:r>
-        <w:t>line</w:t>
-      </w:r>
-      <w:proofErr w:type="spellEnd"/>
-      <w:r>
-        <w:t xml:space="preserve"> </w:t>
-      </w:r>
-      <w:proofErr w:type="spellStart"/>
-      <w:r>
-        <w:t>exhibit</w:t>
-      </w:r>
-      <w:proofErr w:type="spellEnd"/>
-      <w:r>
-        <w:t xml:space="preserve"> </w:t>
-      </w:r>
-      <w:proofErr w:type="spellStart"/>
-      <w:r>
-        <w:t>lower</w:t>
-      </w:r>
-      <w:proofErr w:type="spellEnd"/>
-      <w:r>
-        <w:t xml:space="preserve"> </w:t>
-      </w:r>
-      <w:proofErr w:type="spellStart"/>
-      <w:r>
-        <w:t>density</w:t>
-      </w:r>
-      <w:proofErr w:type="spellEnd"/>
-      <w:r>
-        <w:t xml:space="preserve"> </w:t>
-      </w:r>
-      <w:proofErr w:type="spellStart"/>
-      <w:r>
-        <w:t>than</w:t>
-      </w:r>
-      <w:proofErr w:type="spellEnd"/>
-      <w:r>
-        <w:t xml:space="preserve"> </w:t>
-      </w:r>
-      <w:proofErr w:type="spellStart"/>
-      <w:r>
-        <w:t>expected</w:t>
-      </w:r>
-      <w:proofErr w:type="spellEnd"/>
-      <w:r>
-        <w:t xml:space="preserve">. </w:t>
-      </w:r>
-      <w:proofErr w:type="spellStart"/>
-      <w:r>
-        <w:t>Highlighted</w:t>
-      </w:r>
-      <w:proofErr w:type="spellEnd"/>
-      <w:r>
-        <w:t xml:space="preserve"> countries </w:t>
-      </w:r>
-      <w:proofErr w:type="spellStart"/>
-      <w:r>
-        <w:t>are</w:t>
-      </w:r>
-      <w:proofErr w:type="spellEnd"/>
-      <w:r>
-        <w:t xml:space="preserve"> </w:t>
-      </w:r>
-      <w:proofErr w:type="spellStart"/>
-      <w:r>
-        <w:t>those</w:t>
-      </w:r>
-      <w:proofErr w:type="spellEnd"/>
-      <w:r>
-        <w:t xml:space="preserve"> </w:t>
-      </w:r>
-      <w:proofErr w:type="spellStart"/>
-      <w:r>
-        <w:t>with</w:t>
-      </w:r>
-      <w:proofErr w:type="spellEnd"/>
-      <w:r>
-        <w:t xml:space="preserve"> large positive </w:t>
-      </w:r>
-      <w:proofErr w:type="spellStart"/>
-      <w:r>
-        <w:t>or</w:t>
-      </w:r>
-      <w:proofErr w:type="spellEnd"/>
-      <w:r>
-        <w:t xml:space="preserve"> negative </w:t>
-      </w:r>
-      <w:proofErr w:type="spellStart"/>
-      <w:r>
-        <w:t>residuals</w:t>
-      </w:r>
-      <w:proofErr w:type="spellEnd"/>
-      <w:r>
-        <w:t xml:space="preserve">, </w:t>
-      </w:r>
-      <w:proofErr w:type="spellStart"/>
-      <w:r>
-        <w:t>indicating</w:t>
-      </w:r>
-      <w:proofErr w:type="spellEnd"/>
-      <w:r>
-        <w:t xml:space="preserve"> substantial </w:t>
-      </w:r>
-      <w:proofErr w:type="spellStart"/>
-      <w:r>
-        <w:t>deviation</w:t>
-      </w:r>
-      <w:proofErr w:type="spellEnd"/>
-      <w:r>
-        <w:t xml:space="preserve"> </w:t>
-      </w:r>
-      <w:proofErr w:type="spellStart"/>
-      <w:r>
-        <w:t>from</w:t>
-      </w:r>
-      <w:proofErr w:type="spellEnd"/>
-      <w:r>
-        <w:t xml:space="preserve"> </w:t>
-      </w:r>
-      <w:proofErr w:type="spellStart"/>
-      <w:r>
-        <w:t>structural</w:t>
-      </w:r>
-      <w:proofErr w:type="spellEnd"/>
-      <w:r>
-        <w:t xml:space="preserve"> </w:t>
-      </w:r>
-      <w:proofErr w:type="spellStart"/>
-      <w:r>
-        <w:t>expectations</w:t>
-      </w:r>
-      <w:proofErr w:type="spellEnd"/>
-      <w:r>
-        <w:t>.</w:t>
+      <w:r>
+        <w:rPr>
+          <w:lang w:val="en-US"/>
+        </w:rPr>
+        <w:fldChar w:fldCharType="begin"/>
+      </w:r>
+      <w:r>
+        <w:rPr>
+          <w:lang w:val="en-US"/>
+        </w:rPr>
+        <w:instrText xml:space="preserve"> SEQ Figure \* ARABIC </w:instrText>
+      </w:r>
+      <w:r>
+        <w:rPr>
+          <w:lang w:val="en-US"/>
+        </w:rPr>
+        <w:fldChar w:fldCharType="separate"/>
+      </w:r>
+      <w:r>
+        <w:rPr>
+          <w:noProof/>
+          <w:lang w:val="en-US"/>
+        </w:rPr>
+        <w:t>3</w:t>
+      </w:r>
+      <w:r>
+        <w:rPr>
+          <w:noProof/>
+          <w:lang w:val="en-US"/>
+        </w:rPr>
+        <w:fldChar w:fldCharType="end"/>
+      </w:r>
+      <w:r>
+        <w:rPr>
+          <w:lang w:val="en-US"/>
+        </w:rPr>
+        <w:t xml:space="preserve"> Expected versus actual Montessori density based on a GDP-only benchmark model. The diagonal line represents the level at which observed Montessori density matches the value predicted by GDP per capita. Countries above the line exhibit higher Montessori density than expected, whereas countries below the line exhibit lower density than expected. Highlighted countries are those with large positive or negative residuals, indicating substantial deviation from structural expectations.</w:t>
       </w:r>
     </w:p>
     <w:p>
@@ -3282,7 +2385,7 @@
           <w:bCs w:val="0"/>
           <w:sz w:val="24"/>
           <w:szCs w:val="24"/>
-          <w:lang w:val="en"/>
+          <w:lang w:val="en-US"/>
         </w:rPr>
       </w:pPr>
       <w:r>
@@ -3292,7 +2395,7 @@
           <w:bCs w:val="0"/>
           <w:sz w:val="24"/>
           <w:szCs w:val="24"/>
-          <w:lang w:val="en"/>
+          <w:lang w:val="en-US"/>
         </w:rPr>
         <w:t>Among overperformers, several countries with favorable socio-economic conditions, such as Canada, Poland, Latvia, and Slovenia, exhibit substantially higher Montessori density than predicted. These cases suggest that, in structurally supportive environments, Montessori education can expand beyond expected levels, possibly due to favorable institutional conditions, established teacher training infrastructure, or strong national networks that facilitate diffusion.</w:t>
       </w:r>
@@ -3307,7 +2410,7 @@
           <w:bCs w:val="0"/>
           <w:sz w:val="24"/>
           <w:szCs w:val="24"/>
-          <w:lang w:val="en"/>
+          <w:lang w:val="en-US"/>
         </w:rPr>
       </w:pPr>
       <w:r>
@@ -3317,11 +2420,10 @@
           <w:bCs w:val="0"/>
           <w:sz w:val="24"/>
           <w:szCs w:val="24"/>
-          <w:lang w:val="en"/>
-        </w:rPr>
-        <w:t xml:space="preserve">At the same time, </w:t>
-      </w:r>
-      <w:proofErr w:type="gramStart"/>
+          <w:lang w:val="en-US"/>
+        </w:rPr>
+        <w:t xml:space="preserve">At the same time, a number of lower-income countries, including Ghana, Tanzania, Kenya, and Haiti, also show strong relative performance. In these contexts, Montessori diffusion appears to follow a different pattern. Rather than being driven primarily by broad-based economic capacity, it may reflect niche dynamics supported by non-profit </w:t>
+      </w:r>
       <w:r>
         <w:rPr>
           <w:rFonts w:ascii="var(--jp-content-font-family)" w:hAnsi="var(--jp-content-font-family)"/>
@@ -3329,22 +2431,25 @@
           <w:bCs w:val="0"/>
           <w:sz w:val="24"/>
           <w:szCs w:val="24"/>
-          <w:lang w:val="en"/>
-        </w:rPr>
-        <w:t>a number of</w:t>
-      </w:r>
-      <w:proofErr w:type="gramEnd"/>
-      <w:r>
+          <w:lang w:val="en-US"/>
+        </w:rPr>
+        <w:lastRenderedPageBreak/>
+        <w:t>organizations, international Montessori networks, or faith-based educational initiatives. Such actors can enable the establishment of Montessori schools independently of local income levels, leading to relatively high density even in structurally constrained environments.</w:t>
+      </w:r>
+    </w:p>
+    <w:p>
+      <w:pPr>
+        <w:pStyle w:val="berschrift2"/>
+        <w:divId w:val="2126148768"/>
         <w:rPr>
           <w:rFonts w:ascii="var(--jp-content-font-family)" w:hAnsi="var(--jp-content-font-family)"/>
           <w:b w:val="0"/>
           <w:bCs w:val="0"/>
           <w:sz w:val="24"/>
           <w:szCs w:val="24"/>
-          <w:lang w:val="en"/>
-        </w:rPr>
-        <w:t xml:space="preserve"> lower-income countries, including Ghana, Tanzania, Kenya, and Haiti, also show strong relative performance. In these contexts, Montessori diffusion appears to follow a different pattern. Rather than being driven primarily by broad-based economic capacity, it may reflect niche dynamics supported by non-profit </w:t>
-      </w:r>
+          <w:lang w:val="en-US"/>
+        </w:rPr>
+      </w:pPr>
       <w:r>
         <w:rPr>
           <w:rFonts w:ascii="var(--jp-content-font-family)" w:hAnsi="var(--jp-content-font-family)"/>
@@ -3352,38 +2457,35 @@
           <w:bCs w:val="0"/>
           <w:sz w:val="24"/>
           <w:szCs w:val="24"/>
-          <w:lang w:val="en"/>
-        </w:rPr>
-        <w:lastRenderedPageBreak/>
-        <w:t>organizations, international Montessori networks, or faith-based educational initiatives. Such actors can enable the establishment of Montessori schools independently of local income levels, leading to relatively high density even in structurally constrained environments.</w:t>
-      </w:r>
-    </w:p>
-    <w:p>
-      <w:pPr>
-        <w:pStyle w:val="berschrift2"/>
-        <w:divId w:val="2126148768"/>
+          <w:lang w:val="en-US"/>
+        </w:rPr>
+        <w:t>In contrast, underperformers include several large and economically significant countries, such as South Korea, Brazil, India, and China, where Montessori density remains substantially below expected levels. These cases indicate that structural capacity alone is not sufficient to ensure Montessori diffusion. Institutional factors, including the organization of national education systems, regulatory environments, or cultural attitudes toward alternative pedagogies, may limit adoption even where economic development and human capital are relatively high.</w:t>
+      </w:r>
+      <w:r>
         <w:rPr>
           <w:rFonts w:ascii="var(--jp-content-font-family)" w:hAnsi="var(--jp-content-font-family)"/>
           <w:b w:val="0"/>
           <w:bCs w:val="0"/>
           <w:sz w:val="24"/>
           <w:szCs w:val="24"/>
-          <w:lang w:val="en"/>
-        </w:rPr>
-      </w:pPr>
-      <w:r>
+          <w:lang w:val="en-US"/>
+        </w:rPr>
+        <w:t xml:space="preserve"> </w:t>
+      </w:r>
+    </w:p>
+    <w:p>
+      <w:pPr>
+        <w:pStyle w:val="berschrift2"/>
+        <w:divId w:val="2126148768"/>
         <w:rPr>
           <w:rFonts w:ascii="var(--jp-content-font-family)" w:hAnsi="var(--jp-content-font-family)"/>
           <w:b w:val="0"/>
           <w:bCs w:val="0"/>
           <w:sz w:val="24"/>
           <w:szCs w:val="24"/>
-          <w:lang w:val="en"/>
-        </w:rPr>
-        <w:t xml:space="preserve">In contrast, underperformers include several large and economically significant countries, such as South Korea, Brazil, India, and China, where Montessori density remains substantially below expected levels. These cases indicate that structural capacity alone is not sufficient to ensure Montessori diffusion. Institutional factors, including the organization of national education systems, regulatory environments, or cultural attitudes toward alternative pedagogies, may limit adoption even where economic development and human capital are relatively </w:t>
-      </w:r>
-      <w:proofErr w:type="spellStart"/>
-      <w:proofErr w:type="gramStart"/>
+          <w:lang w:val="en-US"/>
+        </w:rPr>
+      </w:pPr>
       <w:r>
         <w:rPr>
           <w:rFonts w:ascii="var(--jp-content-font-family)" w:hAnsi="var(--jp-content-font-family)"/>
@@ -3391,9 +2493,9 @@
           <w:bCs w:val="0"/>
           <w:sz w:val="24"/>
           <w:szCs w:val="24"/>
-          <w:lang w:val="en"/>
-        </w:rPr>
-        <w:t>high.</w:t>
+          <w:lang w:val="en-US"/>
+        </w:rPr>
+        <w:t>Taken together, these findings reinforce the interpretation of Montessori diffusion as a context-dependent and stage-dependent process. While economic development provide</w:t>
       </w:r>
       <w:r>
         <w:rPr>
@@ -3402,12 +2504,10 @@
           <w:bCs w:val="0"/>
           <w:sz w:val="24"/>
           <w:szCs w:val="24"/>
-          <w:lang w:val="en"/>
-        </w:rPr>
-        <w:t>Taken</w:t>
-      </w:r>
-      <w:proofErr w:type="spellEnd"/>
-      <w:proofErr w:type="gramEnd"/>
+          <w:lang w:val="en-US"/>
+        </w:rPr>
+        <w:t>s</w:t>
+      </w:r>
       <w:r>
         <w:rPr>
           <w:rFonts w:ascii="var(--jp-content-font-family)" w:hAnsi="var(--jp-content-font-family)"/>
@@ -3415,24 +2515,21 @@
           <w:bCs w:val="0"/>
           <w:sz w:val="24"/>
           <w:szCs w:val="24"/>
-          <w:lang w:val="en"/>
-        </w:rPr>
-        <w:t xml:space="preserve"> together, these findings reinforce the interpretation of Montessori diffusion as a context-dependent and stage-dependent process. While economic development and human capital provide the structural foundation for diffusion, they do not fully determine outcomes. In early-stage or resource-constrained contexts, Montessori education may emerge through niche mechanisms driven by specific actors or networks. In more developed contexts, diffusion appears to depend on broader societal conditions, including the size and capacity of the middle class and the institutional environment.</w:t>
-      </w:r>
-    </w:p>
-    <w:p>
-      <w:pPr>
-        <w:pStyle w:val="berschrift2"/>
-        <w:divId w:val="2126148768"/>
+          <w:lang w:val="en-US"/>
+        </w:rPr>
+        <w:t xml:space="preserve"> </w:t>
+      </w:r>
+      <w:r>
         <w:rPr>
           <w:rFonts w:ascii="var(--jp-content-font-family)" w:hAnsi="var(--jp-content-font-family)"/>
           <w:b w:val="0"/>
           <w:bCs w:val="0"/>
           <w:sz w:val="24"/>
           <w:szCs w:val="24"/>
-          <w:lang w:val="en"/>
-        </w:rPr>
-      </w:pPr>
+          <w:lang w:val="en-US"/>
+        </w:rPr>
+        <w:t xml:space="preserve">a proxy for </w:t>
+      </w:r>
       <w:r>
         <w:rPr>
           <w:rFonts w:ascii="var(--jp-content-font-family)" w:hAnsi="var(--jp-content-font-family)"/>
@@ -3440,9 +2537,53 @@
           <w:bCs w:val="0"/>
           <w:sz w:val="24"/>
           <w:szCs w:val="24"/>
-          <w:lang w:val="en"/>
-        </w:rPr>
-        <w:t>This perspective helps explain both the strong overall associations observed in the previous section and the substantial cross-country variation that remains. The comparison between expected and observed diffusion thus provides a useful lens for identifying countries that merit further investigation and for highlighting the diversity of pathways through which Montessori education spreads globally.</w:t>
+          <w:lang w:val="en-US"/>
+        </w:rPr>
+        <w:t xml:space="preserve">the structural foundation for diffusion, </w:t>
+      </w:r>
+      <w:r>
+        <w:rPr>
+          <w:rFonts w:ascii="var(--jp-content-font-family)" w:hAnsi="var(--jp-content-font-family)"/>
+          <w:b w:val="0"/>
+          <w:bCs w:val="0"/>
+          <w:sz w:val="24"/>
+          <w:szCs w:val="24"/>
+          <w:lang w:val="en-US"/>
+        </w:rPr>
+        <w:t>it</w:t>
+      </w:r>
+      <w:r>
+        <w:rPr>
+          <w:rFonts w:ascii="var(--jp-content-font-family)" w:hAnsi="var(--jp-content-font-family)"/>
+          <w:b w:val="0"/>
+          <w:bCs w:val="0"/>
+          <w:sz w:val="24"/>
+          <w:szCs w:val="24"/>
+          <w:lang w:val="en-US"/>
+        </w:rPr>
+        <w:t xml:space="preserve"> do</w:t>
+      </w:r>
+      <w:r>
+        <w:rPr>
+          <w:rFonts w:ascii="var(--jp-content-font-family)" w:hAnsi="var(--jp-content-font-family)"/>
+          <w:b w:val="0"/>
+          <w:bCs w:val="0"/>
+          <w:sz w:val="24"/>
+          <w:szCs w:val="24"/>
+          <w:lang w:val="en-US"/>
+        </w:rPr>
+        <w:t xml:space="preserve">es </w:t>
+      </w:r>
+      <w:r>
+        <w:rPr>
+          <w:rFonts w:ascii="var(--jp-content-font-family)" w:hAnsi="var(--jp-content-font-family)"/>
+          <w:b w:val="0"/>
+          <w:bCs w:val="0"/>
+          <w:sz w:val="24"/>
+          <w:szCs w:val="24"/>
+          <w:lang w:val="en-US"/>
+        </w:rPr>
+        <w:t>not fully determine outcomes. In early-stage or resource-constrained contexts, Montessori education may emerge through niche mechanisms driven by specific actors or networks. In more developed contexts, diffusion appears to depend on broader societal conditions, including the size and capacity of the middle class and the institutional environment.</w:t>
       </w:r>
     </w:p>
     <w:p>
@@ -3450,14 +2591,123 @@
         <w:pStyle w:val="berschrift2"/>
         <w:divId w:val="2126148768"/>
         <w:rPr>
+          <w:rFonts w:ascii="var(--jp-content-font-family)" w:hAnsi="var(--jp-content-font-family)"/>
+          <w:b w:val="0"/>
+          <w:bCs w:val="0"/>
+          <w:sz w:val="24"/>
+          <w:szCs w:val="24"/>
+          <w:lang w:val="en-US"/>
+        </w:rPr>
+      </w:pPr>
+      <w:r>
+        <w:rPr>
+          <w:rFonts w:ascii="var(--jp-content-font-family)" w:hAnsi="var(--jp-content-font-family)"/>
+          <w:b w:val="0"/>
+          <w:bCs w:val="0"/>
+          <w:sz w:val="24"/>
+          <w:szCs w:val="24"/>
+          <w:lang w:val="en-US"/>
+        </w:rPr>
+        <w:t>The findings are consistent with a broader diffusion dynamic in which Montessori education becomes easier to expand once it has reached a certain level of establishment within a country. As Montessori systems grow, supporting structures such as local teacher training, availability of materials, and institutional knowledge tend to develop domestically, reducing the effective entry costs for new schools. This can lead to self-reinforcing growth processes and may help explain why Montessori density varies by orders of magnitude across countries. The observed relationships with country-level conditions therefore likely reflect not only initial adoption, but also the capacity of national systems to sustain and scale alternative educational practices over time.</w:t>
+      </w:r>
+    </w:p>
+    <w:p>
+      <w:pPr>
+        <w:pStyle w:val="berschrift2"/>
+        <w:divId w:val="2126148768"/>
+        <w:rPr>
+          <w:rFonts w:ascii="var(--jp-content-font-family)" w:hAnsi="var(--jp-content-font-family)"/>
+          <w:b w:val="0"/>
+          <w:bCs w:val="0"/>
+          <w:sz w:val="24"/>
+          <w:szCs w:val="24"/>
+          <w:lang w:val="en-US"/>
+        </w:rPr>
+      </w:pPr>
+      <w:r>
+        <w:rPr>
+          <w:rFonts w:ascii="var(--jp-content-font-family)" w:hAnsi="var(--jp-content-font-family)"/>
+          <w:b w:val="0"/>
+          <w:bCs w:val="0"/>
+          <w:sz w:val="24"/>
+          <w:szCs w:val="24"/>
+          <w:lang w:val="en-US"/>
+        </w:rPr>
+        <w:t>This perspective helps explain both the strong overall associations observed in the previous section and the substantial cross-country variation that remains. The comparison between expected and observed diffusion thus provides a useful lens for identifying countries that merit further investigation and for highlighting the diversity of pathways through which Montessori education spreads globally.</w:t>
+      </w:r>
+    </w:p>
+    <w:p>
+      <w:pPr>
+        <w:spacing w:before="100" w:beforeAutospacing="1" w:after="100" w:afterAutospacing="1"/>
+        <w:divId w:val="2126148768"/>
+        <w:rPr>
+          <w:rFonts w:eastAsia="Times New Roman"/>
+          <w:lang w:val="en-US"/>
+        </w:rPr>
+      </w:pPr>
+      <w:r>
+        <w:rPr>
+          <w:rFonts w:eastAsia="Times New Roman"/>
+          <w:lang w:val="en-US"/>
+        </w:rPr>
+        <w:t>At the same time, the analysis highlights several limitations that point to the need for further research. The underlying data, while providing a valuable global overview, remains subject to uncertainties in coverage, definitions, and comparability across countries. A preliminary reassessment of Montessori presence in Austria illustrates these challenges: even in a comparatively well-documented context, differences in classification, institutional structures, and data sources complicate the identification and comparison of Montessori schools. This underscores the need for more consistent data collection and clearer operational definitions at the country level.</w:t>
+      </w:r>
+    </w:p>
+    <w:p>
+      <w:pPr>
+        <w:spacing w:before="100" w:beforeAutospacing="1" w:after="100" w:afterAutospacing="1"/>
+        <w:divId w:val="2126148768"/>
+        <w:rPr>
+          <w:rFonts w:eastAsia="Times New Roman"/>
+          <w:lang w:val="en-US"/>
+        </w:rPr>
+      </w:pPr>
+      <w:r>
+        <w:rPr>
+          <w:rFonts w:eastAsia="Times New Roman"/>
+          <w:lang w:val="en-US"/>
+        </w:rPr>
+        <w:t>Beyond data quality, the results indicate that global correlations alone are insufficient to fully explain the observed patterns of diffusion. The identification of over- and underperforming countries relative to structural expectations suggests that additional factors—such as institutional arrangements, historical developments, or the role of specific organizations—</w:t>
+      </w:r>
+      <w:r>
+        <w:rPr>
+          <w:rFonts w:eastAsia="Times New Roman"/>
+          <w:lang w:val="en-US"/>
+        </w:rPr>
+        <w:lastRenderedPageBreak/>
+        <w:t>may play a decisive role within individual contexts. These deviations provide a promising starting point for more detailed empirical investigation.</w:t>
+      </w:r>
+    </w:p>
+    <w:p>
+      <w:pPr>
+        <w:spacing w:before="100" w:beforeAutospacing="1" w:after="100" w:afterAutospacing="1"/>
+        <w:divId w:val="2126148768"/>
+        <w:rPr>
+          <w:rFonts w:eastAsia="Times New Roman"/>
+          <w:lang w:val="en-US"/>
+        </w:rPr>
+      </w:pPr>
+      <w:r>
+        <w:rPr>
+          <w:rFonts w:eastAsia="Times New Roman"/>
+          <w:lang w:val="en-US"/>
+        </w:rPr>
+        <w:t>Taken together, these findings point toward a research agenda that combines improved data with more context-sensitive analytical approaches. Future work should aim to develop a conceptual framework for country-level analysis that can account for the interaction of economic, institutional, and organizational factors in shaping Montessori diffusion. In this regard, in-depth studies of selected countries—particularly those that deviate strongly from structural expectations—may offer valuable insights into the mechanisms underlying the global spread of Montessori education.</w:t>
+      </w:r>
+    </w:p>
+    <w:p>
+      <w:pPr>
+        <w:pStyle w:val="berschrift2"/>
+        <w:divId w:val="2126148768"/>
+        <w:rPr>
           <w:rFonts w:ascii="var(--jp-content-font-family)" w:eastAsia="Times New Roman" w:hAnsi="var(--jp-content-font-family)"/>
-          <w:lang w:val="en"/>
+          <w:lang w:val="en-US"/>
         </w:rPr>
       </w:pPr>
       <w:r>
         <w:rPr>
           <w:rFonts w:ascii="var(--jp-content-font-family)" w:eastAsia="Times New Roman" w:hAnsi="var(--jp-content-font-family)"/>
-          <w:lang w:val="en"/>
+          <w:lang w:val="en-US"/>
         </w:rPr>
         <w:t>Author Information</w:t>
       </w:r>
@@ -3467,7 +2717,7 @@
             <w:rStyle w:val="Hyperlink"/>
             <w:rFonts w:ascii="var(--jp-content-font-family)" w:eastAsia="Times New Roman" w:hAnsi="var(--jp-content-font-family)"/>
             <w:vanish/>
-            <w:lang w:val="en"/>
+            <w:lang w:val="en-US"/>
           </w:rPr>
           <w:t>¶</w:t>
         </w:r>
@@ -3479,20 +2729,20 @@
         <w:divId w:val="1339118193"/>
         <w:rPr>
           <w:rFonts w:ascii="var(--jp-content-font-family)" w:hAnsi="var(--jp-content-font-family)"/>
-          <w:lang w:val="en"/>
-        </w:rPr>
-      </w:pPr>
-      <w:r>
-        <w:rPr>
-          <w:rFonts w:ascii="var(--jp-content-font-family)" w:hAnsi="var(--jp-content-font-family)"/>
-          <w:lang w:val="en"/>
-        </w:rPr>
-        <w:t>Saša Lapter is member of the board at European Forum for Freedom in Education - Austrian Chapter. He can be reached at sasa.lapter@effe.at.</w:t>
-      </w:r>
-      <w:r>
-        <w:rPr>
-          <w:rFonts w:ascii="var(--jp-content-font-family)" w:hAnsi="var(--jp-content-font-family)"/>
-          <w:lang w:val="en"/>
+          <w:lang w:val="en-US"/>
+        </w:rPr>
+      </w:pPr>
+      <w:r>
+        <w:rPr>
+          <w:rFonts w:ascii="var(--jp-content-font-family)" w:hAnsi="var(--jp-content-font-family)"/>
+          <w:lang w:val="en-US"/>
+        </w:rPr>
+        <w:t>Saša Lapter is member of the board at European Forum for Freedom in Education - Austrian Chapter.</w:t>
+      </w:r>
+      <w:r>
+        <w:rPr>
+          <w:rFonts w:ascii="var(--jp-content-font-family)" w:hAnsi="var(--jp-content-font-family)"/>
+          <w:lang w:val="en-US"/>
         </w:rPr>
         <w:br/>
       </w:r>
@@ -3501,7 +2751,7 @@
           <w:rPr>
             <w:rStyle w:val="Hyperlink"/>
             <w:rFonts w:ascii="var(--jp-content-font-family)" w:hAnsi="var(--jp-content-font-family)"/>
-            <w:lang w:val="en"/>
+            <w:lang w:val="en-US"/>
           </w:rPr>
           <w:t>https://orcid.org/0009-0002-7136-2861</w:t>
         </w:r>
@@ -3513,13 +2763,13 @@
         <w:divId w:val="610816412"/>
         <w:rPr>
           <w:rFonts w:ascii="var(--jp-content-font-family)" w:eastAsia="Times New Roman" w:hAnsi="var(--jp-content-font-family)"/>
-          <w:lang w:val="en"/>
+          <w:lang w:val="en-US"/>
         </w:rPr>
       </w:pPr>
       <w:r>
         <w:rPr>
           <w:rFonts w:ascii="var(--jp-content-font-family)" w:eastAsia="Times New Roman" w:hAnsi="var(--jp-content-font-family)"/>
-          <w:lang w:val="en"/>
+          <w:lang w:val="en-US"/>
         </w:rPr>
         <w:t>References</w:t>
       </w:r>
@@ -3529,7 +2779,7 @@
             <w:rStyle w:val="Hyperlink"/>
             <w:rFonts w:ascii="var(--jp-content-font-family)" w:eastAsia="Times New Roman" w:hAnsi="var(--jp-content-font-family)"/>
             <w:vanish/>
-            <w:lang w:val="en"/>
+            <w:lang w:val="en-US"/>
           </w:rPr>
           <w:t>¶</w:t>
         </w:r>
@@ -3540,14 +2790,13 @@
         <w:pStyle w:val="StandardWeb"/>
         <w:divId w:val="275522361"/>
         <w:rPr>
-          <w:rFonts w:ascii="var(--jp-content-font-family)" w:hAnsi="var(--jp-content-font-family)"/>
-          <w:lang w:val="en"/>
-        </w:rPr>
-      </w:pPr>
-      <w:r>
-        <w:rPr>
-          <w:rFonts w:ascii="var(--jp-content-font-family)" w:hAnsi="var(--jp-content-font-family)"/>
-          <w:lang w:val="en"/>
+          <w:lang w:val="en-US"/>
+        </w:rPr>
+      </w:pPr>
+      <w:r>
+        <w:rPr>
+          <w:rFonts w:ascii="var(--jp-content-font-family)" w:hAnsi="var(--jp-content-font-family)"/>
+          <w:lang w:val="en-US"/>
         </w:rPr>
         <w:t xml:space="preserve">Debs, M. C., de Brouwer, J., Murray, A. K., Lawrence, L., Tyne, M., &amp; von der Wehl, C. (2022). Global Diffusion of Montessori Schools: A Report from the 2022 Global Montessori Census. Journal of Montessori Research, 8(2), 1-15. </w:t>
       </w:r>
@@ -3556,7 +2805,7 @@
           <w:rPr>
             <w:rStyle w:val="Hyperlink"/>
             <w:rFonts w:ascii="var(--jp-content-font-family)" w:hAnsi="var(--jp-content-font-family)"/>
-            <w:lang w:val="en"/>
+            <w:lang w:val="en-US"/>
           </w:rPr>
           <w:t>https://doi.org/10.17161/jomr.v8i2.18675</w:t>
         </w:r>
@@ -3564,52 +2813,792 @@
     </w:p>
     <w:p>
       <w:pPr>
-        <w:jc w:val="right"/>
-        <w:textAlignment w:val="top"/>
-        <w:divId w:val="1968660966"/>
+        <w:pStyle w:val="StandardWeb"/>
+        <w:pBdr>
+          <w:bottom w:val="single" w:sz="6" w:space="1" w:color="auto"/>
+        </w:pBdr>
+        <w:divId w:val="275522361"/>
+        <w:rPr>
+          <w:lang w:val="en-US"/>
+        </w:rPr>
+      </w:pPr>
+    </w:p>
+    <w:p>
+      <w:pPr>
+        <w:pStyle w:val="berschrift2"/>
+        <w:divId w:val="275522361"/>
         <w:rPr>
           <w:rFonts w:eastAsia="Times New Roman"/>
-          <w:lang w:val="en"/>
-        </w:rPr>
-      </w:pPr>
-      <w:r>
+          <w:lang w:val="en-US"/>
+        </w:rPr>
+      </w:pPr>
+      <w:r>
+        <w:rPr>
+          <w:lang w:val="en-US"/>
+        </w:rPr>
+        <w:t>Introduction</w:t>
+      </w:r>
+    </w:p>
+    <w:p>
+      <w:pPr>
+        <w:pStyle w:val="StandardWeb"/>
+        <w:divId w:val="275522361"/>
+        <w:rPr>
+          <w:lang w:val="en-US"/>
+        </w:rPr>
+      </w:pPr>
+      <w:r>
+        <w:rPr>
+          <w:lang w:val="en-US"/>
+        </w:rPr>
+        <w:t>The global spread of Montessori education has received increasing attention in recent years, yet systematic empirical analysis remains limited. Existing work, most notably the global Montessori census (Debs et al., 2022), provides a valuable descriptive overview but does not fully explain cross-country variation. This study aims to move beyond descriptive counts and identify structural factors associated with differences in Montessori presence across countries.</w:t>
+      </w:r>
+    </w:p>
+    <w:p>
+      <w:pPr>
+        <w:pStyle w:val="StandardWeb"/>
+        <w:divId w:val="275522361"/>
+        <w:rPr>
+          <w:lang w:val="en-US"/>
+        </w:rPr>
+      </w:pPr>
+      <w:r>
+        <w:rPr>
+          <w:lang w:val="en-US"/>
+        </w:rPr>
+        <w:t>The central research question is: which country-level conditions are associated with Montessori diffusion? The objective is not causal inference in a strict sense, but the identification and interpretation of broad structural patterns.</w:t>
+      </w:r>
+    </w:p>
+    <w:p>
+      <w:pPr>
+        <w:divId w:val="275522361"/>
+        <w:rPr>
+          <w:b/>
+          <w:bCs/>
+          <w:lang w:val="en-US"/>
+        </w:rPr>
+      </w:pPr>
+      <w:r>
+        <w:rPr>
+          <w:b/>
+          <w:bCs/>
+          <w:lang w:val="en-US"/>
+        </w:rPr>
+        <w:t>Conceptually, the analysis is informed by perspectives from the diffusion of innovations (Rogers, 2003) and institutional theory (Scott, 2014). From this viewpoint, the spread of Montessori education can be understood as the result of interactions between structural capacity (e.g., economic resources), institutional environments (e.g., education systems), and social demand. This provides a heuristic framework for interpreting the observed empirical patterns without assuming a single universal mechanism.</w:t>
+      </w:r>
+      <w:r>
+        <w:rPr>
+          <w:b/>
+          <w:noProof/>
+          <w:lang w:val="en-US"/>
+        </w:rPr>
+        <w:pict w14:anchorId="4EC0F0D5">
+          <v:rect id="_x0000_i1030" alt="" style="width:453.6pt;height:.05pt;mso-width-percent:0;mso-height-percent:0;mso-width-percent:0;mso-height-percent:0" o:hralign="center" o:hrstd="t" o:hr="t" fillcolor="#a0a0a0" stroked="f"/>
+        </w:pict>
+      </w:r>
+    </w:p>
+    <w:p>
+      <w:pPr>
+        <w:pStyle w:val="berschrift2"/>
+        <w:divId w:val="275522361"/>
+        <w:rPr>
+          <w:lang w:val="en-US"/>
+        </w:rPr>
+      </w:pPr>
+      <w:r>
+        <w:rPr>
+          <w:lang w:val="en-US"/>
+        </w:rPr>
+        <w:t>Data and Measurement</w:t>
+      </w:r>
+    </w:p>
+    <w:p>
+      <w:pPr>
+        <w:pStyle w:val="StandardWeb"/>
+        <w:divId w:val="275522361"/>
+        <w:rPr>
+          <w:lang w:val="en-US"/>
+        </w:rPr>
+      </w:pPr>
+      <w:r>
+        <w:rPr>
+          <w:lang w:val="en-US"/>
+        </w:rPr>
+        <w:lastRenderedPageBreak/>
+        <w:t>The analysis is based on the global Montessori census (Debs et al., 2022), covering approximately 130 countries. The key dependent variable is Montessori school density, defined as the number of Montessori schools per one million inhabitants.</w:t>
+      </w:r>
+    </w:p>
+    <w:p>
+      <w:pPr>
+        <w:pStyle w:val="StandardWeb"/>
+        <w:divId w:val="275522361"/>
+        <w:rPr>
+          <w:lang w:val="en-US"/>
+        </w:rPr>
+      </w:pPr>
+      <w:r>
+        <w:rPr>
+          <w:lang w:val="en-US"/>
+        </w:rPr>
+        <w:t>This measure allows meaningful cross-country comparison. Absolute school counts are strongly influenced by population size, whereas density captures relative societal penetration. Both measures are informative, but density provides a more appropriate basis for comparative analysis.</w:t>
+      </w:r>
+    </w:p>
+    <w:p>
+      <w:pPr>
+        <w:pStyle w:val="StandardWeb"/>
+        <w:divId w:val="275522361"/>
+        <w:rPr>
+          <w:lang w:val="en-US"/>
+        </w:rPr>
+      </w:pPr>
+      <w:r>
+        <w:rPr>
+          <w:lang w:val="en-US"/>
+        </w:rPr>
+        <w:t>Several explanatory variables are considered, including GDP per capita, the Gini coefficient, the Human Capital Index (HCI), urbanization, and public expenditure on education.</w:t>
+      </w:r>
+    </w:p>
+    <w:p>
+      <w:pPr>
+        <w:divId w:val="275522361"/>
+        <w:rPr>
+          <w:lang w:val="en-US"/>
+        </w:rPr>
+      </w:pPr>
+      <w:r>
+        <w:rPr>
+          <w:noProof/>
+          <w:lang w:val="en-US"/>
+        </w:rPr>
+        <w:pict w14:anchorId="165B5644">
+          <v:rect id="_x0000_i1029" alt="" style="width:453.6pt;height:.05pt;mso-width-percent:0;mso-height-percent:0;mso-width-percent:0;mso-height-percent:0" o:hralign="center" o:hrstd="t" o:hr="t" fillcolor="#a0a0a0" stroked="f"/>
+        </w:pict>
+      </w:r>
+    </w:p>
+    <w:p>
+      <w:pPr>
+        <w:pStyle w:val="berschrift2"/>
+        <w:divId w:val="275522361"/>
+        <w:rPr>
+          <w:lang w:val="en-US"/>
+        </w:rPr>
+      </w:pPr>
+      <w:r>
+        <w:rPr>
+          <w:lang w:val="en-US"/>
+        </w:rPr>
+        <w:t>Distribution of Montessori Density</w:t>
+      </w:r>
+    </w:p>
+    <w:p>
+      <w:pPr>
+        <w:pStyle w:val="StandardWeb"/>
+        <w:divId w:val="275522361"/>
+        <w:rPr>
+          <w:lang w:val="en-US"/>
+        </w:rPr>
+      </w:pPr>
+      <w:r>
+        <w:rPr>
+          <w:lang w:val="en-US"/>
+        </w:rPr>
+        <w:t>Montessori density exhibits a strongly right-skewed distribution in levels. On a logarithmic scale, however, the distribution becomes approximately symmetric. This indicates that cross-country differences occur in multiplicative terms, with variation best interpreted as differences in orders of magnitude rather than absolute levels. The use of logarithmic transformations is therefore appropriate for subsequent analysis.</w:t>
+      </w:r>
+    </w:p>
+    <w:p>
+      <w:pPr>
+        <w:divId w:val="275522361"/>
+        <w:rPr>
+          <w:lang w:val="en-US"/>
+        </w:rPr>
+      </w:pPr>
+      <w:r>
+        <w:rPr>
+          <w:noProof/>
+          <w:lang w:val="en-US"/>
+        </w:rPr>
+        <w:pict w14:anchorId="74309CFC">
+          <v:rect id="_x0000_i1028" alt="" style="width:453.6pt;height:.05pt;mso-width-percent:0;mso-height-percent:0;mso-width-percent:0;mso-height-percent:0" o:hralign="center" o:hrstd="t" o:hr="t" fillcolor="#a0a0a0" stroked="f"/>
+        </w:pict>
+      </w:r>
+    </w:p>
+    <w:p>
+      <w:pPr>
+        <w:pStyle w:val="berschrift2"/>
+        <w:divId w:val="275522361"/>
+        <w:rPr>
+          <w:lang w:val="en-US"/>
+        </w:rPr>
+      </w:pPr>
+      <w:r>
+        <w:rPr>
+          <w:lang w:val="en-US"/>
+        </w:rPr>
+        <w:t>Correlates of Montessori Diffusion</w:t>
+      </w:r>
+    </w:p>
+    <w:p>
+      <w:pPr>
+        <w:pStyle w:val="berschrift3"/>
+        <w:divId w:val="275522361"/>
+        <w:rPr>
+          <w:lang w:val="en-US"/>
+        </w:rPr>
+      </w:pPr>
+      <w:r>
+        <w:rPr>
+          <w:lang w:val="en-US"/>
+        </w:rPr>
+        <w:t>GDP and Development</w:t>
+      </w:r>
+    </w:p>
+    <w:p>
+      <w:pPr>
+        <w:pStyle w:val="StandardWeb"/>
+        <w:divId w:val="275522361"/>
+        <w:rPr>
+          <w:lang w:val="en-US"/>
+        </w:rPr>
+      </w:pPr>
+      <w:r>
+        <w:rPr>
+          <w:lang w:val="en-US"/>
+        </w:rPr>
+        <w:t xml:space="preserve">A strong and consistent positive relationship is observed between Montessori density and GDP per capita. In the log-log specification, the Pearson correlation reaches approximately r = 0.60 in the filtered sample, indicating a substantial association between economic development and Montessori presence. </w:t>
+      </w:r>
+      <w:r>
+        <w:rPr>
+          <w:rStyle w:val="Fett"/>
+          <w:lang w:val="en-US"/>
+        </w:rPr>
+        <w:t>This relationship is consistent with the interpretation that higher levels of economic development provide the structural capacity—such as resources, institutional diversity, and parental choice—within which alternative educational models can emerge and expand.</w:t>
+      </w:r>
+    </w:p>
+    <w:p>
+      <w:pPr>
+        <w:pStyle w:val="StandardWeb"/>
+        <w:divId w:val="275522361"/>
+        <w:rPr>
+          <w:lang w:val="en-US"/>
+        </w:rPr>
+      </w:pPr>
+      <w:r>
+        <w:rPr>
+          <w:lang w:val="en-US"/>
+        </w:rPr>
+        <w:t>A similarly strong correlation is found for the Human Capital Index. However, GDP per capita and HCI are themselves highly correlated (r ≈ 0.93), suggesting that both variables capture the same underlying dimension of socio-economic development. The HCI result therefore does not indicate an independent effect but confirms the robustness of the relationship.</w:t>
+      </w:r>
+    </w:p>
+    <w:p>
+      <w:pPr>
+        <w:pStyle w:val="berschrift3"/>
+        <w:divId w:val="275522361"/>
+        <w:rPr>
+          <w:lang w:val="en-US"/>
+        </w:rPr>
+      </w:pPr>
+      <w:r>
+        <w:rPr>
+          <w:lang w:val="en-US"/>
+        </w:rPr>
+        <w:t>Additional Structural Variables</w:t>
+      </w:r>
+    </w:p>
+    <w:p>
+      <w:pPr>
+        <w:pStyle w:val="StandardWeb"/>
+        <w:divId w:val="275522361"/>
+        <w:rPr>
+          <w:lang w:val="en-US"/>
+        </w:rPr>
+      </w:pPr>
+      <w:r>
+        <w:rPr>
+          <w:lang w:val="en-US"/>
+        </w:rPr>
+        <w:t>Urbanization shows a moderate positive association with Montessori density (r ≈ 0.38–0.39). At the same time, it is strongly correlated with GDP (r ≈ 0.70), indicating that it largely reflects the same development dimension, potentially capturing structural features such as population concentration and institutional infrastructure.</w:t>
+      </w:r>
+    </w:p>
+    <w:p>
+      <w:pPr>
+        <w:pStyle w:val="StandardWeb"/>
+        <w:divId w:val="275522361"/>
+        <w:rPr>
+          <w:lang w:val="en-US"/>
+        </w:rPr>
+      </w:pPr>
+      <w:r>
+        <w:rPr>
+          <w:lang w:val="en-US"/>
+        </w:rPr>
+        <w:lastRenderedPageBreak/>
+        <w:t>Public expenditure on education shows a weaker but positive relationship with Montessori density (r ≈ 0.28–0.29 in the filtered sample). Its correlation with GDP is comparatively low (r ≈ 0.23–0.29), suggesting that it represents a more independent policy dimension. The positive relationship does not support the hypothesis that Montessori diffusion is driven by deficiencies in public education systems. Instead, it appears more consistent with Montessori functioning as a complementary educational option in already developed systems.</w:t>
+      </w:r>
+    </w:p>
+    <w:p>
+      <w:pPr>
+        <w:pStyle w:val="berschrift3"/>
+        <w:divId w:val="275522361"/>
+        <w:rPr>
+          <w:lang w:val="en-US"/>
+        </w:rPr>
+      </w:pPr>
+      <w:r>
+        <w:rPr>
+          <w:lang w:val="en-US"/>
+        </w:rPr>
+        <w:t>Income Inequality</w:t>
+      </w:r>
+    </w:p>
+    <w:p>
+      <w:pPr>
+        <w:pStyle w:val="StandardWeb"/>
+        <w:divId w:val="275522361"/>
+        <w:rPr>
+          <w:lang w:val="en-US"/>
+        </w:rPr>
+      </w:pPr>
+      <w:r>
+        <w:rPr>
+          <w:lang w:val="en-US"/>
+        </w:rPr>
+        <w:t>The relationship between Montessori density and income inequality is more complex. In the full sample, the Gini coefficient shows only a weak association (r ≈ -0.04 to -0.06). In the filtered sample, the relationship becomes moderately negative (r ≈ -0.19 to -0.24).</w:t>
+      </w:r>
+    </w:p>
+    <w:p>
+      <w:pPr>
+        <w:pStyle w:val="StandardWeb"/>
+        <w:divId w:val="275522361"/>
+        <w:rPr>
+          <w:lang w:val="en-US"/>
+        </w:rPr>
+      </w:pPr>
+      <w:r>
+        <w:rPr>
+          <w:lang w:val="en-US"/>
+        </w:rPr>
+        <w:t>A more detailed analysis reveals strong heterogeneity across development levels. For countries below the World Bank threshold for upper-middle income, a positive association is observed (r = 0.43, p = 0.064), whereas for higher-income countries the relationship is negative (r = -0.38, p = 0.011).</w:t>
+      </w:r>
+    </w:p>
+    <w:p>
+      <w:pPr>
+        <w:pStyle w:val="StandardWeb"/>
+        <w:divId w:val="275522361"/>
+        <w:rPr>
+          <w:lang w:val="en-US"/>
+        </w:rPr>
+      </w:pPr>
+      <w:r>
+        <w:rPr>
+          <w:rStyle w:val="Fett"/>
+          <w:lang w:val="en-US"/>
+        </w:rPr>
+        <w:t>To distinguish between descriptive and independent relationships, partial correlations controlling for GDP were computed. This step is important because bivariate correlations may reflect shared underlying structure rather than direct associations.</w:t>
+      </w:r>
+    </w:p>
+    <w:p>
+      <w:pPr>
+        <w:pStyle w:val="StandardWeb"/>
+        <w:divId w:val="275522361"/>
+        <w:rPr>
+          <w:lang w:val="en-US"/>
+        </w:rPr>
+      </w:pPr>
+      <w:r>
+        <w:rPr>
+          <w:lang w:val="en-US"/>
+        </w:rPr>
+        <w:t>In lower-income countries, a positive and statistically significant relationship remains (r = 0.305, p = 0.041, n = 45). In contrast, no significant relationship is observed in higher-income countries (r = 0.153, p = 0.179, n = 79).</w:t>
+      </w:r>
+    </w:p>
+    <w:p>
+      <w:pPr>
+        <w:pStyle w:val="StandardWeb"/>
+        <w:divId w:val="275522361"/>
+        <w:rPr>
+          <w:lang w:val="en-US"/>
+        </w:rPr>
+      </w:pPr>
+      <w:r>
+        <w:rPr>
+          <w:lang w:val="en-US"/>
+        </w:rPr>
+        <w:t xml:space="preserve">These results indicate an asymmetric role of inequality. In lower-income contexts, inequality </w:t>
+      </w:r>
+      <w:r>
+        <w:rPr>
+          <w:rStyle w:val="Fett"/>
+          <w:lang w:val="en-US"/>
+        </w:rPr>
+        <w:t>is associated with</w:t>
+      </w:r>
+      <w:r>
+        <w:rPr>
+          <w:lang w:val="en-US"/>
+        </w:rPr>
+        <w:t xml:space="preserve"> the emergence of Montessori education as a niche phenomenon. In higher-income countries, however, inequality does not independently explain variation in Montessori density once overall development is taken into account.</w:t>
+      </w:r>
+    </w:p>
+    <w:p>
+      <w:pPr>
+        <w:pStyle w:val="StandardWeb"/>
+        <w:divId w:val="275522361"/>
+        <w:rPr>
+          <w:lang w:val="en-US"/>
+        </w:rPr>
+      </w:pPr>
+      <w:r>
+        <w:rPr>
+          <w:lang w:val="en-US"/>
+        </w:rPr>
+        <w:t>Importantly, the findings do not support a simple characterization of Montessori education as an elite phenomenon. While inequality may enable initial emergence in lower-income settings, the absence of a systematic positive relationship in higher-income contexts suggests that broader diffusion is not confined to narrow high-income groups, but is consistent with wider social uptake.</w:t>
+      </w:r>
+    </w:p>
+    <w:p>
+      <w:pPr>
+        <w:divId w:val="275522361"/>
+        <w:rPr>
+          <w:lang w:val="en-US"/>
+        </w:rPr>
+      </w:pPr>
+      <w:r>
+        <w:rPr>
+          <w:noProof/>
+          <w:lang w:val="en-US"/>
+        </w:rPr>
+        <w:pict w14:anchorId="74E259AB">
+          <v:rect id="_x0000_i1027" style="width:0;height:1.5pt" o:hralign="center" o:hrstd="t" o:hr="t" fillcolor="#a0a0a0" stroked="f"/>
+        </w:pict>
+      </w:r>
+    </w:p>
+    <w:p>
+      <w:pPr>
+        <w:pStyle w:val="berschrift2"/>
+        <w:divId w:val="275522361"/>
+        <w:rPr>
+          <w:lang w:val="en-US"/>
+        </w:rPr>
+      </w:pPr>
+      <w:r>
+        <w:rPr>
+          <w:lang w:val="en-US"/>
+        </w:rPr>
+        <w:t>Expected vs. Actual Diffusion</w:t>
+      </w:r>
+    </w:p>
+    <w:p>
+      <w:pPr>
+        <w:pStyle w:val="StandardWeb"/>
+        <w:divId w:val="275522361"/>
+        <w:rPr>
+          <w:lang w:val="en-US"/>
+        </w:rPr>
+      </w:pPr>
+      <w:r>
+        <w:rPr>
+          <w:lang w:val="en-US"/>
+        </w:rPr>
+        <w:t>To further explore cross-country differences, a benchmark model based on GDP per capita was constructed. This allows comparison between expected and observed Montessori density.</w:t>
+      </w:r>
+    </w:p>
+    <w:p>
+      <w:pPr>
+        <w:pStyle w:val="StandardWeb"/>
+        <w:divId w:val="275522361"/>
+        <w:rPr>
+          <w:lang w:val="en-US"/>
+        </w:rPr>
+      </w:pPr>
+      <w:r>
+        <w:rPr>
+          <w:lang w:val="en-US"/>
+        </w:rPr>
+        <w:t>The analysis reveals substantial variation around structural expectations. Several countries significantly overperform or underperform relative to predicted values. For example, countries such as Tanzania, Ghana, and Thailand exhibit substantially higher Montessori density than expected, while countries such as South Korea, Indonesia, and Brazil fall below expectations.</w:t>
+      </w:r>
+    </w:p>
+    <w:p>
+      <w:pPr>
+        <w:pStyle w:val="StandardWeb"/>
+        <w:divId w:val="275522361"/>
+        <w:rPr>
+          <w:lang w:val="en-US"/>
+        </w:rPr>
+      </w:pPr>
+      <w:r>
+        <w:rPr>
+          <w:lang w:val="en-US"/>
+        </w:rPr>
+        <w:lastRenderedPageBreak/>
+        <w:t>These deviations suggest that additional country-specific factors—such as institutional arrangements, historical developments, or the role of specific organizations—may play an important role in shaping Montessori diffusion.</w:t>
+      </w:r>
+    </w:p>
+    <w:p>
+      <w:pPr>
+        <w:divId w:val="275522361"/>
+        <w:rPr>
+          <w:lang w:val="en-US"/>
+        </w:rPr>
+      </w:pPr>
+      <w:r>
+        <w:rPr>
+          <w:noProof/>
+          <w:lang w:val="en-US"/>
+        </w:rPr>
+        <w:pict w14:anchorId="6233CD2C">
+          <v:rect id="_x0000_i1026" alt="" style="width:453.6pt;height:.05pt;mso-width-percent:0;mso-height-percent:0;mso-width-percent:0;mso-height-percent:0" o:hralign="center" o:hrstd="t" o:hr="t" fillcolor="#a0a0a0" stroked="f"/>
+        </w:pict>
+      </w:r>
+    </w:p>
+    <w:p>
+      <w:pPr>
+        <w:pStyle w:val="berschrift2"/>
+        <w:divId w:val="275522361"/>
+        <w:rPr>
+          <w:lang w:val="en-US"/>
+        </w:rPr>
+      </w:pPr>
+      <w:r>
+        <w:rPr>
+          <w:lang w:val="en-US"/>
+        </w:rPr>
+        <w:t>Discussion</w:t>
+      </w:r>
+    </w:p>
+    <w:p>
+      <w:pPr>
+        <w:pStyle w:val="StandardWeb"/>
+        <w:divId w:val="275522361"/>
+        <w:rPr>
+          <w:lang w:val="en-US"/>
+        </w:rPr>
+      </w:pPr>
+      <w:r>
+        <w:rPr>
+          <w:lang w:val="en-US"/>
+        </w:rPr>
+        <w:t xml:space="preserve">The results point to a stage-dependent diffusion process. In lower-income countries, Montessori education often emerges through niche dynamics, supported by small affluent groups or external actors. In higher-income countries, diffusion appears to be </w:t>
+      </w:r>
+      <w:r>
+        <w:rPr>
+          <w:rStyle w:val="Fett"/>
+          <w:lang w:val="en-US"/>
+        </w:rPr>
+        <w:t>primarily associated with</w:t>
+      </w:r>
+      <w:r>
+        <w:rPr>
+          <w:lang w:val="en-US"/>
+        </w:rPr>
+        <w:t xml:space="preserve"> broader structural capacity, with economic development playing a central role.</w:t>
+      </w:r>
+    </w:p>
+    <w:p>
+      <w:pPr>
+        <w:pStyle w:val="StandardWeb"/>
+        <w:divId w:val="275522361"/>
+        <w:rPr>
+          <w:lang w:val="en-US"/>
+        </w:rPr>
+      </w:pPr>
+      <w:r>
+        <w:rPr>
+          <w:lang w:val="en-US"/>
+        </w:rPr>
+        <w:t xml:space="preserve">At the same time, the analysis highlights the limitations of purely global approaches. While macro-level patterns are informative, they do not fully capture the mechanisms underlying diffusion within individual countries. </w:t>
+      </w:r>
+      <w:r>
+        <w:rPr>
+          <w:rStyle w:val="Fett"/>
+          <w:lang w:val="en-US"/>
+        </w:rPr>
+        <w:t>In particular, the cross-sectional nature of the data limits the ability to assess dynamic processes over time, and the absence of variables capturing institutional, cultural, or policy-specific factors constrains explanatory depth.</w:t>
+      </w:r>
+    </w:p>
+    <w:p>
+      <w:pPr>
+        <w:divId w:val="275522361"/>
+        <w:rPr>
+          <w:lang w:val="en-US"/>
+        </w:rPr>
+      </w:pPr>
+      <w:r>
+        <w:rPr>
+          <w:noProof/>
+          <w:lang w:val="en-US"/>
+        </w:rPr>
+        <w:pict w14:anchorId="21A6A5FE">
+          <v:rect id="_x0000_i1025" style="width:0;height:1.5pt" o:hralign="center" o:hrstd="t" o:hr="t" fillcolor="#a0a0a0" stroked="f"/>
+        </w:pict>
+      </w:r>
+    </w:p>
+    <w:p>
+      <w:pPr>
+        <w:pStyle w:val="berschrift2"/>
+        <w:divId w:val="275522361"/>
+        <w:rPr>
+          <w:lang w:val="en-US"/>
+        </w:rPr>
+      </w:pPr>
+      <w:r>
+        <w:rPr>
+          <w:lang w:val="en-US"/>
+        </w:rPr>
+        <w:t>Conclusion</w:t>
+      </w:r>
+    </w:p>
+    <w:p>
+      <w:pPr>
+        <w:pStyle w:val="StandardWeb"/>
+        <w:divId w:val="275522361"/>
+        <w:rPr>
+          <w:lang w:val="en-US"/>
+        </w:rPr>
+      </w:pPr>
+      <w:r>
+        <w:rPr>
+          <w:lang w:val="en-US"/>
+        </w:rPr>
+        <w:t>This study provides a first step toward a more systematic understanding of the global diffusion of Montessori education. By focusing on population-adjusted measures, it reveals substantial cross-country variation that cannot be explained by size alone. Montessori diffusion is strongly associated with socio-economic development, while inequality plays a role primarily in lower-income contexts.</w:t>
+      </w:r>
+    </w:p>
+    <w:p>
+      <w:pPr>
+        <w:pStyle w:val="StandardWeb"/>
+        <w:divId w:val="275522361"/>
+        <w:rPr>
+          <w:lang w:val="en-US"/>
+        </w:rPr>
+      </w:pPr>
+      <w:r>
+        <w:rPr>
+          <w:lang w:val="en-US"/>
+        </w:rPr>
+        <w:t xml:space="preserve">At the same time, the analysis highlights important limitations. The underlying data remains subject to uncertainties in coverage, definitions, and comparability. A preliminary reassessment of Montessori presence in Austria illustrates these challenges: even in a comparatively well-documented context, differences in classification, institutional structures, and data sources complicate the identification and comparison of Montessori schools. </w:t>
+      </w:r>
+      <w:r>
+        <w:rPr>
+          <w:rStyle w:val="Fett"/>
+          <w:lang w:val="en-US"/>
+        </w:rPr>
+        <w:t>This example highlights that data limitations are not confined to low-information environments but may also affect well-documented systems, reinforcing the need for standardized definitions and data collection practices.</w:t>
+      </w:r>
+    </w:p>
+    <w:p>
+      <w:pPr>
+        <w:pStyle w:val="StandardWeb"/>
+        <w:divId w:val="275522361"/>
+        <w:rPr>
+          <w:lang w:val="en-US"/>
+        </w:rPr>
+      </w:pPr>
+      <w:r>
+        <w:rPr>
+          <w:lang w:val="en-US"/>
+        </w:rPr>
+        <w:t>Beyond data quality, the findings indicate that global correlations alone are insufficient to explain diffusion patterns. The identification of over- and underperforming countries provides a useful starting point for more detailed empirical investigation. Future research should focus on developing a conceptual framework for country-level analysis, combining economic, institutional, and organizational factors.</w:t>
+      </w:r>
+    </w:p>
+    <w:p>
+      <w:pPr>
+        <w:pStyle w:val="StandardWeb"/>
+        <w:divId w:val="275522361"/>
+        <w:rPr>
+          <w:lang w:val="en-US"/>
+        </w:rPr>
+      </w:pPr>
+      <w:r>
+        <w:rPr>
+          <w:lang w:val="en-US"/>
+        </w:rPr>
+        <w:t>Taken together, these results suggest that understanding the global diffusion of Montessori education requires a shift from aggregate patterns toward context-specific analysis, supported by improved data and theoretically informed case-based research.</w:t>
+      </w:r>
+    </w:p>
+    <w:p>
+      <w:pPr>
+        <w:pStyle w:val="StandardWeb"/>
+        <w:divId w:val="275522361"/>
+        <w:rPr>
+          <w:lang w:val="en-US"/>
+        </w:rPr>
+      </w:pPr>
+    </w:p>
+    <w:p>
+      <w:pPr>
+        <w:spacing w:before="100" w:beforeAutospacing="1" w:after="100" w:afterAutospacing="1"/>
+        <w:divId w:val="275522361"/>
         <w:rPr>
           <w:rFonts w:eastAsia="Times New Roman"/>
-          <w:lang w:val="en"/>
-        </w:rPr>
-        <w:t>In </w:t>
-      </w:r>
-      <w:proofErr w:type="gramStart"/>
+        </w:rPr>
+      </w:pPr>
       <w:r>
         <w:rPr>
           <w:rFonts w:eastAsia="Times New Roman"/>
-          <w:lang w:val="en"/>
-        </w:rPr>
-        <w:t>[ ]</w:t>
-      </w:r>
-      <w:proofErr w:type="gramEnd"/>
+        </w:rPr>
+        <w:lastRenderedPageBreak/>
+        <w:t xml:space="preserve">Rogers, E. M. (2003). </w:t>
+      </w:r>
       <w:r>
         <w:rPr>
           <w:rFonts w:eastAsia="Times New Roman"/>
-          <w:lang w:val="en"/>
-        </w:rPr>
-        <w:t>:</w:t>
-      </w:r>
-    </w:p>
-    <w:p>
-      <w:pPr>
-        <w:pStyle w:val="HTMLVorformatiert"/>
-        <w:divId w:val="365564369"/>
-        <w:rPr>
-          <w:lang w:val="en"/>
-        </w:rPr>
-      </w:pPr>
-      <w:r>
-        <w:rPr>
-          <w:lang w:val="en"/>
-        </w:rPr>
-        <w:t xml:space="preserve"> </w:t>
-      </w:r>
+          <w:i/>
+          <w:iCs/>
+        </w:rPr>
+        <w:t>Diffusion of innovations</w:t>
+      </w:r>
+      <w:r>
+        <w:rPr>
+          <w:rFonts w:eastAsia="Times New Roman"/>
+        </w:rPr>
+        <w:t xml:space="preserve"> (5th ed.). Free Press.</w:t>
+      </w:r>
+    </w:p>
+    <w:p>
+      <w:pPr>
+        <w:spacing w:before="100" w:beforeAutospacing="1" w:after="100" w:afterAutospacing="1"/>
+        <w:divId w:val="275522361"/>
+        <w:rPr>
+          <w:rFonts w:eastAsia="Times New Roman"/>
+        </w:rPr>
+      </w:pPr>
+      <w:r>
+        <w:rPr>
+          <w:rFonts w:eastAsia="Times New Roman"/>
+        </w:rPr>
+        <w:t xml:space="preserve">Scott, W. R. (2014). </w:t>
+      </w:r>
+      <w:r>
+        <w:rPr>
+          <w:rFonts w:eastAsia="Times New Roman"/>
+          <w:i/>
+          <w:iCs/>
+        </w:rPr>
+        <w:t>Institutions and organizations: Ideas, interests, and identities</w:t>
+      </w:r>
+      <w:r>
+        <w:rPr>
+          <w:rFonts w:eastAsia="Times New Roman"/>
+        </w:rPr>
+        <w:t xml:space="preserve"> (4th ed.). SAGE Publications.</w:t>
+      </w:r>
+    </w:p>
+    <w:p>
+      <w:pPr>
+        <w:pStyle w:val="StandardWeb"/>
+        <w:divId w:val="275522361"/>
+        <w:rPr>
+          <w:lang w:val="en-US"/>
+        </w:rPr>
+      </w:pPr>
+    </w:p>
+    <w:p>
+      <w:pPr>
+        <w:pStyle w:val="berschrift2"/>
+        <w:divId w:val="275522361"/>
+        <w:rPr>
+          <w:rFonts w:ascii="var(--jp-content-font-family)" w:hAnsi="var(--jp-content-font-family)"/>
+          <w:lang w:val="en-US"/>
+        </w:rPr>
+      </w:pPr>
     </w:p>
     <w:sectPr>
       <w:pgSz w:w="11906" w:h="16838"/>
@@ -4349,7 +4338,6 @@
     <w:name w:val="Normal (Web)"/>
     <w:basedOn w:val="Standard"/>
     <w:uiPriority w:val="99"/>
-    <w:semiHidden/>
     <w:unhideWhenUsed/>
     <w:pPr>
       <w:spacing w:before="100" w:beforeAutospacing="1" w:after="100" w:afterAutospacing="1"/>
@@ -6932,6 +6920,52 @@
       <w:sz w:val="18"/>
       <w:szCs w:val="18"/>
     </w:rPr>
+  </w:style>
+  <w:style w:type="table" w:styleId="EinfacheTabelle4">
+    <w:name w:val="Plain Table 4"/>
+    <w:basedOn w:val="NormaleTabelle"/>
+    <w:uiPriority w:val="44"/>
+    <w:rsid w:val="00927570"/>
+    <w:tblPr>
+      <w:tblStyleRowBandSize w:val="1"/>
+      <w:tblStyleColBandSize w:val="1"/>
+    </w:tblPr>
+    <w:tblStylePr w:type="firstRow">
+      <w:rPr>
+        <w:b/>
+        <w:bCs/>
+      </w:rPr>
+    </w:tblStylePr>
+    <w:tblStylePr w:type="lastRow">
+      <w:rPr>
+        <w:b/>
+        <w:bCs/>
+      </w:rPr>
+    </w:tblStylePr>
+    <w:tblStylePr w:type="firstCol">
+      <w:rPr>
+        <w:b/>
+        <w:bCs/>
+      </w:rPr>
+    </w:tblStylePr>
+    <w:tblStylePr w:type="lastCol">
+      <w:rPr>
+        <w:b/>
+        <w:bCs/>
+      </w:rPr>
+    </w:tblStylePr>
+    <w:tblStylePr w:type="band1Vert">
+      <w:tblPr/>
+      <w:tcPr>
+        <w:shd w:val="clear" w:color="auto" w:fill="F2F2F2" w:themeFill="background1" w:themeFillShade="F2"/>
+      </w:tcPr>
+    </w:tblStylePr>
+    <w:tblStylePr w:type="band1Horz">
+      <w:tblPr/>
+      <w:tcPr>
+        <w:shd w:val="clear" w:color="auto" w:fill="F2F2F2" w:themeFill="background1" w:themeFillShade="F2"/>
+      </w:tcPr>
+    </w:tblStylePr>
   </w:style>
 </w:styles>
 </file>
